--- a/write_up/drafts/4_results/results_DRAFT_2.docx
+++ b/write_up/drafts/4_results/results_DRAFT_2.docx
@@ -30,30 +30,16 @@
         </w:numPr>
       </w:pPr>
       <w:r>
-        <w:t xml:space="preserve">24 </w:t>
-      </w:r>
-      <w:proofErr w:type="spellStart"/>
-      <w:r>
-        <w:t>μg</w:t>
-      </w:r>
-      <w:proofErr w:type="spellEnd"/>
-      <w:r>
-        <w:t>/</w:t>
-      </w:r>
-      <w:r>
-        <w:t>cm</w:t>
-      </w:r>
-      <w:r>
-        <w:rPr>
-          <w:vertAlign w:val="superscript"/>
-        </w:rPr>
-        <w:t xml:space="preserve">2 </w:t>
-      </w:r>
-      <w:r>
-        <w:t>protease</w:t>
-      </w:r>
-      <w:r>
-        <w:t xml:space="preserve"> exposure replicates exhibit distinct quality-control profiles</w:t>
+        <w:t>Review of quality-control</w:t>
+      </w:r>
+      <w:r>
+        <w:t xml:space="preserve"> (QC)</w:t>
+      </w:r>
+      <w:r>
+        <w:t xml:space="preserve"> metrics </w:t>
+      </w:r>
+      <w:r>
+        <w:t>to identify samples with unique QC profiles</w:t>
       </w:r>
     </w:p>
     <w:p>
@@ -64,23 +50,7 @@
         <w:t xml:space="preserve"> generated</w:t>
       </w:r>
       <w:r>
-        <w:t xml:space="preserve"> by </w:t>
-      </w:r>
-      <w:proofErr w:type="spellStart"/>
-      <w:r>
-        <w:t>FastQC</w:t>
-      </w:r>
-      <w:proofErr w:type="spellEnd"/>
-      <w:r>
-        <w:t xml:space="preserve"> and </w:t>
-      </w:r>
-      <w:proofErr w:type="spellStart"/>
-      <w:r>
-        <w:t>miRTrace</w:t>
-      </w:r>
-      <w:proofErr w:type="spellEnd"/>
-      <w:r>
-        <w:t xml:space="preserve"> </w:t>
+        <w:t xml:space="preserve"> by FastQC and miRTrace </w:t>
       </w:r>
       <w:r>
         <w:t xml:space="preserve">using trimmed reads </w:t>
@@ -95,18 +65,10 @@
         <w:t xml:space="preserve">to identify </w:t>
       </w:r>
       <w:r>
-        <w:t>potential outliers</w:t>
-      </w:r>
-      <w:r>
-        <w:t xml:space="preserve"> (Supplementary [</w:t>
-      </w:r>
-      <w:proofErr w:type="spellStart"/>
-      <w:r>
-        <w:t>multiqc</w:t>
-      </w:r>
-      <w:proofErr w:type="spellEnd"/>
-      <w:r>
-        <w:t xml:space="preserve"> report</w:t>
+        <w:t>samples with distinct profiles</w:t>
+      </w:r>
+      <w:r>
+        <w:t xml:space="preserve"> (Supplementary [multiqc report</w:t>
       </w:r>
       <w:r>
         <w:t>s</w:t>
@@ -121,13 +83,8 @@
         <w:t xml:space="preserve">. </w:t>
       </w:r>
       <w:r>
-        <w:t xml:space="preserve">The three 24 </w:t>
-      </w:r>
-      <w:proofErr w:type="spellStart"/>
-      <w:r>
-        <w:t>μg</w:t>
-      </w:r>
-      <w:proofErr w:type="spellEnd"/>
+        <w:t>The three 24 μg</w:t>
+      </w:r>
       <w:r>
         <w:t>/</w:t>
       </w:r>
@@ -141,7 +98,13 @@
         <w:t>2</w:t>
       </w:r>
       <w:r>
-        <w:t xml:space="preserve"> protease-treated primary HBEC replicates displayed distinct GC-content, read-length, and sequence duplication profiles compared with the remaining primary HBEC and Calu-3 samples (Figure 2).</w:t>
+        <w:t xml:space="preserve"> protease-treated primary HBEC replicates displayed distinct GC-content, read-length, and sequence duplication profiles compared with the remaining primary HBEC </w:t>
+      </w:r>
+      <w:r>
+        <w:t xml:space="preserve">samples </w:t>
+      </w:r>
+      <w:r>
+        <w:t>and Calu-3 samples (Figure 2).</w:t>
       </w:r>
     </w:p>
     <w:p>
@@ -160,11 +123,9 @@
       <w:r>
         <w:t xml:space="preserve"> </w:t>
       </w:r>
-      <w:proofErr w:type="spellStart"/>
       <w:r>
         <w:t>μg</w:t>
       </w:r>
-      <w:proofErr w:type="spellEnd"/>
       <w:r>
         <w:t>/</w:t>
       </w:r>
@@ -205,25 +166,23 @@
         <w:t>49%.</w:t>
       </w:r>
       <w:r>
+        <w:t xml:space="preserve"> GC content</w:t>
+      </w:r>
+      <w:r>
+        <w:t xml:space="preserve"> across all trimmed reads </w:t>
+      </w:r>
+      <w:r>
+        <w:t xml:space="preserve">was higher in the </w:t>
+      </w:r>
+      <w:r>
+        <w:t>24</w:t>
+      </w:r>
+      <w:r>
         <w:t xml:space="preserve"> </w:t>
       </w:r>
       <w:r>
-        <w:t xml:space="preserve">Library </w:t>
-      </w:r>
-      <w:r>
-        <w:t xml:space="preserve">GC content was higher in the </w:t>
-      </w:r>
-      <w:r>
-        <w:t>24</w:t>
-      </w:r>
-      <w:r>
-        <w:t xml:space="preserve"> </w:t>
-      </w:r>
-      <w:proofErr w:type="spellStart"/>
-      <w:r>
         <w:t>μg</w:t>
       </w:r>
-      <w:proofErr w:type="spellEnd"/>
       <w:r>
         <w:t>/</w:t>
       </w:r>
@@ -255,15 +214,7 @@
         <w:t>and 49.75% in Calu-3 samples (</w:t>
       </w:r>
       <w:r>
-        <w:t>Supplementary [</w:t>
-      </w:r>
-      <w:proofErr w:type="spellStart"/>
-      <w:r>
-        <w:t>multiqc</w:t>
-      </w:r>
-      <w:proofErr w:type="spellEnd"/>
-      <w:r>
-        <w:t xml:space="preserve"> report</w:t>
+        <w:t>Supplementary [multiqc report</w:t>
       </w:r>
       <w:r>
         <w:t>s</w:t>
@@ -300,11 +251,9 @@
       <w:r>
         <w:t xml:space="preserve"> </w:t>
       </w:r>
-      <w:proofErr w:type="spellStart"/>
       <w:r>
         <w:t>μg</w:t>
       </w:r>
-      <w:proofErr w:type="spellEnd"/>
       <w:r>
         <w:t>/</w:t>
       </w:r>
@@ -364,11 +313,9 @@
       <w:r>
         <w:t xml:space="preserve"> </w:t>
       </w:r>
-      <w:proofErr w:type="spellStart"/>
       <w:r>
         <w:t>μg</w:t>
       </w:r>
-      <w:proofErr w:type="spellEnd"/>
       <w:r>
         <w:t>/</w:t>
       </w:r>
@@ -385,7 +332,7 @@
         <w:t xml:space="preserve"> replicates </w:t>
       </w:r>
       <w:r>
-        <w:t xml:space="preserve">exhibited substantially higher levels of </w:t>
+        <w:t xml:space="preserve">exhibited higher levels of </w:t>
       </w:r>
       <w:r>
         <w:t xml:space="preserve">sequence </w:t>
@@ -411,363 +358,214 @@
         </w:numPr>
       </w:pPr>
       <w:r>
-        <w:t>RNA composition analysis</w:t>
+        <w:t>Assessment of miRNA representation in trimmed read sequencing libraries</w:t>
       </w:r>
     </w:p>
     <w:p>
       <w:r>
-        <w:t xml:space="preserve">RNA content was categorised using </w:t>
-      </w:r>
-      <w:proofErr w:type="spellStart"/>
-      <w:r>
-        <w:t>miRTrace</w:t>
-      </w:r>
-      <w:proofErr w:type="spellEnd"/>
-      <w:r>
-        <w:t xml:space="preserve"> for all </w:t>
-      </w:r>
-      <w:r>
-        <w:t xml:space="preserve">trimmed </w:t>
-      </w:r>
-      <w:r>
-        <w:t>primary HBEC and Calu-3 samples to determine miRNA levels</w:t>
-      </w:r>
-      <w:r>
-        <w:t xml:space="preserve">. Mean miRNA content </w:t>
-      </w:r>
-      <w:r>
-        <w:t>was 44,681</w:t>
+        <w:t>RNA composition was analysed using miRTrace for all trimmed primary HBEC and Calu</w:t>
+      </w:r>
+      <w:r>
+        <w:t>-</w:t>
+      </w:r>
+      <w:r>
+        <w:t xml:space="preserve">3 samples. </w:t>
+      </w:r>
+      <w:r>
+        <w:t>For</w:t>
+      </w:r>
+      <w:r>
+        <w:t xml:space="preserve"> primary HBEC </w:t>
+      </w:r>
+      <w:r>
+        <w:t>samples</w:t>
+      </w:r>
+      <w:r>
+        <w:t>, the mean number of reads assigned to miRNAs by miRTrace was 44,681</w:t>
+      </w:r>
+      <w:r>
+        <w:t>,</w:t>
       </w:r>
       <w:r>
         <w:t xml:space="preserve"> </w:t>
       </w:r>
       <w:r>
-        <w:t>in primary HBEC samples</w:t>
-      </w:r>
-      <w:r>
-        <w:t>. RNA content in Calu-3 cells was extremely low with a mean</w:t>
-      </w:r>
-      <w:r>
-        <w:t xml:space="preserve"> </w:t>
-      </w:r>
-      <w:r>
-        <w:t>of</w:t>
-      </w:r>
-      <w:r>
-        <w:t xml:space="preserve"> 2,496 </w:t>
-      </w:r>
-      <w:r>
-        <w:t xml:space="preserve">and </w:t>
-      </w:r>
-      <w:r>
-        <w:t>range 594-4,379 (</w:t>
-      </w:r>
-      <w:r>
-        <w:t>Figure [3a])</w:t>
+        <w:t>representing 0.75% of total trimmed reads</w:t>
+      </w:r>
+      <w:r>
+        <w:t xml:space="preserve">. </w:t>
+      </w:r>
+      <w:r>
+        <w:t>For</w:t>
+      </w:r>
+      <w:r>
+        <w:t xml:space="preserve"> Calu-3 </w:t>
+      </w:r>
+      <w:r>
+        <w:t>samples</w:t>
+      </w:r>
+      <w:r>
+        <w:t>, the mean number of reads assigned to miRNAs was 2,496</w:t>
+      </w:r>
+      <w:r>
+        <w:t xml:space="preserve">, </w:t>
+      </w:r>
+      <w:r>
+        <w:t>representing 0.045% of total trimmed reads</w:t>
+      </w:r>
+      <w:r>
+        <w:t xml:space="preserve">, and </w:t>
+      </w:r>
+      <w:r>
+        <w:t>with a range of 594–4,379</w:t>
+      </w:r>
+      <w:r>
+        <w:t xml:space="preserve"> reads</w:t>
+      </w:r>
+      <w:r>
+        <w:t xml:space="preserve"> (Figure </w:t>
+      </w:r>
+      <w:r>
+        <w:t>[</w:t>
+      </w:r>
+      <w:r>
+        <w:t>3</w:t>
+      </w:r>
+      <w:r>
+        <w:t>a]</w:t>
+      </w:r>
+      <w:r>
+        <w:t>).</w:t>
       </w:r>
     </w:p>
     <w:p>
       <w:r>
-        <w:t>To explore the effect of allergen-</w:t>
-      </w:r>
-      <w:r>
-        <w:t xml:space="preserve">specific </w:t>
-      </w:r>
-      <w:r>
-        <w:t>exposure on miRNA levels, the miRNA content of each exposure condition was calculated</w:t>
-      </w:r>
-      <w:r>
-        <w:t>.</w:t>
+        <w:t xml:space="preserve">To </w:t>
+      </w:r>
+      <w:r>
+        <w:t>investigate</w:t>
+      </w:r>
+      <w:r>
+        <w:t xml:space="preserve"> the effect of allergen</w:t>
       </w:r>
       <w:r>
         <w:t xml:space="preserve"> </w:t>
       </w:r>
       <w:r>
+        <w:t xml:space="preserve">exposure on miRNA </w:t>
+      </w:r>
+      <w:r>
+        <w:t>abundance</w:t>
+      </w:r>
+      <w:r>
+        <w:t xml:space="preserve">, </w:t>
+      </w:r>
+      <w:r>
+        <w:t xml:space="preserve">the number of reads assigned to miRNAs was calculated for each exposure condition. </w:t>
+      </w:r>
+      <w:r>
         <w:t>Fo</w:t>
       </w:r>
       <w:r>
         <w:t>r</w:t>
       </w:r>
       <w:r>
-        <w:t xml:space="preserve"> primary HBECs</w:t>
+        <w:t xml:space="preserve"> primary </w:t>
+      </w:r>
+      <w:r>
+        <w:lastRenderedPageBreak/>
+        <w:t>HBECs</w:t>
       </w:r>
       <w:r>
         <w:t>,</w:t>
       </w:r>
       <w:r>
-        <w:t xml:space="preserve"> untreated samples had the lowest miRNA content, with a mean of </w:t>
-      </w:r>
-      <w:r>
-        <w:t>13</w:t>
-      </w:r>
-      <w:r>
-        <w:t>,</w:t>
-      </w:r>
-      <w:r>
-        <w:t>289</w:t>
-      </w:r>
-      <w:r>
-        <w:t xml:space="preserve"> miRNAs and </w:t>
-      </w:r>
-      <w:r>
-        <w:t xml:space="preserve">a range of 11,098-16,332; </w:t>
-      </w:r>
-      <w:r>
-        <w:t xml:space="preserve">dose 24 </w:t>
-      </w:r>
-      <w:proofErr w:type="spellStart"/>
-      <w:r>
-        <w:t>μg</w:t>
-      </w:r>
-      <w:proofErr w:type="spellEnd"/>
-      <w:r>
-        <w:t>/</w:t>
-      </w:r>
-      <w:r>
-        <w:t>cm</w:t>
-      </w:r>
-      <w:r>
-        <w:rPr>
-          <w:vertAlign w:val="superscript"/>
-        </w:rPr>
-        <w:t>2</w:t>
-      </w:r>
-      <w:r>
-        <w:t xml:space="preserve"> samples had the highest </w:t>
-      </w:r>
-      <w:r>
-        <w:t>mean miRNAs with</w:t>
+        <w:t xml:space="preserve"> untreated samples </w:t>
+      </w:r>
+      <w:r>
+        <w:t xml:space="preserve">had the lowest mean number of reads assigned to miRNAs (13,289; range: 11,098–16,332), whereas samples exposed to 24 μg/cm² had the highest mean (74,738) </w:t>
+      </w:r>
+      <w:r>
+        <w:t>(</w:t>
+      </w:r>
+      <w:r>
+        <w:t xml:space="preserve">Supp Figure [1a]). </w:t>
+      </w:r>
+      <w:r>
+        <w:t>However, the number of reads assigned to miRNAs did not show a clear dose-dependent trend, with the 0.005 μg/cm² group having the second-highest mean, followed by the 0.08 and 2 μg/cm² groups</w:t>
+      </w:r>
+      <w:r>
+        <w:t xml:space="preserve">, </w:t>
+      </w:r>
+      <w:r>
+        <w:t>respectively.</w:t>
       </w:r>
       <w:r>
         <w:t xml:space="preserve"> </w:t>
       </w:r>
       <w:r>
-        <w:t>74</w:t>
-      </w:r>
-      <w:r>
-        <w:t>,</w:t>
-      </w:r>
-      <w:r>
-        <w:t>73</w:t>
-      </w:r>
-      <w:r>
-        <w:t xml:space="preserve">8 (Supp Figure [1a, b]). However, </w:t>
-      </w:r>
-      <w:r>
-        <w:t xml:space="preserve">miRNA content </w:t>
-      </w:r>
-      <w:r>
-        <w:t>did</w:t>
-      </w:r>
-      <w:r>
-        <w:t xml:space="preserve"> not</w:t>
-      </w:r>
-      <w:r>
-        <w:t xml:space="preserve"> appear</w:t>
-      </w:r>
-      <w:r>
-        <w:t xml:space="preserve"> correlated with dose as dose </w:t>
-      </w:r>
-      <w:r>
-        <w:lastRenderedPageBreak/>
-        <w:t xml:space="preserve">0.005 </w:t>
-      </w:r>
-      <w:proofErr w:type="spellStart"/>
-      <w:r>
-        <w:t>μg</w:t>
-      </w:r>
-      <w:proofErr w:type="spellEnd"/>
-      <w:r>
-        <w:t>/</w:t>
-      </w:r>
-      <w:r>
-        <w:t>cm</w:t>
-      </w:r>
-      <w:r>
-        <w:rPr>
-          <w:vertAlign w:val="superscript"/>
-        </w:rPr>
-        <w:t>2</w:t>
-      </w:r>
-      <w:r>
-        <w:t xml:space="preserve"> samples had the second highest miRNA content, followed by dose 0.08 and 2 </w:t>
-      </w:r>
-      <w:proofErr w:type="spellStart"/>
-      <w:r>
-        <w:t>μg</w:t>
-      </w:r>
-      <w:proofErr w:type="spellEnd"/>
-      <w:r>
-        <w:t>/</w:t>
-      </w:r>
-      <w:r>
-        <w:t>cm</w:t>
-      </w:r>
-      <w:r>
-        <w:rPr>
-          <w:vertAlign w:val="superscript"/>
-        </w:rPr>
-        <w:t>2</w:t>
-      </w:r>
-      <w:r>
-        <w:t>, respectively.</w:t>
+        <w:t xml:space="preserve">The elevated mean in the 0.005 μg/cm² group was influenced by a single replicate (replicate [ ]), which contained 135,524 reads assigned to miRNAs, the highest value observed among all samples. </w:t>
+      </w:r>
+      <w:r>
+        <w:t>For</w:t>
+      </w:r>
+      <w:r>
+        <w:t xml:space="preserve"> Calu-3 samples,</w:t>
       </w:r>
       <w:r>
         <w:t xml:space="preserve"> </w:t>
       </w:r>
       <w:r>
-        <w:t xml:space="preserve">However, </w:t>
-      </w:r>
-      <w:r>
-        <w:t xml:space="preserve">Dose 0.005 </w:t>
-      </w:r>
-      <w:proofErr w:type="spellStart"/>
-      <w:r>
-        <w:t>μg</w:t>
-      </w:r>
-      <w:proofErr w:type="spellEnd"/>
-      <w:r>
-        <w:t>/</w:t>
-      </w:r>
-      <w:r>
-        <w:t>cm</w:t>
-      </w:r>
-      <w:r>
-        <w:rPr>
-          <w:vertAlign w:val="superscript"/>
-        </w:rPr>
-        <w:t>2</w:t>
-      </w:r>
-      <w:r>
-        <w:t xml:space="preserve"> </w:t>
-      </w:r>
-      <w:r>
-        <w:t xml:space="preserve">contained an outlier replicate (replicate []), which </w:t>
-      </w:r>
-      <w:r>
-        <w:t>contain</w:t>
-      </w:r>
-      <w:r>
-        <w:t>ed</w:t>
-      </w:r>
-      <w:r>
-        <w:t xml:space="preserve"> </w:t>
-      </w:r>
-      <w:r>
-        <w:t>135</w:t>
-      </w:r>
-      <w:r>
-        <w:t>,</w:t>
-      </w:r>
-      <w:r>
-        <w:t>524</w:t>
-      </w:r>
-      <w:r>
-        <w:t xml:space="preserve"> miRNAs, the greatest of any sample.</w:t>
-      </w:r>
-      <w:r>
-        <w:t xml:space="preserve"> In Calu-3 samples, </w:t>
-      </w:r>
-      <w:proofErr w:type="gramStart"/>
-      <w:r>
-        <w:t>Can</w:t>
-      </w:r>
-      <w:proofErr w:type="gramEnd"/>
-      <w:r>
-        <w:t xml:space="preserve"> f 1 samples had the lowest mean miRNA content. </w:t>
+        <w:t>the Der p 1 active group had the highest mean number of reads assigned to miRNAs, whereas the Can f 1 group had the lowest</w:t>
+      </w:r>
+      <w:r>
+        <w:t xml:space="preserve"> (Supp Figure [1b]).</w:t>
       </w:r>
     </w:p>
     <w:p>
       <w:r>
-        <w:t xml:space="preserve">Interestingly, analysis of additional RNA species revealed that in primary HBECs, markedly more </w:t>
-      </w:r>
-      <w:r>
-        <w:t>t</w:t>
-      </w:r>
-      <w:r>
-        <w:t xml:space="preserve">ransfer </w:t>
-      </w:r>
-      <w:r>
-        <w:t xml:space="preserve">RNA and </w:t>
-      </w:r>
-      <w:r>
-        <w:t>r</w:t>
-      </w:r>
-      <w:r>
-        <w:t xml:space="preserve">ibosomal </w:t>
-      </w:r>
-      <w:r>
-        <w:t xml:space="preserve">RNA </w:t>
-      </w:r>
-      <w:r>
-        <w:t xml:space="preserve">(rRNA) </w:t>
-      </w:r>
-      <w:r>
-        <w:t xml:space="preserve">was observed in dose 24 </w:t>
-      </w:r>
-      <w:proofErr w:type="spellStart"/>
-      <w:r>
-        <w:t>μg</w:t>
-      </w:r>
-      <w:proofErr w:type="spellEnd"/>
-      <w:r>
-        <w:t>/</w:t>
-      </w:r>
-      <w:r>
-        <w:t>cm</w:t>
-      </w:r>
-      <w:r>
-        <w:rPr>
-          <w:vertAlign w:val="superscript"/>
-        </w:rPr>
-        <w:t>2</w:t>
-      </w:r>
-      <w:r>
-        <w:t xml:space="preserve"> samples </w:t>
-      </w:r>
-      <w:r>
-        <w:t xml:space="preserve">with a mean rRNA content of 53.4% compared to </w:t>
-      </w:r>
-      <w:r>
-        <w:t xml:space="preserve">remaining primary HBEC samples </w:t>
-      </w:r>
-      <w:r>
-        <w:t xml:space="preserve">with 8.52% </w:t>
-      </w:r>
-      <w:r>
-        <w:t xml:space="preserve">(Figure [3b]). In Calu-3 cells, </w:t>
-      </w:r>
-      <w:r>
-        <w:t>few rRNA and tRNA were mapped</w:t>
+        <w:t>Analysis of other RNA species revealed that primary HBEC samples exposed to 24 μg/cm² contained a higher proportion of transfer RNA (tRNA) and ribosomal RNA (rRNA) than the other exposure groups. The mean proportion of rRNA in the 24 μg/cm² group was 53.4%, compared with a mean of 8.52% across the remaining primary HBEC samples (Figure [3</w:t>
+      </w:r>
+      <w:r>
+        <w:t>b</w:t>
+      </w:r>
+      <w:r>
+        <w:t>]). In Calu-3 samples, only small proportions of reads were assigned to rRNA and tRNA (Figure [3</w:t>
+      </w:r>
+      <w:r>
+        <w:t>c</w:t>
+      </w:r>
+      <w:r>
+        <w:t>]).</w:t>
       </w:r>
       <w:r>
         <w:t xml:space="preserve"> </w:t>
       </w:r>
       <w:r>
-        <w:t>(Figure [3</w:t>
-      </w:r>
-      <w:r>
-        <w:t>c</w:t>
-      </w:r>
-      <w:r>
-        <w:t>])</w:t>
-      </w:r>
-      <w:r>
-        <w:t>.</w:t>
-      </w:r>
-      <w:r>
-        <w:t xml:space="preserve"> No other RNA species were assessed.</w:t>
+        <w:t>These findings provide additional support that the 24 μg/cm² samples exhibit distinct profiles compared with the other protease exposure conditions.</w:t>
       </w:r>
     </w:p>
     <w:p>
       <w:r>
-        <w:t>[</w:t>
-      </w:r>
-      <w:r>
-        <w:t xml:space="preserve">concluding statement: </w:t>
-      </w:r>
-      <w:r>
-        <w:t>2,496 is an incredibly low amount of miRNA and greatly minimises the statistical power of further analysis]</w:t>
+        <w:t xml:space="preserve">Overall, the lowest number of reads assigned to miRNAs in primary HBECs was observed in untreated samples. Furthermore, only a small proportion of trimmed reads from the Calu-3 sequencing libraries were assigned to miRNAs, which may </w:t>
+      </w:r>
+      <w:r>
+        <w:t>limit</w:t>
+      </w:r>
+      <w:r>
+        <w:t xml:space="preserve"> the statistical power of downstream </w:t>
+      </w:r>
+      <w:r>
+        <w:t>DE</w:t>
+      </w:r>
+      <w:r>
+        <w:t xml:space="preserve"> analys</w:t>
+      </w:r>
+      <w:r>
+        <w:t>i</w:t>
+      </w:r>
+      <w:r>
+        <w:t>s.</w:t>
       </w:r>
     </w:p>
     <w:p/>
@@ -781,13 +579,75 @@
         </w:numPr>
       </w:pPr>
       <w:r>
-        <w:t>EV miRNA expression profile</w:t>
+        <w:t>Identification of differentially expressed EV-associated miRNAs</w:t>
+      </w:r>
+    </w:p>
+    <w:p>
+      <w:r>
+        <w:t xml:space="preserve">Prior to DE analysis, a principal components analysis (PCA) was used to investigate the relationship between replicates and exposure conditions within primary HBEC samples and Calu-3 samples (Figure [4a]). In primary HBEC samples, PCA showed separation between 24 μg/cm² protease-treated samples and untreated samples along PC1, which explained 25% of the variance. </w:t>
+      </w:r>
+      <w:r>
+        <w:t>Some separation between replicates was observed in the untreated group (replicate 3) and the 0.005 μg/cm² group (replicate 2). Within the Calu-3 samples, Can f 1 (replicate 1) and untreated (replicate 2) samples showed separation from their corresponding replicates, whereas the remaining samples displayed clustering within their respective exposure groups.</w:t>
       </w:r>
       <w:r>
         <w:t xml:space="preserve"> </w:t>
       </w:r>
       <w:r>
-        <w:t xml:space="preserve">differs following allergen exposure </w:t>
+        <w:t>N</w:t>
+      </w:r>
+      <w:r>
+        <w:t>o</w:t>
+      </w:r>
+      <w:r>
+        <w:t xml:space="preserve"> samples were excluded based on PCA separation as each exposure group consisted of only three biological replicates and removal of samples would further reduce the statistical power of downstream </w:t>
+      </w:r>
+      <w:r>
+        <w:t>DE</w:t>
+      </w:r>
+      <w:r>
+        <w:t xml:space="preserve"> analysis.</w:t>
+      </w:r>
+    </w:p>
+    <w:p>
+      <w:r>
+        <w:lastRenderedPageBreak/>
+        <w:t xml:space="preserve">Reads mapped to known </w:t>
+      </w:r>
+      <w:r>
+        <w:rPr>
+          <w:i/>
+          <w:iCs/>
+        </w:rPr>
+        <w:t xml:space="preserve">Homo sapiens </w:t>
+      </w:r>
+      <w:r>
+        <w:t xml:space="preserve">miRNAs annotated in miRBase database were analysed using edgeR to identify differentially expressed miRNAs between treated and untreated primary HBEC samples and Calu-3 samples. In primary HBECs, 147 of the 562 miRNAs detected across all protease exposure conditions were retained following removal of lowly expressed miRNAs. In the 24 μg/cm² exposure group, 28 miRNAs were significantly differentially expressed based on |logFC| &gt; 1 and FDR &lt; 0.05 (Figure [4b]). The remaining protease exposure groups demonstrated little differential expression, with 2–3 differentially expressed miRNAs identified per condition (Figure [4b]). </w:t>
+      </w:r>
+    </w:p>
+    <w:p>
+      <w:r>
+        <w:t xml:space="preserve">In Calu-3 cells, 58 out of the 263 detected miRNAs were retained following filtering. </w:t>
+      </w:r>
+      <w:r>
+        <w:t>Given the low abundance of miRNA-assigned reads and the inconsistent replicate clustering observed in the PCA, differential expression analyses in Calu-3 cells were expected to have reduced statistical power.</w:t>
+      </w:r>
+      <w:r>
+        <w:t xml:space="preserve"> </w:t>
+      </w:r>
+      <w:r>
+        <w:t xml:space="preserve">Two DE miRNAs were </w:t>
+      </w:r>
+      <w:r>
+        <w:t>identified</w:t>
+      </w:r>
+      <w:r>
+        <w:t xml:space="preserve"> in the Can f 1 exposure condition using |logFC| &gt; 1 and FDR &lt; 0.05 (Figure [4b]). Applying an exploratory significance threshold of FDR &lt; 0.2 identified one additional DE miRNA</w:t>
+      </w:r>
+      <w:r>
+        <w:t>, detected</w:t>
+      </w:r>
+      <w:r>
+        <w:t xml:space="preserve"> in the Der p 1 inactive condition; no DE miRNAs were detected in the Der p 1 active condition (Figure [4b]). All DE miRNAs are detailed in Supplementary Table [x].</w:t>
       </w:r>
     </w:p>
     <w:p/>
@@ -802,15 +662,120 @@
         </w:numPr>
       </w:pPr>
       <w:r>
-        <w:t>Automated pathway enrichment analysis methods lack consensus</w:t>
+        <w:t>Profiling of differentially expressed miRNA signatures</w:t>
+      </w:r>
+    </w:p>
+    <w:p>
+      <w:r>
+        <w:t>D</w:t>
+      </w:r>
+      <w:r>
+        <w:t>E miRNAs were compared across exposure conditions within each cell type and between cell types to identify shared expression signatures. Within the primary HBEC experiment, miR-34b-3p was differentially expressed in all four protease exposure groups.</w:t>
+      </w:r>
+      <w:r>
+        <w:t xml:space="preserve"> </w:t>
+      </w:r>
+      <w:r>
+        <w:t>miR-3960 was differentially expressed in the 0.08, 2 and 24 μg/cm² exposure groups, whereas miR-193b-3p and miR-148a-3p were differentially expressed in both the 0.005 and 24 μg/cm² exposure groups.</w:t>
+      </w:r>
+      <w:r>
+        <w:t xml:space="preserve"> </w:t>
+      </w:r>
+      <w:r>
+        <w:t>Within the Calu-3 experiment, miR-574-5p was differentially expressed in the Can f 1 and Der p 1 inactive exposure groups.</w:t>
+      </w:r>
+      <w:r>
+        <w:t xml:space="preserve"> </w:t>
+      </w:r>
+      <w:r>
+        <w:t>Across both cell types, miR-125b-5p was the only miRNA that was differentially expressed, occurring in the 24 μg/cm² protease-treated primary HBEC samples and the Can f 1-treated Calu-3 samples.</w:t>
+      </w:r>
+    </w:p>
+    <w:p>
+      <w:r>
+        <w:t xml:space="preserve">Further exploration of DE results focused on the 24 μg/cm² protease-treated primary HBEC group containing 28 DE miRNAs as other groups </w:t>
+      </w:r>
+      <w:r>
+        <w:t>possessed</w:t>
+      </w:r>
+      <w:r>
+        <w:t xml:space="preserve"> few</w:t>
+      </w:r>
+      <w:r>
+        <w:t xml:space="preserve"> significantly </w:t>
+      </w:r>
+      <w:r>
+        <w:t>DE miRNAs</w:t>
+      </w:r>
+      <w:r>
+        <w:t xml:space="preserve">. </w:t>
+      </w:r>
+      <w:r>
+        <w:t>miRNA e</w:t>
+      </w:r>
+      <w:r>
+        <w:t xml:space="preserve">xpression </w:t>
+      </w:r>
+      <w:r>
+        <w:t>was observed within</w:t>
+      </w:r>
+      <w:r>
+        <w:t xml:space="preserve"> </w:t>
+      </w:r>
+      <w:r>
+        <w:t>24 μg/cm² protease-treated samples and untreated samples using a heatmap of relative normalised counts (CPM) to assess the concordance of expression between replicates (Figure [4c]).</w:t>
+      </w:r>
+      <w:r>
+        <w:t xml:space="preserve"> </w:t>
+      </w:r>
+      <w:r>
+        <w:t xml:space="preserve">Relative expression within the 24 μg/cm² group generally </w:t>
+      </w:r>
+      <w:r>
+        <w:t xml:space="preserve">showed </w:t>
+      </w:r>
+      <w:r>
+        <w:t xml:space="preserve">consistent </w:t>
+      </w:r>
+      <w:r>
+        <w:t xml:space="preserve">expression </w:t>
+      </w:r>
+      <w:r>
+        <w:t xml:space="preserve">between replicates. Whereas untreated replicates appeared more disparate, </w:t>
+      </w:r>
+      <w:r>
+        <w:t xml:space="preserve">frequently showing one </w:t>
+      </w:r>
+      <w:r>
+        <w:lastRenderedPageBreak/>
+        <w:t xml:space="preserve">replicate with dissimilar relative expression, such as </w:t>
+      </w:r>
+      <w:r>
+        <w:t>hsa-miR-375-3p</w:t>
+      </w:r>
+      <w:r>
+        <w:t xml:space="preserve"> in untreated replicate 2 and </w:t>
+      </w:r>
+      <w:r>
+        <w:t>hsa-miR-7704</w:t>
+      </w:r>
+      <w:r>
+        <w:t xml:space="preserve"> in untreated replicate 1.</w:t>
+      </w:r>
+    </w:p>
+    <w:p>
+      <w:r>
+        <w:t>[review the above paragraph]</w:t>
+      </w:r>
+    </w:p>
+    <w:p>
+      <w:r>
+        <w:t>[only very briefly describe the ma plot/volcano plot (could be in same paragraph) if I need to conserve words]</w:t>
       </w:r>
     </w:p>
     <w:p/>
-    <w:p>
-      <w:pPr>
-        <w:pStyle w:val="ListParagraph"/>
-      </w:pPr>
-    </w:p>
+    <w:p/>
+    <w:p/>
     <w:p>
       <w:pPr>
         <w:pStyle w:val="ListParagraph"/>
@@ -820,22 +785,36 @@
         </w:numPr>
       </w:pPr>
       <w:r>
-        <w:t>Differentially expressed miRNAs following HDM and dog allergen exposure have been detected in allergy studies</w:t>
-      </w:r>
-      <w:r>
-        <w:t xml:space="preserve"> / [compare to </w:t>
-      </w:r>
-      <w:proofErr w:type="spellStart"/>
-      <w:r>
-        <w:t>tamirna</w:t>
-      </w:r>
-      <w:proofErr w:type="spellEnd"/>
-      <w:r>
-        <w:t>?]</w:t>
+        <w:t>Automated pathway enrichment analysis methods lack consensus</w:t>
       </w:r>
     </w:p>
     <w:p/>
+    <w:p>
+      <w:pPr>
+        <w:pStyle w:val="ListParagraph"/>
+      </w:pPr>
+    </w:p>
+    <w:p>
+      <w:pPr>
+        <w:pStyle w:val="ListParagraph"/>
+        <w:numPr>
+          <w:ilvl w:val="0"/>
+          <w:numId w:val="9"/>
+        </w:numPr>
+      </w:pPr>
+      <w:r>
+        <w:t>Differentially expressed miRNAs following HDM and dog allergen exposure have been detected in allergy studies</w:t>
+      </w:r>
+      <w:r>
+        <w:t xml:space="preserve"> / [compare to tamirna?]</w:t>
+      </w:r>
+    </w:p>
     <w:p/>
+    <w:p>
+      <w:r>
+        <w:t>[add figures to the correct place in the text]</w:t>
+      </w:r>
+    </w:p>
     <w:p/>
     <w:p>
       <w:pPr>

--- a/write_up/drafts/4_results/results_DRAFT_2.docx
+++ b/write_up/drafts/4_results/results_DRAFT_2.docx
@@ -50,7 +50,23 @@
         <w:t xml:space="preserve"> generated</w:t>
       </w:r>
       <w:r>
-        <w:t xml:space="preserve"> by FastQC and miRTrace </w:t>
+        <w:t xml:space="preserve"> by </w:t>
+      </w:r>
+      <w:proofErr w:type="spellStart"/>
+      <w:r>
+        <w:t>FastQC</w:t>
+      </w:r>
+      <w:proofErr w:type="spellEnd"/>
+      <w:r>
+        <w:t xml:space="preserve"> and </w:t>
+      </w:r>
+      <w:proofErr w:type="spellStart"/>
+      <w:r>
+        <w:t>miRTrace</w:t>
+      </w:r>
+      <w:proofErr w:type="spellEnd"/>
+      <w:r>
+        <w:t xml:space="preserve"> </w:t>
       </w:r>
       <w:r>
         <w:t xml:space="preserve">using trimmed reads </w:t>
@@ -68,7 +84,15 @@
         <w:t>samples with distinct profiles</w:t>
       </w:r>
       <w:r>
-        <w:t xml:space="preserve"> (Supplementary [multiqc report</w:t>
+        <w:t xml:space="preserve"> (Supplementary [</w:t>
+      </w:r>
+      <w:proofErr w:type="spellStart"/>
+      <w:r>
+        <w:t>multiqc</w:t>
+      </w:r>
+      <w:proofErr w:type="spellEnd"/>
+      <w:r>
+        <w:t xml:space="preserve"> report</w:t>
       </w:r>
       <w:r>
         <w:t>s</w:t>
@@ -83,8 +107,13 @@
         <w:t xml:space="preserve">. </w:t>
       </w:r>
       <w:r>
-        <w:t>The three 24 μg</w:t>
-      </w:r>
+        <w:t xml:space="preserve">The three 24 </w:t>
+      </w:r>
+      <w:proofErr w:type="spellStart"/>
+      <w:r>
+        <w:t>μg</w:t>
+      </w:r>
+      <w:proofErr w:type="spellEnd"/>
       <w:r>
         <w:t>/</w:t>
       </w:r>
@@ -123,9 +152,11 @@
       <w:r>
         <w:t xml:space="preserve"> </w:t>
       </w:r>
+      <w:proofErr w:type="spellStart"/>
       <w:r>
         <w:t>μg</w:t>
       </w:r>
+      <w:proofErr w:type="spellEnd"/>
       <w:r>
         <w:t>/</w:t>
       </w:r>
@@ -180,9 +211,11 @@
       <w:r>
         <w:t xml:space="preserve"> </w:t>
       </w:r>
+      <w:proofErr w:type="spellStart"/>
       <w:r>
         <w:t>μg</w:t>
       </w:r>
+      <w:proofErr w:type="spellEnd"/>
       <w:r>
         <w:t>/</w:t>
       </w:r>
@@ -214,7 +247,15 @@
         <w:t>and 49.75% in Calu-3 samples (</w:t>
       </w:r>
       <w:r>
-        <w:t>Supplementary [multiqc report</w:t>
+        <w:t>Supplementary [</w:t>
+      </w:r>
+      <w:proofErr w:type="spellStart"/>
+      <w:r>
+        <w:t>multiqc</w:t>
+      </w:r>
+      <w:proofErr w:type="spellEnd"/>
+      <w:r>
+        <w:t xml:space="preserve"> report</w:t>
       </w:r>
       <w:r>
         <w:t>s</w:t>
@@ -251,9 +292,11 @@
       <w:r>
         <w:t xml:space="preserve"> </w:t>
       </w:r>
+      <w:proofErr w:type="spellStart"/>
       <w:r>
         <w:t>μg</w:t>
       </w:r>
+      <w:proofErr w:type="spellEnd"/>
       <w:r>
         <w:t>/</w:t>
       </w:r>
@@ -313,9 +356,11 @@
       <w:r>
         <w:t xml:space="preserve"> </w:t>
       </w:r>
+      <w:proofErr w:type="spellStart"/>
       <w:r>
         <w:t>μg</w:t>
       </w:r>
+      <w:proofErr w:type="spellEnd"/>
       <w:r>
         <w:t>/</w:t>
       </w:r>
@@ -363,7 +408,15 @@
     </w:p>
     <w:p>
       <w:r>
-        <w:t>RNA composition was analysed using miRTrace for all trimmed primary HBEC and Calu</w:t>
+        <w:t xml:space="preserve">RNA composition was analysed using </w:t>
+      </w:r>
+      <w:proofErr w:type="spellStart"/>
+      <w:r>
+        <w:t>miRTrace</w:t>
+      </w:r>
+      <w:proofErr w:type="spellEnd"/>
+      <w:r>
+        <w:t xml:space="preserve"> for all trimmed primary HBEC and Calu</w:t>
       </w:r>
       <w:r>
         <w:t>-</w:t>
@@ -381,7 +434,15 @@
         <w:t>samples</w:t>
       </w:r>
       <w:r>
-        <w:t>, the mean number of reads assigned to miRNAs by miRTrace was 44,681</w:t>
+        <w:t xml:space="preserve">, the mean number of reads assigned to miRNAs by </w:t>
+      </w:r>
+      <w:proofErr w:type="spellStart"/>
+      <w:r>
+        <w:t>miRTrace</w:t>
+      </w:r>
+      <w:proofErr w:type="spellEnd"/>
+      <w:r>
+        <w:t xml:space="preserve"> was 44,681</w:t>
       </w:r>
       <w:r>
         <w:t>,</w:t>
@@ -483,7 +544,15 @@
         <w:t xml:space="preserve"> untreated samples </w:t>
       </w:r>
       <w:r>
-        <w:t xml:space="preserve">had the lowest mean number of reads assigned to miRNAs (13,289; range: 11,098–16,332), whereas samples exposed to 24 μg/cm² had the highest mean (74,738) </w:t>
+        <w:t xml:space="preserve">had the lowest mean number of reads assigned to miRNAs (13,289; range: 11,098–16,332), whereas samples exposed to 24 </w:t>
+      </w:r>
+      <w:proofErr w:type="spellStart"/>
+      <w:r>
+        <w:t>μg</w:t>
+      </w:r>
+      <w:proofErr w:type="spellEnd"/>
+      <w:r>
+        <w:t xml:space="preserve">/cm² had the highest mean (74,738) </w:t>
       </w:r>
       <w:r>
         <w:t>(</w:t>
@@ -492,7 +561,23 @@
         <w:t xml:space="preserve">Supp Figure [1a]). </w:t>
       </w:r>
       <w:r>
-        <w:t>However, the number of reads assigned to miRNAs did not show a clear dose-dependent trend, with the 0.005 μg/cm² group having the second-highest mean, followed by the 0.08 and 2 μg/cm² groups</w:t>
+        <w:t xml:space="preserve">However, the number of reads assigned to miRNAs did not show a clear dose-dependent trend, with the 0.005 </w:t>
+      </w:r>
+      <w:proofErr w:type="spellStart"/>
+      <w:r>
+        <w:t>μg</w:t>
+      </w:r>
+      <w:proofErr w:type="spellEnd"/>
+      <w:r>
+        <w:t xml:space="preserve">/cm² group having the second-highest mean, followed by the 0.08 and 2 </w:t>
+      </w:r>
+      <w:proofErr w:type="spellStart"/>
+      <w:r>
+        <w:t>μg</w:t>
+      </w:r>
+      <w:proofErr w:type="spellEnd"/>
+      <w:r>
+        <w:t>/cm² groups</w:t>
       </w:r>
       <w:r>
         <w:t xml:space="preserve">, </w:t>
@@ -504,7 +589,23 @@
         <w:t xml:space="preserve"> </w:t>
       </w:r>
       <w:r>
-        <w:t xml:space="preserve">The elevated mean in the 0.005 μg/cm² group was influenced by a single replicate (replicate [ ]), which contained 135,524 reads assigned to miRNAs, the highest value observed among all samples. </w:t>
+        <w:t xml:space="preserve">The elevated mean in the 0.005 </w:t>
+      </w:r>
+      <w:proofErr w:type="spellStart"/>
+      <w:r>
+        <w:t>μg</w:t>
+      </w:r>
+      <w:proofErr w:type="spellEnd"/>
+      <w:r>
+        <w:t xml:space="preserve">/cm² group was influenced by a single replicate (replicate </w:t>
+      </w:r>
+      <w:proofErr w:type="gramStart"/>
+      <w:r>
+        <w:t>[ ]</w:t>
+      </w:r>
+      <w:proofErr w:type="gramEnd"/>
+      <w:r>
+        <w:t xml:space="preserve">), which contained 135,524 reads assigned to miRNAs, the highest value observed among all samples. </w:t>
       </w:r>
       <w:r>
         <w:t>For</w:t>
@@ -524,7 +625,23 @@
     </w:p>
     <w:p>
       <w:r>
-        <w:t>Analysis of other RNA species revealed that primary HBEC samples exposed to 24 μg/cm² contained a higher proportion of transfer RNA (tRNA) and ribosomal RNA (rRNA) than the other exposure groups. The mean proportion of rRNA in the 24 μg/cm² group was 53.4%, compared with a mean of 8.52% across the remaining primary HBEC samples (Figure [3</w:t>
+        <w:t xml:space="preserve">Analysis of other RNA species revealed that primary HBEC samples exposed to 24 </w:t>
+      </w:r>
+      <w:proofErr w:type="spellStart"/>
+      <w:r>
+        <w:t>μg</w:t>
+      </w:r>
+      <w:proofErr w:type="spellEnd"/>
+      <w:r>
+        <w:t xml:space="preserve">/cm² contained a higher proportion of transfer RNA (tRNA) and ribosomal RNA (rRNA) than the other exposure groups. The mean proportion of rRNA in the 24 </w:t>
+      </w:r>
+      <w:proofErr w:type="spellStart"/>
+      <w:r>
+        <w:t>μg</w:t>
+      </w:r>
+      <w:proofErr w:type="spellEnd"/>
+      <w:r>
+        <w:t>/cm² group was 53.4%, compared with a mean of 8.52% across the remaining primary HBEC samples (Figure [3</w:t>
       </w:r>
       <w:r>
         <w:t>b</w:t>
@@ -542,7 +659,15 @@
         <w:t xml:space="preserve"> </w:t>
       </w:r>
       <w:r>
-        <w:t>These findings provide additional support that the 24 μg/cm² samples exhibit distinct profiles compared with the other protease exposure conditions.</w:t>
+        <w:t xml:space="preserve">These findings provide additional support that the 24 </w:t>
+      </w:r>
+      <w:proofErr w:type="spellStart"/>
+      <w:r>
+        <w:t>μg</w:t>
+      </w:r>
+      <w:proofErr w:type="spellEnd"/>
+      <w:r>
+        <w:t>/cm² samples exhibit distinct profiles compared with the other protease exposure conditions.</w:t>
       </w:r>
     </w:p>
     <w:p>
@@ -584,10 +709,34 @@
     </w:p>
     <w:p>
       <w:r>
-        <w:t xml:space="preserve">Prior to DE analysis, a principal components analysis (PCA) was used to investigate the relationship between replicates and exposure conditions within primary HBEC samples and Calu-3 samples (Figure [4a]). In primary HBEC samples, PCA showed separation between 24 μg/cm² protease-treated samples and untreated samples along PC1, which explained 25% of the variance. </w:t>
-      </w:r>
-      <w:r>
-        <w:t>Some separation between replicates was observed in the untreated group (replicate 3) and the 0.005 μg/cm² group (replicate 2). Within the Calu-3 samples, Can f 1 (replicate 1) and untreated (replicate 2) samples showed separation from their corresponding replicates, whereas the remaining samples displayed clustering within their respective exposure groups.</w:t>
+        <w:t xml:space="preserve">Prior to DE analysis, a principal components analysis (PCA) was used to investigate the relationship between replicates and exposure conditions within primary HBEC samples and Calu-3 samples (Figure [4a]). In primary HBEC samples, PCA showed separation between 24 </w:t>
+      </w:r>
+      <w:proofErr w:type="spellStart"/>
+      <w:r>
+        <w:t>μg</w:t>
+      </w:r>
+      <w:proofErr w:type="spellEnd"/>
+      <w:r>
+        <w:t xml:space="preserve">/cm² protease-treated samples and untreated samples along PC1, which explained 25% of the variance. </w:t>
+      </w:r>
+      <w:r>
+        <w:t xml:space="preserve">Some separation between replicates was observed in the untreated group (replicate 3) and the 0.005 </w:t>
+      </w:r>
+      <w:proofErr w:type="spellStart"/>
+      <w:r>
+        <w:t>μg</w:t>
+      </w:r>
+      <w:proofErr w:type="spellEnd"/>
+      <w:r>
+        <w:t xml:space="preserve">/cm² group (replicate 2). Within the Calu-3 samples, </w:t>
+      </w:r>
+      <w:proofErr w:type="gramStart"/>
+      <w:r>
+        <w:t>Can</w:t>
+      </w:r>
+      <w:proofErr w:type="gramEnd"/>
+      <w:r>
+        <w:t xml:space="preserve"> f 1 (replicate 1) and untreated (replicate 2) samples showed separation from their corresponding replicates, whereas the remaining samples displayed clustering within their respective exposure groups.</w:t>
       </w:r>
       <w:r>
         <w:t xml:space="preserve"> </w:t>
@@ -621,7 +770,51 @@
         <w:t xml:space="preserve">Homo sapiens </w:t>
       </w:r>
       <w:r>
-        <w:t xml:space="preserve">miRNAs annotated in miRBase database were analysed using edgeR to identify differentially expressed miRNAs between treated and untreated primary HBEC samples and Calu-3 samples. In primary HBECs, 147 of the 562 miRNAs detected across all protease exposure conditions were retained following removal of lowly expressed miRNAs. In the 24 μg/cm² exposure group, 28 miRNAs were significantly differentially expressed based on |logFC| &gt; 1 and FDR &lt; 0.05 (Figure [4b]). The remaining protease exposure groups demonstrated little differential expression, with 2–3 differentially expressed miRNAs identified per condition (Figure [4b]). </w:t>
+        <w:t xml:space="preserve">miRNAs annotated in </w:t>
+      </w:r>
+      <w:proofErr w:type="spellStart"/>
+      <w:r>
+        <w:t>miRBase</w:t>
+      </w:r>
+      <w:proofErr w:type="spellEnd"/>
+      <w:r>
+        <w:t xml:space="preserve"> database were analysed using </w:t>
+      </w:r>
+      <w:proofErr w:type="spellStart"/>
+      <w:r>
+        <w:t>edgeR</w:t>
+      </w:r>
+      <w:proofErr w:type="spellEnd"/>
+      <w:r>
+        <w:t xml:space="preserve"> to identify differentially expressed miRNAs between treated and untreated primary HBEC samples and Calu-3 samples. In primary HBECs, 147 of the 562 miRNAs detected across all protease exposure conditions were retained following removal of lowly expressed miRNAs. In the 24 </w:t>
+      </w:r>
+      <w:proofErr w:type="spellStart"/>
+      <w:r>
+        <w:t>μg</w:t>
+      </w:r>
+      <w:proofErr w:type="spellEnd"/>
+      <w:r>
+        <w:t>/cm² exposure group, 2</w:t>
+      </w:r>
+      <w:r>
+        <w:t>7</w:t>
+      </w:r>
+      <w:r>
+        <w:t xml:space="preserve"> miRNAs were significantly differentially expressed based on |</w:t>
+      </w:r>
+      <w:proofErr w:type="spellStart"/>
+      <w:r>
+        <w:t>logFC</w:t>
+      </w:r>
+      <w:proofErr w:type="spellEnd"/>
+      <w:r>
+        <w:t>| &gt; 1 and FDR &lt; 0.05 (Figure [4b])</w:t>
+      </w:r>
+      <w:r>
+        <w:t>.</w:t>
+      </w:r>
+      <w:r>
+        <w:t xml:space="preserve"> The remaining protease exposure groups demonstrated little differential expression, with 2–3 differentially expressed miRNAs identified per condition (Figure [4b]). </w:t>
       </w:r>
     </w:p>
     <w:p>
@@ -641,7 +834,15 @@
         <w:t>identified</w:t>
       </w:r>
       <w:r>
-        <w:t xml:space="preserve"> in the Can f 1 exposure condition using |logFC| &gt; 1 and FDR &lt; 0.05 (Figure [4b]). Applying an exploratory significance threshold of FDR &lt; 0.2 identified one additional DE miRNA</w:t>
+        <w:t xml:space="preserve"> in the Can f 1 exposure condition using |</w:t>
+      </w:r>
+      <w:proofErr w:type="spellStart"/>
+      <w:r>
+        <w:t>logFC</w:t>
+      </w:r>
+      <w:proofErr w:type="spellEnd"/>
+      <w:r>
+        <w:t>| &gt; 1 and FDR &lt; 0.05 (Figure [4b]). Applying an exploratory significance threshold of FDR &lt; 0.2 identified one additional DE miRNA</w:t>
       </w:r>
       <w:r>
         <w:t>, detected</w:t>
@@ -676,7 +877,23 @@
         <w:t xml:space="preserve"> </w:t>
       </w:r>
       <w:r>
-        <w:t>miR-3960 was differentially expressed in the 0.08, 2 and 24 μg/cm² exposure groups, whereas miR-193b-3p and miR-148a-3p were differentially expressed in both the 0.005 and 24 μg/cm² exposure groups.</w:t>
+        <w:t xml:space="preserve">miR-3960 was differentially expressed in the 0.08, 2 and 24 </w:t>
+      </w:r>
+      <w:proofErr w:type="spellStart"/>
+      <w:r>
+        <w:t>μg</w:t>
+      </w:r>
+      <w:proofErr w:type="spellEnd"/>
+      <w:r>
+        <w:t xml:space="preserve">/cm² exposure groups, whereas miR-193b-3p and miR-148a-3p were differentially expressed in both the 0.005 and 24 </w:t>
+      </w:r>
+      <w:proofErr w:type="spellStart"/>
+      <w:r>
+        <w:t>μg</w:t>
+      </w:r>
+      <w:proofErr w:type="spellEnd"/>
+      <w:r>
+        <w:t>/cm² exposure groups.</w:t>
       </w:r>
       <w:r>
         <w:t xml:space="preserve"> </w:t>
@@ -688,95 +905,128 @@
         <w:t xml:space="preserve"> </w:t>
       </w:r>
       <w:r>
-        <w:t>Across both cell types, miR-125b-5p was the only miRNA that was differentially expressed, occurring in the 24 μg/cm² protease-treated primary HBEC samples and the Can f 1-treated Calu-3 samples.</w:t>
+        <w:t xml:space="preserve">Across both cell types, miR-125b-5p was the only miRNA that was differentially expressed, occurring in the 24 </w:t>
+      </w:r>
+      <w:proofErr w:type="spellStart"/>
+      <w:r>
+        <w:t>μg</w:t>
+      </w:r>
+      <w:proofErr w:type="spellEnd"/>
+      <w:r>
+        <w:t>/cm² protease-treated primary HBEC samples and the Can f 1-treated Calu-3 samples.</w:t>
       </w:r>
     </w:p>
     <w:p>
       <w:r>
-        <w:t xml:space="preserve">Further exploration of DE results focused on the 24 μg/cm² protease-treated primary HBEC group containing 28 DE miRNAs as other groups </w:t>
-      </w:r>
-      <w:r>
-        <w:t>possessed</w:t>
-      </w:r>
-      <w:r>
-        <w:t xml:space="preserve"> few</w:t>
-      </w:r>
-      <w:r>
-        <w:t xml:space="preserve"> significantly </w:t>
-      </w:r>
-      <w:r>
-        <w:t>DE miRNAs</w:t>
-      </w:r>
-      <w:r>
-        <w:t xml:space="preserve">. </w:t>
-      </w:r>
-      <w:r>
-        <w:t>miRNA e</w:t>
-      </w:r>
-      <w:r>
-        <w:t xml:space="preserve">xpression </w:t>
-      </w:r>
-      <w:r>
-        <w:t>was observed within</w:t>
-      </w:r>
-      <w:r>
-        <w:t xml:space="preserve"> </w:t>
-      </w:r>
-      <w:r>
-        <w:t>24 μg/cm² protease-treated samples and untreated samples using a heatmap of relative normalised counts (CPM) to assess the concordance of expression between replicates (Figure [4c]).</w:t>
-      </w:r>
-      <w:r>
-        <w:t xml:space="preserve"> </w:t>
-      </w:r>
-      <w:r>
-        <w:t xml:space="preserve">Relative expression within the 24 μg/cm² group generally </w:t>
-      </w:r>
-      <w:r>
-        <w:t xml:space="preserve">showed </w:t>
-      </w:r>
-      <w:r>
-        <w:t xml:space="preserve">consistent </w:t>
-      </w:r>
-      <w:r>
-        <w:t xml:space="preserve">expression </w:t>
-      </w:r>
-      <w:r>
-        <w:t xml:space="preserve">between replicates. Whereas untreated replicates appeared more disparate, </w:t>
-      </w:r>
-      <w:r>
-        <w:t xml:space="preserve">frequently showing one </w:t>
-      </w:r>
-      <w:r>
-        <w:lastRenderedPageBreak/>
-        <w:t xml:space="preserve">replicate with dissimilar relative expression, such as </w:t>
-      </w:r>
-      <w:r>
-        <w:t>hsa-miR-375-3p</w:t>
-      </w:r>
-      <w:r>
-        <w:t xml:space="preserve"> in untreated replicate 2 and </w:t>
-      </w:r>
-      <w:r>
-        <w:t>hsa-miR-7704</w:t>
-      </w:r>
-      <w:r>
-        <w:t xml:space="preserve"> in untreated replicate 1.</w:t>
-      </w:r>
-    </w:p>
-    <w:p>
-      <w:r>
-        <w:t>[review the above paragraph]</w:t>
-      </w:r>
-    </w:p>
-    <w:p>
-      <w:r>
-        <w:t>[only very briefly describe the ma plot/volcano plot (could be in same paragraph) if I need to conserve words]</w:t>
+        <w:t xml:space="preserve">Further analysis focused on the 24 </w:t>
+      </w:r>
+      <w:proofErr w:type="spellStart"/>
+      <w:r>
+        <w:t>μg</w:t>
+      </w:r>
+      <w:proofErr w:type="spellEnd"/>
+      <w:r>
+        <w:t>/cm² protease-treated primary HBEC group, which contained 2</w:t>
+      </w:r>
+      <w:r>
+        <w:t>7</w:t>
+      </w:r>
+      <w:r>
+        <w:t xml:space="preserve"> DE miRNAs, whereas the remaining exposure groups contained few significantly DE miRNAs. </w:t>
       </w:r>
     </w:p>
     <w:p/>
     <w:p/>
     <w:p/>
     <w:p>
+      <w:r>
+        <w:lastRenderedPageBreak/>
+        <w:t xml:space="preserve">The distribution of differential expression in the 24 </w:t>
+      </w:r>
+      <w:proofErr w:type="spellStart"/>
+      <w:r>
+        <w:t>μg</w:t>
+      </w:r>
+      <w:proofErr w:type="spellEnd"/>
+      <w:r>
+        <w:t>/cm² protease-treated primary HBEC samples was visualised using an MA plot, while statistical significance was displayed using a volcano plot (Figure 4</w:t>
+      </w:r>
+      <w:proofErr w:type="gramStart"/>
+      <w:r>
+        <w:t>d,e</w:t>
+      </w:r>
+      <w:proofErr w:type="gramEnd"/>
+      <w:r>
+        <w:t xml:space="preserve">). Of the 27 differentially expressed miRNAs, 13 showed higher expression in the 24 </w:t>
+      </w:r>
+      <w:proofErr w:type="spellStart"/>
+      <w:r>
+        <w:t>μg</w:t>
+      </w:r>
+      <w:proofErr w:type="spellEnd"/>
+      <w:r>
+        <w:t>/cm²</w:t>
+      </w:r>
+      <w:r>
+        <w:t xml:space="preserve"> samples</w:t>
+      </w:r>
+      <w:r>
+        <w:t xml:space="preserve">, whereas 14 showed higher expression in untreated samples (Figure 4d). Sixteen of the 27 DE miRNAs had an absolute </w:t>
+      </w:r>
+      <w:proofErr w:type="spellStart"/>
+      <w:r>
+        <w:t>logFC</w:t>
+      </w:r>
+      <w:proofErr w:type="spellEnd"/>
+      <w:r>
+        <w:t xml:space="preserve"> &lt; 2.5 (Figure 4d). The smallest FDR observed was 1.46 × 10</w:t>
+      </w:r>
+      <w:r>
+        <w:rPr>
+          <w:rFonts w:ascii="Cambria Math" w:hAnsi="Cambria Math" w:cs="Cambria Math"/>
+        </w:rPr>
+        <w:t>⁻</w:t>
+      </w:r>
+      <w:r>
+        <w:t>⁵ (Figure 4e).</w:t>
+      </w:r>
+    </w:p>
+    <w:p>
+      <w:r>
+        <w:t xml:space="preserve">Relative normalised miRNA expression (CPM) in the 24 </w:t>
+      </w:r>
+      <w:proofErr w:type="spellStart"/>
+      <w:r>
+        <w:t>μg</w:t>
+      </w:r>
+      <w:proofErr w:type="spellEnd"/>
+      <w:r>
+        <w:t>/cm² protease-treated and untreated samples was visualised using a heatmap to assess the concordance of expression among biological replicates (Figure 4</w:t>
+      </w:r>
+      <w:r>
+        <w:t>[</w:t>
+      </w:r>
+      <w:r>
+        <w:t>c</w:t>
+      </w:r>
+      <w:r>
+        <w:t>]</w:t>
+      </w:r>
+      <w:r>
+        <w:t xml:space="preserve">). The 24 </w:t>
+      </w:r>
+      <w:proofErr w:type="spellStart"/>
+      <w:r>
+        <w:t>μg</w:t>
+      </w:r>
+      <w:proofErr w:type="spellEnd"/>
+      <w:r>
+        <w:t>/cm² samples generally exhibited consistent relative miRNA expression across replicates. In contrast, greater variability was observed among untreated replicates, with individual samples displaying distinct expression patterns for several miRNAs, including miR-375-3p (untreated replicate 2) and miR-7704 (untreated replicate 1).</w:t>
+      </w:r>
+    </w:p>
+    <w:p/>
+    <w:p/>
+    <w:p>
       <w:pPr>
         <w:pStyle w:val="ListParagraph"/>
         <w:numPr>
@@ -785,15 +1035,601 @@
         </w:numPr>
       </w:pPr>
       <w:r>
-        <w:t>Automated pathway enrichment analysis methods lack consensus</w:t>
+        <w:t>Pathway enrichment analysis m</w:t>
+      </w:r>
+      <w:r>
+        <w:t>ethod development</w:t>
+      </w:r>
+      <w:r>
+        <w:t xml:space="preserve"> using primary HBECs</w:t>
       </w:r>
     </w:p>
     <w:p/>
     <w:p>
-      <w:pPr>
-        <w:pStyle w:val="ListParagraph"/>
-      </w:pPr>
+      <w:r>
+        <w:t xml:space="preserve">Before investigating the biological relevance of DE miRNAs identified in Calu-3 cells, the pathway enrichment workflow was developed and evaluated using the 27 DE miRNAs identified in the 24 </w:t>
+      </w:r>
+      <w:proofErr w:type="spellStart"/>
+      <w:r>
+        <w:t>μg</w:t>
+      </w:r>
+      <w:proofErr w:type="spellEnd"/>
+      <w:r>
+        <w:t>/cm² protease-treated primary HBEC group</w:t>
+      </w:r>
+      <w:r>
+        <w:t>.</w:t>
+      </w:r>
     </w:p>
+    <w:p>
+      <w:r>
+        <w:t>Target gene-level enrichment</w:t>
+      </w:r>
+      <w:r>
+        <w:t xml:space="preserve"> was </w:t>
+      </w:r>
+      <w:r>
+        <w:t xml:space="preserve">performed using experimentally validated target genes obtained from </w:t>
+      </w:r>
+      <w:proofErr w:type="spellStart"/>
+      <w:r>
+        <w:t>miRTarBase</w:t>
+      </w:r>
+      <w:proofErr w:type="spellEnd"/>
+      <w:r>
+        <w:t xml:space="preserve"> and assessed against </w:t>
+      </w:r>
+      <w:proofErr w:type="spellStart"/>
+      <w:r>
+        <w:t>Reactome</w:t>
+      </w:r>
+      <w:proofErr w:type="spellEnd"/>
+      <w:r>
+        <w:t xml:space="preserve"> pathways</w:t>
+      </w:r>
+      <w:r>
+        <w:t xml:space="preserve">. </w:t>
+      </w:r>
+      <w:r>
+        <w:t>For</w:t>
+      </w:r>
+      <w:r>
+        <w:t xml:space="preserve"> upregulated miRNAs (</w:t>
+      </w:r>
+      <w:r>
+        <w:rPr>
+          <w:i/>
+          <w:iCs/>
+        </w:rPr>
+        <w:t>n</w:t>
+      </w:r>
+      <w:r>
+        <w:t>=13)</w:t>
+      </w:r>
+      <w:r>
+        <w:t xml:space="preserve">, </w:t>
+      </w:r>
+      <w:r>
+        <w:t xml:space="preserve">164 pathways were significantly enriched (P-adjusted &lt; 0.02) based on 3601 target genes </w:t>
+      </w:r>
+      <w:r>
+        <w:t>(Supp Table [indirect pathway results up])</w:t>
+      </w:r>
+      <w:r>
+        <w:t xml:space="preserve">. </w:t>
+      </w:r>
+      <w:r>
+        <w:t>These</w:t>
+      </w:r>
+      <w:r>
+        <w:t xml:space="preserve"> included pathways associated with </w:t>
+      </w:r>
+      <w:r>
+        <w:t xml:space="preserve">inflammatory signalling </w:t>
+      </w:r>
+      <w:r>
+        <w:t>(IL-4, IL-13, IL-17</w:t>
+      </w:r>
+      <w:r>
+        <w:t>,</w:t>
+      </w:r>
+      <w:r>
+        <w:t xml:space="preserve"> TNF</w:t>
+      </w:r>
+      <w:r>
+        <w:t xml:space="preserve">, </w:t>
+      </w:r>
+      <w:r>
+        <w:t>TLR</w:t>
+      </w:r>
+      <w:r>
+        <w:t xml:space="preserve"> and </w:t>
+      </w:r>
+      <w:r>
+        <w:t>TGF-</w:t>
+      </w:r>
+      <w:r>
+        <w:sym w:font="Symbol" w:char="F062"/>
+      </w:r>
+      <w:r>
+        <w:t xml:space="preserve"> </w:t>
+      </w:r>
+      <w:r>
+        <w:t>signalling)</w:t>
+      </w:r>
+      <w:r>
+        <w:t xml:space="preserve"> and</w:t>
+      </w:r>
+      <w:r>
+        <w:t xml:space="preserve"> </w:t>
+      </w:r>
+      <w:r>
+        <w:t xml:space="preserve">epithelial barrier </w:t>
+      </w:r>
+      <w:r>
+        <w:t>regulation</w:t>
+      </w:r>
+      <w:r>
+        <w:t xml:space="preserve"> (WNT</w:t>
+      </w:r>
+      <w:r>
+        <w:t xml:space="preserve"> and </w:t>
+      </w:r>
+      <w:r>
+        <w:t>NOTCH signalling)</w:t>
+      </w:r>
+      <w:r>
+        <w:t xml:space="preserve"> </w:t>
+      </w:r>
+      <w:r>
+        <w:t>(</w:t>
+      </w:r>
+      <w:r>
+        <w:t>Figure [</w:t>
+      </w:r>
+      <w:proofErr w:type="spellStart"/>
+      <w:r>
+        <w:t>dotplot</w:t>
+      </w:r>
+      <w:proofErr w:type="spellEnd"/>
+      <w:r>
+        <w:t xml:space="preserve">]; </w:t>
+      </w:r>
+      <w:r>
+        <w:t>Supp Table [indirect pathway results</w:t>
+      </w:r>
+      <w:r>
+        <w:t xml:space="preserve"> up</w:t>
+      </w:r>
+      <w:r>
+        <w:t>]).</w:t>
+      </w:r>
+      <w:r>
+        <w:t xml:space="preserve"> </w:t>
+      </w:r>
+      <w:r>
+        <w:t>For</w:t>
+      </w:r>
+      <w:r>
+        <w:t xml:space="preserve"> </w:t>
+      </w:r>
+      <w:r>
+        <w:t>downregulated</w:t>
+      </w:r>
+      <w:r>
+        <w:t xml:space="preserve"> miRNAs (</w:t>
+      </w:r>
+      <w:r>
+        <w:rPr>
+          <w:i/>
+          <w:iCs/>
+        </w:rPr>
+        <w:t>n</w:t>
+      </w:r>
+      <w:r>
+        <w:t>=1</w:t>
+      </w:r>
+      <w:r>
+        <w:t>4</w:t>
+      </w:r>
+      <w:r>
+        <w:t>),</w:t>
+      </w:r>
+      <w:r>
+        <w:t xml:space="preserve"> 4</w:t>
+      </w:r>
+      <w:r>
+        <w:t xml:space="preserve">64 pathways were significantly enriched (P-adjusted &lt; 0.02) based on </w:t>
+      </w:r>
+      <w:r>
+        <w:t>2746</w:t>
+      </w:r>
+      <w:r>
+        <w:t xml:space="preserve"> target genes </w:t>
+      </w:r>
+      <w:r>
+        <w:t xml:space="preserve">(Supp Table [indirect pathway results </w:t>
+      </w:r>
+      <w:r>
+        <w:t>down</w:t>
+      </w:r>
+      <w:r>
+        <w:t>])</w:t>
+      </w:r>
+      <w:r>
+        <w:t>.</w:t>
+      </w:r>
+      <w:r>
+        <w:t xml:space="preserve"> </w:t>
+      </w:r>
+      <w:r>
+        <w:t>This included pathways associated</w:t>
+      </w:r>
+      <w:r>
+        <w:t xml:space="preserve"> with </w:t>
+      </w:r>
+      <w:r>
+        <w:t xml:space="preserve">inflammatory signalling </w:t>
+      </w:r>
+      <w:r>
+        <w:t>(IL-4, IL-6, IL-7, IL-12, IL-13, IL-17</w:t>
+      </w:r>
+      <w:r>
+        <w:t>,</w:t>
+      </w:r>
+      <w:r>
+        <w:t xml:space="preserve"> TLR</w:t>
+      </w:r>
+      <w:r>
+        <w:t xml:space="preserve"> and</w:t>
+      </w:r>
+      <w:r>
+        <w:t xml:space="preserve"> TGF-</w:t>
+      </w:r>
+      <w:r>
+        <w:sym w:font="Symbol" w:char="F062"/>
+      </w:r>
+      <w:r>
+        <w:t xml:space="preserve"> signalling),</w:t>
+      </w:r>
+      <w:r>
+        <w:t xml:space="preserve"> </w:t>
+      </w:r>
+      <w:r>
+        <w:t xml:space="preserve">immune </w:t>
+      </w:r>
+      <w:r>
+        <w:t>responses</w:t>
+      </w:r>
+      <w:r>
+        <w:t xml:space="preserve"> (Fc receptor signalling), inflammatory cell death (pyroptosis), and </w:t>
+      </w:r>
+      <w:r>
+        <w:t>epithelial barrier regulation (Rho GTPase signalling)</w:t>
+      </w:r>
+      <w:r>
+        <w:t xml:space="preserve"> </w:t>
+      </w:r>
+      <w:r>
+        <w:t>(</w:t>
+      </w:r>
+      <w:r>
+        <w:t>Figure [</w:t>
+      </w:r>
+      <w:proofErr w:type="spellStart"/>
+      <w:r>
+        <w:t>dotplot</w:t>
+      </w:r>
+      <w:proofErr w:type="spellEnd"/>
+      <w:r>
+        <w:t xml:space="preserve">]; </w:t>
+      </w:r>
+      <w:r>
+        <w:t xml:space="preserve">Supp Table [indirect pathway results </w:t>
+      </w:r>
+      <w:r>
+        <w:t>down</w:t>
+      </w:r>
+      <w:r>
+        <w:t>])</w:t>
+      </w:r>
+      <w:r>
+        <w:t>.</w:t>
+      </w:r>
+    </w:p>
+    <w:p/>
+    <w:p/>
+    <w:p>
+      <w:r>
+        <w:lastRenderedPageBreak/>
+        <w:t xml:space="preserve">miRNA-level enrichment was performed using </w:t>
+      </w:r>
+      <w:proofErr w:type="spellStart"/>
+      <w:r>
+        <w:t>miEAA</w:t>
+      </w:r>
+      <w:proofErr w:type="spellEnd"/>
+      <w:r>
+        <w:t xml:space="preserve"> 2.0 against </w:t>
+      </w:r>
+      <w:proofErr w:type="spellStart"/>
+      <w:r>
+        <w:t>Reactome</w:t>
+      </w:r>
+      <w:proofErr w:type="spellEnd"/>
+      <w:r>
+        <w:t xml:space="preserve"> pathways from </w:t>
+      </w:r>
+      <w:proofErr w:type="spellStart"/>
+      <w:r>
+        <w:t>miRPathDB</w:t>
+      </w:r>
+      <w:proofErr w:type="spellEnd"/>
+      <w:r>
+        <w:t xml:space="preserve">. </w:t>
+      </w:r>
+      <w:r>
+        <w:t>For ORA,</w:t>
+      </w:r>
+      <w:r>
+        <w:t xml:space="preserve"> all miRNAs detected in the </w:t>
+      </w:r>
+      <w:r>
+        <w:t xml:space="preserve">24 </w:t>
+      </w:r>
+      <w:proofErr w:type="spellStart"/>
+      <w:r>
+        <w:t>μg</w:t>
+      </w:r>
+      <w:proofErr w:type="spellEnd"/>
+      <w:r>
+        <w:t>/cm² protease</w:t>
+      </w:r>
+      <w:r>
+        <w:t xml:space="preserve"> </w:t>
+      </w:r>
+      <w:r>
+        <w:t>experiment</w:t>
+      </w:r>
+      <w:r>
+        <w:t xml:space="preserve"> </w:t>
+      </w:r>
+      <w:r>
+        <w:t xml:space="preserve">were used </w:t>
+      </w:r>
+      <w:r>
+        <w:t>as the background universe (N=141)</w:t>
+      </w:r>
+      <w:r>
+        <w:t>.</w:t>
+      </w:r>
+      <w:r>
+        <w:t xml:space="preserve"> ORA </w:t>
+      </w:r>
+      <w:r>
+        <w:t>identified</w:t>
+      </w:r>
+      <w:r>
+        <w:t xml:space="preserve"> two</w:t>
+      </w:r>
+      <w:r>
+        <w:t xml:space="preserve"> </w:t>
+      </w:r>
+      <w:r>
+        <w:t xml:space="preserve">significantly enriched </w:t>
+      </w:r>
+      <w:r>
+        <w:t xml:space="preserve">pathways (P-adjusted &lt; </w:t>
+      </w:r>
+      <w:r>
+        <w:t>0</w:t>
+      </w:r>
+      <w:r>
+        <w:t>.05)</w:t>
+      </w:r>
+      <w:r>
+        <w:t xml:space="preserve"> </w:t>
+      </w:r>
+      <w:r>
+        <w:t>among</w:t>
+      </w:r>
+      <w:r>
+        <w:t xml:space="preserve"> upregulated </w:t>
+      </w:r>
+      <w:r>
+        <w:t>miRNAs (</w:t>
+      </w:r>
+      <w:r>
+        <w:rPr>
+          <w:i/>
+          <w:iCs/>
+        </w:rPr>
+        <w:t>n</w:t>
+      </w:r>
+      <w:r>
+        <w:t>=13)</w:t>
+      </w:r>
+      <w:r>
+        <w:t xml:space="preserve">: </w:t>
+      </w:r>
+      <w:r>
+        <w:rPr>
+          <w:i/>
+          <w:iCs/>
+        </w:rPr>
+        <w:t>Transcriptional activation of cell cycle inhibitor p2</w:t>
+      </w:r>
+      <w:r>
+        <w:t xml:space="preserve"> and </w:t>
+      </w:r>
+      <w:r>
+        <w:rPr>
+          <w:i/>
+          <w:iCs/>
+        </w:rPr>
+        <w:t xml:space="preserve">Transcriptional activation of p53 responsive </w:t>
+      </w:r>
+      <w:r>
+        <w:rPr>
+          <w:i/>
+          <w:iCs/>
+        </w:rPr>
+        <w:t>genes</w:t>
+      </w:r>
+      <w:r>
+        <w:rPr>
+          <w:i/>
+          <w:iCs/>
+        </w:rPr>
+        <w:t xml:space="preserve"> </w:t>
+      </w:r>
+      <w:r>
+        <w:t>(Figure [</w:t>
+      </w:r>
+      <w:proofErr w:type="spellStart"/>
+      <w:r>
+        <w:t>wordplot</w:t>
+      </w:r>
+      <w:proofErr w:type="spellEnd"/>
+      <w:r>
+        <w:t xml:space="preserve">]). </w:t>
+      </w:r>
+      <w:r>
+        <w:t>No significantly enriched pathways were identified among downregulated miRNAs (</w:t>
+      </w:r>
+      <w:r>
+        <w:rPr>
+          <w:i/>
+          <w:iCs/>
+        </w:rPr>
+        <w:t>n</w:t>
+      </w:r>
+      <w:r>
+        <w:t xml:space="preserve">=14) using ORA (P-adjusted &lt; 0.05). </w:t>
+      </w:r>
+      <w:r>
+        <w:t xml:space="preserve">miRNA-SEA was </w:t>
+      </w:r>
+      <w:r>
+        <w:t xml:space="preserve">subsequently </w:t>
+      </w:r>
+      <w:r>
+        <w:t xml:space="preserve">performed using all </w:t>
+      </w:r>
+      <w:r>
+        <w:t xml:space="preserve">detected </w:t>
+      </w:r>
+      <w:r>
+        <w:t xml:space="preserve">miRNAs </w:t>
+      </w:r>
+      <w:r>
+        <w:t xml:space="preserve">ranked by </w:t>
+      </w:r>
+      <w:proofErr w:type="spellStart"/>
+      <w:r>
+        <w:t>logFC</w:t>
+      </w:r>
+      <w:proofErr w:type="spellEnd"/>
+      <w:r>
+        <w:t xml:space="preserve">; </w:t>
+      </w:r>
+      <w:r>
+        <w:t xml:space="preserve">however, </w:t>
+      </w:r>
+      <w:r>
+        <w:t>n</w:t>
+      </w:r>
+      <w:r>
+        <w:t>o significant pathways were identified (P-adjusted &lt; 0.05).</w:t>
+      </w:r>
+    </w:p>
+    <w:p>
+      <w:r>
+        <w:t>Pathway enrichment analysis was then performed using QIAGEN IPA software, which is ordinarily locked behind a paywall… [</w:t>
+      </w:r>
+      <w:proofErr w:type="spellStart"/>
+      <w:r>
+        <w:t>qiagen</w:t>
+      </w:r>
+      <w:proofErr w:type="spellEnd"/>
+      <w:r>
+        <w:t xml:space="preserve"> </w:t>
+      </w:r>
+      <w:proofErr w:type="spellStart"/>
+      <w:r>
+        <w:t>ipa</w:t>
+      </w:r>
+      <w:proofErr w:type="spellEnd"/>
+      <w:r>
+        <w:t>]</w:t>
+      </w:r>
+    </w:p>
+    <w:p>
+      <w:r>
+        <w:t xml:space="preserve">[overlap paragraph – does it matter what the overlap is if </w:t>
+      </w:r>
+      <w:proofErr w:type="spellStart"/>
+      <w:r>
+        <w:t>qiagen</w:t>
+      </w:r>
+      <w:proofErr w:type="spellEnd"/>
+      <w:r>
+        <w:t xml:space="preserve"> doesn’t have solely </w:t>
+      </w:r>
+      <w:proofErr w:type="spellStart"/>
+      <w:r>
+        <w:t>reactome</w:t>
+      </w:r>
+      <w:proofErr w:type="spellEnd"/>
+      <w:r>
+        <w:t xml:space="preserve"> pathways – can you filter </w:t>
+      </w:r>
+      <w:proofErr w:type="spellStart"/>
+      <w:r>
+        <w:t>qiagen</w:t>
+      </w:r>
+      <w:proofErr w:type="spellEnd"/>
+      <w:r>
+        <w:t xml:space="preserve"> based on </w:t>
+      </w:r>
+      <w:proofErr w:type="spellStart"/>
+      <w:r>
+        <w:t>reactome</w:t>
+      </w:r>
+      <w:proofErr w:type="spellEnd"/>
+      <w:r>
+        <w:t>?]</w:t>
+      </w:r>
+    </w:p>
+    <w:p>
+      <w:r>
+        <w:t xml:space="preserve">[concluding para: </w:t>
+      </w:r>
+      <w:r>
+        <w:t>Overall, target gene-level enrichment identified a greater number of significant pathways compared with miRNA-level enrichment</w:t>
+      </w:r>
+      <w:r>
+        <w:t xml:space="preserve">. </w:t>
+      </w:r>
+      <w:r>
+        <w:t xml:space="preserve">[observed overlap with </w:t>
+      </w:r>
+      <w:proofErr w:type="spellStart"/>
+      <w:r>
+        <w:t>qiagen</w:t>
+      </w:r>
+      <w:proofErr w:type="spellEnd"/>
+      <w:proofErr w:type="gramStart"/>
+      <w:r>
+        <w:t>] ]</w:t>
+      </w:r>
+      <w:proofErr w:type="gramEnd"/>
+      <w:r>
+        <w:t xml:space="preserve"> </w:t>
+      </w:r>
+    </w:p>
+    <w:p/>
+    <w:p/>
     <w:p>
       <w:pPr>
         <w:pStyle w:val="ListParagraph"/>
@@ -803,18 +1639,433 @@
         </w:numPr>
       </w:pPr>
       <w:r>
-        <w:t>Differentially expressed miRNAs following HDM and dog allergen exposure have been detected in allergy studies</w:t>
-      </w:r>
-      <w:r>
-        <w:t xml:space="preserve"> / [compare to tamirna?]</w:t>
+        <w:t>Investigating the biological function of DE miRNAs originating from Calu-3 cells</w:t>
+      </w:r>
+    </w:p>
+    <w:p>
+      <w:pPr>
+        <w:rPr>
+          <w:rFonts w:ascii="Aptos" w:eastAsia="Times New Roman" w:hAnsi="Aptos" w:cs="Calibri"/>
+          <w:color w:val="000000"/>
+          <w:lang w:eastAsia="en-GB"/>
+        </w:rPr>
+      </w:pPr>
+      <w:r>
+        <w:t>Pathway enrichment analysis was not performed for the DE miRNAs identified in Calu-3 cells because the small number of</w:t>
+      </w:r>
+      <w:r>
+        <w:t xml:space="preserve"> unique</w:t>
+      </w:r>
+      <w:r>
+        <w:t xml:space="preserve"> DE miRNAs </w:t>
+      </w:r>
+      <w:r>
+        <w:t xml:space="preserve">(N=2) </w:t>
+      </w:r>
+      <w:r>
+        <w:t>was expected to provide insufficient statistical power for enrichment analyses</w:t>
+      </w:r>
+      <w:r>
+        <w:t>. Instead,</w:t>
+      </w:r>
+      <w:r>
+        <w:t xml:space="preserve"> a targeted</w:t>
+      </w:r>
+      <w:r>
+        <w:t xml:space="preserve"> literature </w:t>
+      </w:r>
+      <w:r>
+        <w:t>search was conducted using</w:t>
+      </w:r>
+      <w:r>
+        <w:t xml:space="preserve"> PubMed </w:t>
+      </w:r>
+      <w:r>
+        <w:t xml:space="preserve">to investigate the reported biological function of identified miRNAs </w:t>
+      </w:r>
+      <w:r>
+        <w:t>in airway biology, immune signalling and allergic sensitisation.</w:t>
+      </w:r>
+      <w:r>
+        <w:t xml:space="preserve"> </w:t>
+      </w:r>
+      <w:r>
+        <w:t xml:space="preserve">Searches were performed using each DE miRNA name </w:t>
+      </w:r>
+      <w:r>
+        <w:t>(“</w:t>
+      </w:r>
+      <w:r>
+        <w:t>miR-125b-5p</w:t>
+      </w:r>
+      <w:r>
+        <w:t>”, “</w:t>
+      </w:r>
+      <w:r>
+        <w:rPr>
+          <w:rFonts w:ascii="Aptos" w:eastAsia="Times New Roman" w:hAnsi="Aptos" w:cs="Calibri"/>
+          <w:color w:val="000000"/>
+          <w:lang w:eastAsia="en-GB"/>
+        </w:rPr>
+        <w:t>miR-574-5p</w:t>
+      </w:r>
+      <w:r>
+        <w:t xml:space="preserve">”) </w:t>
+      </w:r>
+      <w:r>
+        <w:t xml:space="preserve">in combination with the Boolean operator </w:t>
+      </w:r>
+      <w:r>
+        <w:t>“</w:t>
+      </w:r>
+      <w:r>
+        <w:rPr>
+          <w:rStyle w:val="Strong"/>
+          <w:b w:val="0"/>
+          <w:bCs w:val="0"/>
+        </w:rPr>
+        <w:t>AND</w:t>
+      </w:r>
+      <w:r>
+        <w:rPr>
+          <w:rStyle w:val="Strong"/>
+          <w:b w:val="0"/>
+          <w:bCs w:val="0"/>
+        </w:rPr>
+        <w:t>”</w:t>
+      </w:r>
+      <w:r>
+        <w:t xml:space="preserve"> and the </w:t>
+      </w:r>
+      <w:r>
+        <w:t xml:space="preserve">keywords </w:t>
+      </w:r>
+      <w:r>
+        <w:t>“</w:t>
+      </w:r>
+      <w:r>
+        <w:rPr>
+          <w:rStyle w:val="Emphasis"/>
+        </w:rPr>
+        <w:t>airway</w:t>
+      </w:r>
+      <w:r>
+        <w:t>”, “</w:t>
+      </w:r>
+      <w:r>
+        <w:rPr>
+          <w:rStyle w:val="Emphasis"/>
+        </w:rPr>
+        <w:t>immune</w:t>
+      </w:r>
+      <w:r>
+        <w:t>”, “</w:t>
+      </w:r>
+      <w:r>
+        <w:rPr>
+          <w:rStyle w:val="Emphasis"/>
+        </w:rPr>
+        <w:t>allergic</w:t>
+      </w:r>
+      <w:r>
+        <w:t>”, “</w:t>
+      </w:r>
+      <w:r>
+        <w:rPr>
+          <w:rStyle w:val="Emphasis"/>
+        </w:rPr>
+        <w:t>inflammation</w:t>
+      </w:r>
+      <w:r>
+        <w:t>”, “</w:t>
+      </w:r>
+      <w:r>
+        <w:rPr>
+          <w:rStyle w:val="Emphasis"/>
+        </w:rPr>
+        <w:t>epithelial</w:t>
+      </w:r>
+      <w:r>
+        <w:t>”, “</w:t>
+      </w:r>
+      <w:r>
+        <w:rPr>
+          <w:rStyle w:val="Emphasis"/>
+        </w:rPr>
+        <w:t>extracellular vesicle</w:t>
+      </w:r>
+      <w:r>
+        <w:t>”</w:t>
+      </w:r>
+      <w:r>
+        <w:t>.</w:t>
+      </w:r>
+      <w:r>
+        <w:t xml:space="preserve"> </w:t>
+      </w:r>
+    </w:p>
+    <w:p>
+      <w:r>
+        <w:t xml:space="preserve">For miR-125b-5p, these searches returned </w:t>
+      </w:r>
+      <w:r>
+        <w:t>[]</w:t>
+      </w:r>
+      <w:r>
+        <w:t xml:space="preserve"> publications for </w:t>
+      </w:r>
+      <w:r>
+        <w:rPr>
+          <w:rStyle w:val="Emphasis"/>
+        </w:rPr>
+        <w:t>airway</w:t>
+      </w:r>
+      <w:r>
+        <w:t xml:space="preserve">, </w:t>
+      </w:r>
+      <w:r>
+        <w:t>[]</w:t>
+      </w:r>
+      <w:r>
+        <w:t xml:space="preserve"> for </w:t>
+      </w:r>
+      <w:r>
+        <w:rPr>
+          <w:rStyle w:val="Emphasis"/>
+        </w:rPr>
+        <w:t>immune</w:t>
+      </w:r>
+      <w:r>
+        <w:t xml:space="preserve">, </w:t>
+      </w:r>
+      <w:r>
+        <w:t>[]</w:t>
+      </w:r>
+      <w:r>
+        <w:t xml:space="preserve"> for </w:t>
+      </w:r>
+      <w:r>
+        <w:rPr>
+          <w:rStyle w:val="Emphasis"/>
+        </w:rPr>
+        <w:t>allergic</w:t>
+      </w:r>
+      <w:r>
+        <w:t xml:space="preserve">, </w:t>
+      </w:r>
+      <w:r>
+        <w:t>[]</w:t>
+      </w:r>
+      <w:r>
+        <w:t xml:space="preserve"> for </w:t>
+      </w:r>
+      <w:r>
+        <w:rPr>
+          <w:rStyle w:val="Emphasis"/>
+        </w:rPr>
+        <w:t>inflammation</w:t>
+      </w:r>
+      <w:r>
+        <w:t xml:space="preserve">, </w:t>
+      </w:r>
+      <w:r>
+        <w:t>[]</w:t>
+      </w:r>
+      <w:r>
+        <w:t xml:space="preserve"> for </w:t>
+      </w:r>
+      <w:r>
+        <w:rPr>
+          <w:rStyle w:val="Emphasis"/>
+        </w:rPr>
+        <w:t>epithelial</w:t>
+      </w:r>
+      <w:r>
+        <w:t xml:space="preserve"> </w:t>
+      </w:r>
+      <w:proofErr w:type="gramStart"/>
+      <w:r>
+        <w:t xml:space="preserve">and </w:t>
+      </w:r>
+      <w:r>
+        <w:t xml:space="preserve"> [</w:t>
+      </w:r>
+      <w:proofErr w:type="gramEnd"/>
+      <w:r>
+        <w:t>]</w:t>
+      </w:r>
+      <w:r>
+        <w:t xml:space="preserve"> for </w:t>
+      </w:r>
+      <w:r>
+        <w:rPr>
+          <w:rStyle w:val="Emphasis"/>
+        </w:rPr>
+        <w:t>extracellular vesicle</w:t>
+      </w:r>
+      <w:r>
+        <w:t>.</w:t>
+      </w:r>
+      <w:r>
+        <w:t xml:space="preserve"> Screening of these publications identified evidence </w:t>
+      </w:r>
+      <w:r>
+        <w:t xml:space="preserve">of involvement in </w:t>
+      </w:r>
+      <w:proofErr w:type="gramStart"/>
+      <w:r>
+        <w:t>[]…</w:t>
+      </w:r>
+      <w:proofErr w:type="gramEnd"/>
+      <w:r>
+        <w:t xml:space="preserve"> </w:t>
+      </w:r>
+    </w:p>
+    <w:p>
+      <w:pPr>
+        <w:rPr>
+          <w:rFonts w:ascii="Aptos" w:eastAsia="Times New Roman" w:hAnsi="Aptos" w:cs="Calibri"/>
+          <w:color w:val="000000"/>
+          <w:lang w:eastAsia="en-GB"/>
+        </w:rPr>
+      </w:pPr>
+      <w:r>
+        <w:rPr>
+          <w:rFonts w:ascii="Aptos" w:eastAsia="Times New Roman" w:hAnsi="Aptos" w:cs="Calibri"/>
+          <w:color w:val="000000"/>
+          <w:lang w:eastAsia="en-GB"/>
+        </w:rPr>
+        <w:t xml:space="preserve">For </w:t>
+      </w:r>
+      <w:r>
+        <w:rPr>
+          <w:rFonts w:ascii="Aptos" w:eastAsia="Times New Roman" w:hAnsi="Aptos" w:cs="Calibri"/>
+          <w:color w:val="000000"/>
+          <w:lang w:eastAsia="en-GB"/>
+        </w:rPr>
+        <w:t>miR-574-5</w:t>
+      </w:r>
+      <w:proofErr w:type="gramStart"/>
+      <w:r>
+        <w:rPr>
+          <w:rFonts w:ascii="Aptos" w:eastAsia="Times New Roman" w:hAnsi="Aptos" w:cs="Calibri"/>
+          <w:color w:val="000000"/>
+          <w:lang w:eastAsia="en-GB"/>
+        </w:rPr>
+        <w:t>p</w:t>
+      </w:r>
+      <w:r>
+        <w:rPr>
+          <w:rFonts w:ascii="Aptos" w:eastAsia="Times New Roman" w:hAnsi="Aptos" w:cs="Calibri"/>
+          <w:color w:val="000000"/>
+          <w:lang w:eastAsia="en-GB"/>
+        </w:rPr>
+        <w:t>,…</w:t>
+      </w:r>
+      <w:proofErr w:type="gramEnd"/>
+      <w:r>
+        <w:rPr>
+          <w:rFonts w:ascii="Aptos" w:eastAsia="Times New Roman" w:hAnsi="Aptos" w:cs="Calibri"/>
+          <w:color w:val="000000"/>
+          <w:lang w:eastAsia="en-GB"/>
+        </w:rPr>
+        <w:t>[]</w:t>
+      </w:r>
+    </w:p>
+    <w:p>
+      <w:r>
+        <w:t>[make supplementary table of key evidence for each miRNA. Have columns e.g.,</w:t>
+      </w:r>
+    </w:p>
+    <w:p>
+      <w:pPr>
+        <w:pStyle w:val="ListParagraph"/>
+        <w:numPr>
+          <w:ilvl w:val="0"/>
+          <w:numId w:val="20"/>
+        </w:numPr>
+      </w:pPr>
+      <w:r>
+        <w:t>miRNA</w:t>
+      </w:r>
+      <w:r>
+        <w:tab/>
+      </w:r>
+    </w:p>
+    <w:p>
+      <w:pPr>
+        <w:pStyle w:val="ListParagraph"/>
+        <w:numPr>
+          <w:ilvl w:val="0"/>
+          <w:numId w:val="20"/>
+        </w:numPr>
+      </w:pPr>
+      <w:r>
+        <w:t>Reported biological function</w:t>
+      </w:r>
+      <w:r>
+        <w:tab/>
+      </w:r>
+    </w:p>
+    <w:p>
+      <w:pPr>
+        <w:pStyle w:val="ListParagraph"/>
+        <w:numPr>
+          <w:ilvl w:val="0"/>
+          <w:numId w:val="20"/>
+        </w:numPr>
+      </w:pPr>
+      <w:r>
+        <w:t>Disease/context</w:t>
+      </w:r>
+      <w:r>
+        <w:tab/>
+      </w:r>
+    </w:p>
+    <w:p>
+      <w:pPr>
+        <w:pStyle w:val="ListParagraph"/>
+        <w:numPr>
+          <w:ilvl w:val="0"/>
+          <w:numId w:val="20"/>
+        </w:numPr>
+      </w:pPr>
+      <w:r>
+        <w:t>Key reference(s)</w:t>
+      </w:r>
+      <w:r>
+        <w:t>]</w:t>
       </w:r>
     </w:p>
     <w:p/>
+    <w:p/>
+    <w:p/>
+    <w:p/>
     <w:p>
       <w:r>
-        <w:t>[add figures to the correct place in the text]</w:t>
+        <w:t>[</w:t>
+      </w:r>
+      <w:r>
+        <w:t>review text to make sure figures are references where they should be</w:t>
+      </w:r>
+      <w:r>
+        <w:t>]</w:t>
       </w:r>
     </w:p>
+    <w:p>
+      <w:r>
+        <w:t xml:space="preserve">[27 de </w:t>
+      </w:r>
+      <w:proofErr w:type="spellStart"/>
+      <w:r>
+        <w:t>mirnas</w:t>
+      </w:r>
+      <w:proofErr w:type="spellEnd"/>
+      <w:r>
+        <w:t xml:space="preserve"> not 28]</w:t>
+      </w:r>
+    </w:p>
+    <w:p/>
     <w:p/>
     <w:p>
       <w:pPr>
@@ -1288,6 +2539,95 @@
     </w:lvl>
   </w:abstractNum>
   <w:abstractNum w:abstractNumId="5" w15:restartNumberingAfterBreak="0">
+    <w:nsid w:val="140C3922"/>
+    <w:multiLevelType w:val="hybridMultilevel"/>
+    <w:tmpl w:val="7B503DBA"/>
+    <w:lvl w:ilvl="0" w:tplc="0809000F">
+      <w:start w:val="1"/>
+      <w:numFmt w:val="decimal"/>
+      <w:lvlText w:val="%1."/>
+      <w:lvlJc w:val="left"/>
+      <w:pPr>
+        <w:ind w:left="720" w:hanging="360"/>
+      </w:pPr>
+      <w:rPr>
+        <w:rFonts w:hint="default"/>
+      </w:rPr>
+    </w:lvl>
+    <w:lvl w:ilvl="1" w:tplc="08090019" w:tentative="1">
+      <w:start w:val="1"/>
+      <w:numFmt w:val="lowerLetter"/>
+      <w:lvlText w:val="%2."/>
+      <w:lvlJc w:val="left"/>
+      <w:pPr>
+        <w:ind w:left="1440" w:hanging="360"/>
+      </w:pPr>
+    </w:lvl>
+    <w:lvl w:ilvl="2" w:tplc="0809001B" w:tentative="1">
+      <w:start w:val="1"/>
+      <w:numFmt w:val="lowerRoman"/>
+      <w:lvlText w:val="%3."/>
+      <w:lvlJc w:val="right"/>
+      <w:pPr>
+        <w:ind w:left="2160" w:hanging="180"/>
+      </w:pPr>
+    </w:lvl>
+    <w:lvl w:ilvl="3" w:tplc="0809000F" w:tentative="1">
+      <w:start w:val="1"/>
+      <w:numFmt w:val="decimal"/>
+      <w:lvlText w:val="%4."/>
+      <w:lvlJc w:val="left"/>
+      <w:pPr>
+        <w:ind w:left="2880" w:hanging="360"/>
+      </w:pPr>
+    </w:lvl>
+    <w:lvl w:ilvl="4" w:tplc="08090019" w:tentative="1">
+      <w:start w:val="1"/>
+      <w:numFmt w:val="lowerLetter"/>
+      <w:lvlText w:val="%5."/>
+      <w:lvlJc w:val="left"/>
+      <w:pPr>
+        <w:ind w:left="3600" w:hanging="360"/>
+      </w:pPr>
+    </w:lvl>
+    <w:lvl w:ilvl="5" w:tplc="0809001B" w:tentative="1">
+      <w:start w:val="1"/>
+      <w:numFmt w:val="lowerRoman"/>
+      <w:lvlText w:val="%6."/>
+      <w:lvlJc w:val="right"/>
+      <w:pPr>
+        <w:ind w:left="4320" w:hanging="180"/>
+      </w:pPr>
+    </w:lvl>
+    <w:lvl w:ilvl="6" w:tplc="0809000F" w:tentative="1">
+      <w:start w:val="1"/>
+      <w:numFmt w:val="decimal"/>
+      <w:lvlText w:val="%7."/>
+      <w:lvlJc w:val="left"/>
+      <w:pPr>
+        <w:ind w:left="5040" w:hanging="360"/>
+      </w:pPr>
+    </w:lvl>
+    <w:lvl w:ilvl="7" w:tplc="08090019" w:tentative="1">
+      <w:start w:val="1"/>
+      <w:numFmt w:val="lowerLetter"/>
+      <w:lvlText w:val="%8."/>
+      <w:lvlJc w:val="left"/>
+      <w:pPr>
+        <w:ind w:left="5760" w:hanging="360"/>
+      </w:pPr>
+    </w:lvl>
+    <w:lvl w:ilvl="8" w:tplc="0809001B" w:tentative="1">
+      <w:start w:val="1"/>
+      <w:numFmt w:val="lowerRoman"/>
+      <w:lvlText w:val="%9."/>
+      <w:lvlJc w:val="right"/>
+      <w:pPr>
+        <w:ind w:left="6480" w:hanging="180"/>
+      </w:pPr>
+    </w:lvl>
+  </w:abstractNum>
+  <w:abstractNum w:abstractNumId="6" w15:restartNumberingAfterBreak="0">
     <w:nsid w:val="14C612B6"/>
     <w:multiLevelType w:val="hybridMultilevel"/>
     <w:tmpl w:val="00A29352"/>
@@ -1400,7 +2740,7 @@
       </w:rPr>
     </w:lvl>
   </w:abstractNum>
-  <w:abstractNum w:abstractNumId="6" w15:restartNumberingAfterBreak="0">
+  <w:abstractNum w:abstractNumId="7" w15:restartNumberingAfterBreak="0">
     <w:nsid w:val="15CD1E9F"/>
     <w:multiLevelType w:val="hybridMultilevel"/>
     <w:tmpl w:val="FDF43902"/>
@@ -1513,7 +2853,7 @@
       </w:rPr>
     </w:lvl>
   </w:abstractNum>
-  <w:abstractNum w:abstractNumId="7" w15:restartNumberingAfterBreak="0">
+  <w:abstractNum w:abstractNumId="8" w15:restartNumberingAfterBreak="0">
     <w:nsid w:val="1AC70B2E"/>
     <w:multiLevelType w:val="hybridMultilevel"/>
     <w:tmpl w:val="46F2023C"/>
@@ -1626,7 +2966,7 @@
       </w:rPr>
     </w:lvl>
   </w:abstractNum>
-  <w:abstractNum w:abstractNumId="8" w15:restartNumberingAfterBreak="0">
+  <w:abstractNum w:abstractNumId="9" w15:restartNumberingAfterBreak="0">
     <w:nsid w:val="1E43374C"/>
     <w:multiLevelType w:val="hybridMultilevel"/>
     <w:tmpl w:val="55C85972"/>
@@ -1739,7 +3079,7 @@
       </w:rPr>
     </w:lvl>
   </w:abstractNum>
-  <w:abstractNum w:abstractNumId="9" w15:restartNumberingAfterBreak="0">
+  <w:abstractNum w:abstractNumId="10" w15:restartNumberingAfterBreak="0">
     <w:nsid w:val="1E5B4A12"/>
     <w:multiLevelType w:val="hybridMultilevel"/>
     <w:tmpl w:val="AD32F788"/>
@@ -1852,7 +3192,7 @@
       </w:rPr>
     </w:lvl>
   </w:abstractNum>
-  <w:abstractNum w:abstractNumId="10" w15:restartNumberingAfterBreak="0">
+  <w:abstractNum w:abstractNumId="11" w15:restartNumberingAfterBreak="0">
     <w:nsid w:val="391C3416"/>
     <w:multiLevelType w:val="hybridMultilevel"/>
     <w:tmpl w:val="0066A6BE"/>
@@ -1965,7 +3305,7 @@
       </w:rPr>
     </w:lvl>
   </w:abstractNum>
-  <w:abstractNum w:abstractNumId="11" w15:restartNumberingAfterBreak="0">
+  <w:abstractNum w:abstractNumId="12" w15:restartNumberingAfterBreak="0">
     <w:nsid w:val="52E327EF"/>
     <w:multiLevelType w:val="hybridMultilevel"/>
     <w:tmpl w:val="764CAB9E"/>
@@ -2078,7 +3418,7 @@
       </w:rPr>
     </w:lvl>
   </w:abstractNum>
-  <w:abstractNum w:abstractNumId="12" w15:restartNumberingAfterBreak="0">
+  <w:abstractNum w:abstractNumId="13" w15:restartNumberingAfterBreak="0">
     <w:nsid w:val="53B6455F"/>
     <w:multiLevelType w:val="hybridMultilevel"/>
     <w:tmpl w:val="988010F6"/>
@@ -2167,7 +3507,7 @@
       </w:pPr>
     </w:lvl>
   </w:abstractNum>
-  <w:abstractNum w:abstractNumId="13" w15:restartNumberingAfterBreak="0">
+  <w:abstractNum w:abstractNumId="14" w15:restartNumberingAfterBreak="0">
     <w:nsid w:val="5F3955D7"/>
     <w:multiLevelType w:val="hybridMultilevel"/>
     <w:tmpl w:val="D1CE7724"/>
@@ -2280,7 +3620,7 @@
       </w:rPr>
     </w:lvl>
   </w:abstractNum>
-  <w:abstractNum w:abstractNumId="14" w15:restartNumberingAfterBreak="0">
+  <w:abstractNum w:abstractNumId="15" w15:restartNumberingAfterBreak="0">
     <w:nsid w:val="67D17D62"/>
     <w:multiLevelType w:val="hybridMultilevel"/>
     <w:tmpl w:val="E0105CF8"/>
@@ -2366,7 +3706,7 @@
       </w:pPr>
     </w:lvl>
   </w:abstractNum>
-  <w:abstractNum w:abstractNumId="15" w15:restartNumberingAfterBreak="0">
+  <w:abstractNum w:abstractNumId="16" w15:restartNumberingAfterBreak="0">
     <w:nsid w:val="746A5C0A"/>
     <w:multiLevelType w:val="hybridMultilevel"/>
     <w:tmpl w:val="50DEA51A"/>
@@ -2479,7 +3819,7 @@
       </w:rPr>
     </w:lvl>
   </w:abstractNum>
-  <w:abstractNum w:abstractNumId="16" w15:restartNumberingAfterBreak="0">
+  <w:abstractNum w:abstractNumId="17" w15:restartNumberingAfterBreak="0">
     <w:nsid w:val="791564A6"/>
     <w:multiLevelType w:val="hybridMultilevel"/>
     <w:tmpl w:val="0DD0342E"/>
@@ -2568,7 +3908,7 @@
       </w:pPr>
     </w:lvl>
   </w:abstractNum>
-  <w:abstractNum w:abstractNumId="17" w15:restartNumberingAfterBreak="0">
+  <w:abstractNum w:abstractNumId="18" w15:restartNumberingAfterBreak="0">
     <w:nsid w:val="7AEC6FE5"/>
     <w:multiLevelType w:val="hybridMultilevel"/>
     <w:tmpl w:val="463A8764"/>
@@ -2657,7 +3997,7 @@
       </w:pPr>
     </w:lvl>
   </w:abstractNum>
-  <w:abstractNum w:abstractNumId="18" w15:restartNumberingAfterBreak="0">
+  <w:abstractNum w:abstractNumId="19" w15:restartNumberingAfterBreak="0">
     <w:nsid w:val="7D5203AC"/>
     <w:multiLevelType w:val="hybridMultilevel"/>
     <w:tmpl w:val="10DAC126"/>
@@ -2744,19 +4084,19 @@
     </w:lvl>
   </w:abstractNum>
   <w:num w:numId="1" w16cid:durableId="853226515">
-    <w:abstractNumId w:val="15"/>
+    <w:abstractNumId w:val="16"/>
   </w:num>
   <w:num w:numId="2" w16cid:durableId="1165441885">
-    <w:abstractNumId w:val="5"/>
+    <w:abstractNumId w:val="6"/>
   </w:num>
   <w:num w:numId="3" w16cid:durableId="34241236">
-    <w:abstractNumId w:val="14"/>
+    <w:abstractNumId w:val="15"/>
   </w:num>
   <w:num w:numId="4" w16cid:durableId="309870290">
     <w:abstractNumId w:val="2"/>
   </w:num>
   <w:num w:numId="5" w16cid:durableId="778842978">
-    <w:abstractNumId w:val="18"/>
+    <w:abstractNumId w:val="19"/>
   </w:num>
   <w:num w:numId="6" w16cid:durableId="386995064">
     <w:abstractNumId w:val="3"/>
@@ -2765,40 +4105,43 @@
     <w:abstractNumId w:val="0"/>
   </w:num>
   <w:num w:numId="8" w16cid:durableId="1378430212">
-    <w:abstractNumId w:val="17"/>
+    <w:abstractNumId w:val="18"/>
   </w:num>
   <w:num w:numId="9" w16cid:durableId="1532064723">
-    <w:abstractNumId w:val="12"/>
+    <w:abstractNumId w:val="13"/>
   </w:num>
   <w:num w:numId="10" w16cid:durableId="230386996">
     <w:abstractNumId w:val="4"/>
   </w:num>
   <w:num w:numId="11" w16cid:durableId="1297418227">
-    <w:abstractNumId w:val="6"/>
+    <w:abstractNumId w:val="7"/>
   </w:num>
   <w:num w:numId="12" w16cid:durableId="977106624">
     <w:abstractNumId w:val="1"/>
   </w:num>
   <w:num w:numId="13" w16cid:durableId="1859930123">
-    <w:abstractNumId w:val="16"/>
+    <w:abstractNumId w:val="17"/>
   </w:num>
   <w:num w:numId="14" w16cid:durableId="588581355">
+    <w:abstractNumId w:val="11"/>
+  </w:num>
+  <w:num w:numId="15" w16cid:durableId="1729457134">
+    <w:abstractNumId w:val="14"/>
+  </w:num>
+  <w:num w:numId="16" w16cid:durableId="282998335">
+    <w:abstractNumId w:val="12"/>
+  </w:num>
+  <w:num w:numId="17" w16cid:durableId="645547403">
+    <w:abstractNumId w:val="8"/>
+  </w:num>
+  <w:num w:numId="18" w16cid:durableId="1321500107">
     <w:abstractNumId w:val="10"/>
   </w:num>
-  <w:num w:numId="15" w16cid:durableId="1729457134">
-    <w:abstractNumId w:val="13"/>
-  </w:num>
-  <w:num w:numId="16" w16cid:durableId="282998335">
-    <w:abstractNumId w:val="11"/>
-  </w:num>
-  <w:num w:numId="17" w16cid:durableId="645547403">
-    <w:abstractNumId w:val="7"/>
-  </w:num>
-  <w:num w:numId="18" w16cid:durableId="1321500107">
+  <w:num w:numId="19" w16cid:durableId="1228880750">
     <w:abstractNumId w:val="9"/>
   </w:num>
-  <w:num w:numId="19" w16cid:durableId="1228880750">
-    <w:abstractNumId w:val="8"/>
+  <w:num w:numId="20" w16cid:durableId="1105727940">
+    <w:abstractNumId w:val="5"/>
   </w:num>
 </w:numbering>
 </file>
@@ -3406,7 +4749,6 @@
   <w:style w:type="character" w:default="1" w:styleId="DefaultParagraphFont">
     <w:name w:val="Default Paragraph Font"/>
     <w:uiPriority w:val="1"/>
-    <w:semiHidden/>
     <w:unhideWhenUsed/>
   </w:style>
   <w:style w:type="table" w:default="1" w:styleId="TableNormal">
@@ -3766,6 +5108,17 @@
       <w:iCs/>
     </w:rPr>
   </w:style>
+  <w:style w:type="character" w:styleId="Strong">
+    <w:name w:val="Strong"/>
+    <w:basedOn w:val="DefaultParagraphFont"/>
+    <w:uiPriority w:val="22"/>
+    <w:qFormat/>
+    <w:rsid w:val="006A7B22"/>
+    <w:rPr>
+      <w:b/>
+      <w:bCs/>
+    </w:rPr>
+  </w:style>
 </w:styles>
 </file>
 

--- a/write_up/drafts/4_results/results_DRAFT_2.docx
+++ b/write_up/drafts/4_results/results_DRAFT_2.docx
@@ -17,11 +17,6 @@
       </w:r>
     </w:p>
     <w:p>
-      <w:r>
-        <w:t>Why? How? What did you find?</w:t>
-      </w:r>
-    </w:p>
-    <w:p>
       <w:pPr>
         <w:pStyle w:val="ListParagraph"/>
         <w:numPr>
@@ -138,7 +133,13 @@
     </w:p>
     <w:p>
       <w:r>
-        <w:t>The most frequently observed per</w:t>
+        <w:t xml:space="preserve">The </w:t>
+      </w:r>
+      <w:r>
+        <w:t>modal</w:t>
+      </w:r>
+      <w:r>
+        <w:t xml:space="preserve"> per</w:t>
       </w:r>
       <w:r>
         <w:t>-</w:t>
@@ -278,7 +279,19 @@
         <w:t xml:space="preserve"> </w:t>
       </w:r>
       <w:r>
-        <w:t>bp, the modal read length was 21</w:t>
+        <w:t>bp</w:t>
+      </w:r>
+      <w:r>
+        <w:t>.</w:t>
+      </w:r>
+      <w:r>
+        <w:t xml:space="preserve"> </w:t>
+      </w:r>
+      <w:r>
+        <w:t>T</w:t>
+      </w:r>
+      <w:r>
+        <w:t>he modal read length was 21</w:t>
       </w:r>
       <w:r>
         <w:t xml:space="preserve"> </w:t>
@@ -316,7 +329,13 @@
         <w:t>. In these samples, t</w:t>
       </w:r>
       <w:r>
-        <w:t>he most frequently observed read length was 18</w:t>
+        <w:t xml:space="preserve">he </w:t>
+      </w:r>
+      <w:r>
+        <w:t>modal</w:t>
+      </w:r>
+      <w:r>
+        <w:t xml:space="preserve"> read length was 18</w:t>
       </w:r>
       <w:r>
         <w:t xml:space="preserve"> </w:t>
@@ -340,7 +359,13 @@
         <w:t>65</w:t>
       </w:r>
       <w:r>
-        <w:t>1in Calu-3 samples</w:t>
+        <w:t>1</w:t>
+      </w:r>
+      <w:r>
+        <w:t xml:space="preserve"> </w:t>
+      </w:r>
+      <w:r>
+        <w:t>in Calu-3 samples</w:t>
       </w:r>
       <w:r>
         <w:t>.</w:t>
@@ -383,7 +408,25 @@
         <w:t xml:space="preserve">sequence </w:t>
       </w:r>
       <w:r>
-        <w:t>duplication than the remaining samples, with reads at duplication levels greater than 10,000 accounting for a mean of 42.1% of reads, compared with 5.3% in the remaining primary HBEC samples</w:t>
+        <w:t>duplication than the remaining samples</w:t>
+      </w:r>
+      <w:r>
+        <w:t>, containing a mean of 42.1% of</w:t>
+      </w:r>
+      <w:r>
+        <w:t xml:space="preserve"> reads </w:t>
+      </w:r>
+      <w:r>
+        <w:t>with</w:t>
+      </w:r>
+      <w:r>
+        <w:t xml:space="preserve"> duplication levels greater than 10,000</w:t>
+      </w:r>
+      <w:r>
+        <w:t>-fold</w:t>
+      </w:r>
+      <w:r>
+        <w:t>, compared with 5.3% in the remaining primary HBEC samples</w:t>
       </w:r>
       <w:r>
         <w:t xml:space="preserve"> (Figure [2c]),</w:t>
@@ -475,7 +518,7 @@
         <w:t>representing 0.045% of total trimmed reads</w:t>
       </w:r>
       <w:r>
-        <w:t xml:space="preserve">, and </w:t>
+        <w:t xml:space="preserve">, </w:t>
       </w:r>
       <w:r>
         <w:t>with a range of 594–4,379</w:t>
@@ -531,28 +574,28 @@
         <w:t>r</w:t>
       </w:r>
       <w:r>
-        <w:t xml:space="preserve"> primary </w:t>
+        <w:t xml:space="preserve"> primary HBECs</w:t>
+      </w:r>
+      <w:r>
+        <w:t>,</w:t>
+      </w:r>
+      <w:r>
+        <w:t xml:space="preserve"> untreated samples </w:t>
+      </w:r>
+      <w:r>
+        <w:t xml:space="preserve">had the lowest mean number of reads assigned to miRNAs (13,289; range: 11,098–16,332), whereas samples exposed to 24 </w:t>
+      </w:r>
+      <w:proofErr w:type="spellStart"/>
+      <w:r>
+        <w:t>μg</w:t>
+      </w:r>
+      <w:proofErr w:type="spellEnd"/>
+      <w:r>
+        <w:t xml:space="preserve">/cm² had the highest </w:t>
       </w:r>
       <w:r>
         <w:lastRenderedPageBreak/>
-        <w:t>HBECs</w:t>
-      </w:r>
-      <w:r>
-        <w:t>,</w:t>
-      </w:r>
-      <w:r>
-        <w:t xml:space="preserve"> untreated samples </w:t>
-      </w:r>
-      <w:r>
-        <w:t xml:space="preserve">had the lowest mean number of reads assigned to miRNAs (13,289; range: 11,098–16,332), whereas samples exposed to 24 </w:t>
-      </w:r>
-      <w:proofErr w:type="spellStart"/>
-      <w:r>
-        <w:t>μg</w:t>
-      </w:r>
-      <w:proofErr w:type="spellEnd"/>
-      <w:r>
-        <w:t xml:space="preserve">/cm² had the highest mean (74,738) </w:t>
+        <w:t xml:space="preserve">mean (74,738) </w:t>
       </w:r>
       <w:r>
         <w:t>(</w:t>
@@ -659,7 +702,13 @@
         <w:t xml:space="preserve"> </w:t>
       </w:r>
       <w:r>
-        <w:t xml:space="preserve">These findings provide additional support that the 24 </w:t>
+        <w:t xml:space="preserve">These findings </w:t>
+      </w:r>
+      <w:r>
+        <w:t>demonstrated</w:t>
+      </w:r>
+      <w:r>
+        <w:t xml:space="preserve"> that the 24 </w:t>
       </w:r>
       <w:proofErr w:type="spellStart"/>
       <w:r>
@@ -667,7 +716,19 @@
       </w:r>
       <w:proofErr w:type="spellEnd"/>
       <w:r>
-        <w:t>/cm² samples exhibit distinct profiles compared with the other protease exposure conditions.</w:t>
+        <w:t>/cm² samples exhibit</w:t>
+      </w:r>
+      <w:r>
+        <w:t>ed</w:t>
+      </w:r>
+      <w:r>
+        <w:t xml:space="preserve"> distinct </w:t>
+      </w:r>
+      <w:r>
+        <w:t xml:space="preserve">RNA composition </w:t>
+      </w:r>
+      <w:r>
+        <w:t>profiles compared with the other protease exposure conditions.</w:t>
       </w:r>
     </w:p>
     <w:p>
@@ -759,7 +820,6 @@
     </w:p>
     <w:p>
       <w:r>
-        <w:lastRenderedPageBreak/>
         <w:t xml:space="preserve">Reads mapped to known </w:t>
       </w:r>
       <w:r>
@@ -772,6 +832,9 @@
       <w:r>
         <w:t xml:space="preserve">miRNAs annotated in </w:t>
       </w:r>
+      <w:r>
+        <w:t xml:space="preserve">the </w:t>
+      </w:r>
       <w:proofErr w:type="spellStart"/>
       <w:r>
         <w:t>miRBase</w:t>
@@ -786,7 +849,11 @@
       </w:r>
       <w:proofErr w:type="spellEnd"/>
       <w:r>
-        <w:t xml:space="preserve"> to identify differentially expressed miRNAs between treated and untreated primary HBEC samples and Calu-3 samples. In primary HBECs, 147 of the 562 miRNAs detected across all protease exposure conditions were retained following removal of lowly expressed miRNAs. In the 24 </w:t>
+        <w:t xml:space="preserve"> to identify differentially expressed miRNAs between treated </w:t>
+      </w:r>
+      <w:r>
+        <w:lastRenderedPageBreak/>
+        <w:t xml:space="preserve">and untreated primary HBEC samples and Calu-3 samples. In primary HBECs, 147 of the 562 miRNAs detected across all protease exposure conditions were retained following removal of lowly expressed miRNAs. In the 24 </w:t>
       </w:r>
       <w:proofErr w:type="spellStart"/>
       <w:r>
@@ -845,16 +912,202 @@
         <w:t>| &gt; 1 and FDR &lt; 0.05 (Figure [4b]). Applying an exploratory significance threshold of FDR &lt; 0.2 identified one additional DE miRNA</w:t>
       </w:r>
       <w:r>
-        <w:t>, detected</w:t>
+        <w:t xml:space="preserve"> was</w:t>
+      </w:r>
+      <w:r>
+        <w:t xml:space="preserve"> detected</w:t>
       </w:r>
       <w:r>
         <w:t xml:space="preserve"> in the Der p 1 inactive condition; no DE miRNAs were detected in the Der p 1 active condition (Figure [4b]). All DE miRNAs are detailed in Supplementary Table [x].</w:t>
+      </w:r>
+    </w:p>
+    <w:p>
+      <w:r>
+        <w:t xml:space="preserve">Overall, the greatest number of DE miRNAs was identified in the 24 </w:t>
+      </w:r>
+      <w:proofErr w:type="spellStart"/>
+      <w:r>
+        <w:t>μg</w:t>
+      </w:r>
+      <w:proofErr w:type="spellEnd"/>
+      <w:r>
+        <w:t>/cm² protease-treated primary HBEC samples, whereas the remaining primary HBEC and all Calu-3 treatment conditions exhibited minimal differential expression.</w:t>
+      </w:r>
+    </w:p>
+    <w:p/>
+    <w:p>
+      <w:pPr>
+        <w:pStyle w:val="ListParagraph"/>
+        <w:numPr>
+          <w:ilvl w:val="0"/>
+          <w:numId w:val="9"/>
+        </w:numPr>
+      </w:pPr>
+      <w:r>
+        <w:t>Profiling of differentially expressed miRNA signatures</w:t>
+      </w:r>
+    </w:p>
+    <w:p>
+      <w:r>
+        <w:t>D</w:t>
+      </w:r>
+      <w:r>
+        <w:t>E miRNAs were compared across exposure conditions within each cell type and between cell types to identify shared expression signatures. Within the primary HBEC experiment, miR-34b-3p was differentially expressed in all four protease exposure groups.</w:t>
+      </w:r>
+      <w:r>
+        <w:t xml:space="preserve"> </w:t>
+      </w:r>
+      <w:r>
+        <w:t xml:space="preserve">miR-3960 was differentially expressed in the 0.08, 2 and 24 </w:t>
+      </w:r>
+      <w:proofErr w:type="spellStart"/>
+      <w:r>
+        <w:t>μg</w:t>
+      </w:r>
+      <w:proofErr w:type="spellEnd"/>
+      <w:r>
+        <w:t xml:space="preserve">/cm² exposure groups, whereas miR-193b-3p and miR-148a-3p were differentially expressed in both the 0.005 and 24 </w:t>
+      </w:r>
+      <w:proofErr w:type="spellStart"/>
+      <w:r>
+        <w:t>μg</w:t>
+      </w:r>
+      <w:proofErr w:type="spellEnd"/>
+      <w:r>
+        <w:t>/cm² exposure groups.</w:t>
+      </w:r>
+      <w:r>
+        <w:t xml:space="preserve"> </w:t>
+      </w:r>
+      <w:r>
+        <w:t>Within the Calu-3 experiment, miR-574-5p was differentially expressed in the Can f 1 and Der p 1 inactive exposure groups.</w:t>
+      </w:r>
+      <w:r>
+        <w:t xml:space="preserve"> </w:t>
+      </w:r>
+      <w:r>
+        <w:t xml:space="preserve">miR-125b-5p was the only miRNA that was differentially expressed across both cell types, being detected in the 24 </w:t>
+      </w:r>
+      <w:proofErr w:type="spellStart"/>
+      <w:r>
+        <w:t>μg</w:t>
+      </w:r>
+      <w:proofErr w:type="spellEnd"/>
+      <w:r>
+        <w:t>/cm² protease-treated primary HBEC samples and the Can f 1-treated Calu-3 samples.</w:t>
+      </w:r>
+    </w:p>
+    <w:p>
+      <w:r>
+        <w:t xml:space="preserve">Further analysis focused on the 24 </w:t>
+      </w:r>
+      <w:proofErr w:type="spellStart"/>
+      <w:r>
+        <w:t>μg</w:t>
+      </w:r>
+      <w:proofErr w:type="spellEnd"/>
+      <w:r>
+        <w:t>/cm² protease-treated primary HBEC group, which contained 2</w:t>
+      </w:r>
+      <w:r>
+        <w:t>7</w:t>
+      </w:r>
+      <w:r>
+        <w:t xml:space="preserve"> DE miRNAs, whereas the remaining exposure groups contained few significantly DE miRNAs. </w:t>
       </w:r>
     </w:p>
     <w:p/>
     <w:p/>
     <w:p/>
     <w:p>
+      <w:r>
+        <w:lastRenderedPageBreak/>
+        <w:t xml:space="preserve">The distribution of differential expression in the 24 </w:t>
+      </w:r>
+      <w:proofErr w:type="spellStart"/>
+      <w:r>
+        <w:t>μg</w:t>
+      </w:r>
+      <w:proofErr w:type="spellEnd"/>
+      <w:r>
+        <w:t>/cm² protease-treated primary HBEC samples was visualised using an MA plot, while statistical significance was displayed using a volcano plot (Figure 4</w:t>
+      </w:r>
+      <w:proofErr w:type="gramStart"/>
+      <w:r>
+        <w:t>d,e</w:t>
+      </w:r>
+      <w:proofErr w:type="gramEnd"/>
+      <w:r>
+        <w:t xml:space="preserve">). Of the 27 differentially expressed miRNAs, 13 showed higher expression in the 24 </w:t>
+      </w:r>
+      <w:proofErr w:type="spellStart"/>
+      <w:r>
+        <w:t>μg</w:t>
+      </w:r>
+      <w:proofErr w:type="spellEnd"/>
+      <w:r>
+        <w:t>/cm²</w:t>
+      </w:r>
+      <w:r>
+        <w:t xml:space="preserve"> samples</w:t>
+      </w:r>
+      <w:r>
+        <w:t xml:space="preserve">, whereas 14 showed higher expression in untreated samples (Figure 4d). Sixteen of the 27 DE miRNAs had an absolute </w:t>
+      </w:r>
+      <w:proofErr w:type="spellStart"/>
+      <w:r>
+        <w:t>logFC</w:t>
+      </w:r>
+      <w:proofErr w:type="spellEnd"/>
+      <w:r>
+        <w:t xml:space="preserve"> &lt; 2.5 (Figure 4d). The smallest FDR observed was 1.46 × 10</w:t>
+      </w:r>
+      <w:r>
+        <w:rPr>
+          <w:rFonts w:ascii="Cambria Math" w:hAnsi="Cambria Math" w:cs="Cambria Math"/>
+        </w:rPr>
+        <w:t>⁻</w:t>
+      </w:r>
+      <w:r>
+        <w:t>⁵ (Figure 4e).</w:t>
+      </w:r>
+    </w:p>
+    <w:p>
+      <w:r>
+        <w:t xml:space="preserve">Relative normalised miRNA expression (CPM) in the 24 </w:t>
+      </w:r>
+      <w:proofErr w:type="spellStart"/>
+      <w:r>
+        <w:t>μg</w:t>
+      </w:r>
+      <w:proofErr w:type="spellEnd"/>
+      <w:r>
+        <w:t>/cm² protease-treated and untreated samples was visualised using a heatmap to assess the concordance of expression among biological replicates (Figure 4</w:t>
+      </w:r>
+      <w:r>
+        <w:t>[</w:t>
+      </w:r>
+      <w:r>
+        <w:t>c</w:t>
+      </w:r>
+      <w:r>
+        <w:t>]</w:t>
+      </w:r>
+      <w:r>
+        <w:t xml:space="preserve">). The 24 </w:t>
+      </w:r>
+      <w:proofErr w:type="spellStart"/>
+      <w:r>
+        <w:t>μg</w:t>
+      </w:r>
+      <w:proofErr w:type="spellEnd"/>
+      <w:r>
+        <w:t>/cm² samples generally exhibited consistent relative miRNA expression across replicates. In contrast, greater variability was observed among untreated replicates, with individual samples displaying distinct expression patterns for several miRNAs, including miR-375-3p (untreated replicate 2) and miR-7704 (untreated replicate 1).</w:t>
+      </w:r>
+    </w:p>
+    <w:p/>
+    <w:p/>
+    <w:p>
       <w:pPr>
         <w:pStyle w:val="ListParagraph"/>
         <w:numPr>
@@ -863,85 +1116,311 @@
         </w:numPr>
       </w:pPr>
       <w:r>
-        <w:t>Profiling of differentially expressed miRNA signatures</w:t>
+        <w:t>Pathway enrichment analysis method development</w:t>
+      </w:r>
+      <w:r>
+        <w:t xml:space="preserve"> using primary HBECs</w:t>
+      </w:r>
+    </w:p>
+    <w:p/>
+    <w:p>
+      <w:r>
+        <w:t xml:space="preserve">Before investigating the biological relevance of DE miRNAs identified in Calu-3 cells, the pathway enrichment workflow was developed and evaluated using the 27 DE miRNAs identified in the 24 </w:t>
+      </w:r>
+      <w:proofErr w:type="spellStart"/>
+      <w:r>
+        <w:t>μg</w:t>
+      </w:r>
+      <w:proofErr w:type="spellEnd"/>
+      <w:r>
+        <w:t>/cm² protease-treated primary HBEC group</w:t>
+      </w:r>
+      <w:r>
+        <w:t>.</w:t>
       </w:r>
     </w:p>
     <w:p>
       <w:r>
-        <w:t>D</w:t>
-      </w:r>
-      <w:r>
-        <w:t>E miRNAs were compared across exposure conditions within each cell type and between cell types to identify shared expression signatures. Within the primary HBEC experiment, miR-34b-3p was differentially expressed in all four protease exposure groups.</w:t>
+        <w:t>Target gene-level enrichment</w:t>
+      </w:r>
+      <w:r>
+        <w:t xml:space="preserve"> was </w:t>
+      </w:r>
+      <w:r>
+        <w:t xml:space="preserve">performed using experimentally validated target genes obtained from </w:t>
+      </w:r>
+      <w:proofErr w:type="spellStart"/>
+      <w:r>
+        <w:t>miRTarBase</w:t>
+      </w:r>
+      <w:proofErr w:type="spellEnd"/>
+      <w:r>
+        <w:t xml:space="preserve"> and assessed against </w:t>
+      </w:r>
+      <w:proofErr w:type="spellStart"/>
+      <w:r>
+        <w:t>Reactome</w:t>
+      </w:r>
+      <w:proofErr w:type="spellEnd"/>
+      <w:r>
+        <w:t xml:space="preserve"> pathways</w:t>
+      </w:r>
+      <w:r>
+        <w:t xml:space="preserve">. </w:t>
+      </w:r>
+      <w:r>
+        <w:t>For</w:t>
+      </w:r>
+      <w:r>
+        <w:t xml:space="preserve"> upregulated miRNAs (</w:t>
+      </w:r>
+      <w:r>
+        <w:rPr>
+          <w:i/>
+          <w:iCs/>
+        </w:rPr>
+        <w:t>n</w:t>
+      </w:r>
+      <w:r>
+        <w:t>=13)</w:t>
+      </w:r>
+      <w:r>
+        <w:t xml:space="preserve">, </w:t>
+      </w:r>
+      <w:r>
+        <w:t xml:space="preserve">164 pathways were significantly enriched (P-adjusted &lt; 0.02) based on 3601 target genes </w:t>
+      </w:r>
+      <w:r>
+        <w:t>(Supp Table [indirect pathway results up])</w:t>
+      </w:r>
+      <w:r>
+        <w:t xml:space="preserve">. </w:t>
+      </w:r>
+      <w:r>
+        <w:t>These</w:t>
+      </w:r>
+      <w:r>
+        <w:t xml:space="preserve"> included pathways associated with </w:t>
+      </w:r>
+      <w:r>
+        <w:t xml:space="preserve">inflammatory signalling </w:t>
+      </w:r>
+      <w:r>
+        <w:t>(IL-4, IL-13, IL-17</w:t>
+      </w:r>
+      <w:r>
+        <w:t>,</w:t>
+      </w:r>
+      <w:r>
+        <w:t xml:space="preserve"> TNF</w:t>
+      </w:r>
+      <w:r>
+        <w:t xml:space="preserve">, </w:t>
+      </w:r>
+      <w:r>
+        <w:t>TLR</w:t>
+      </w:r>
+      <w:r>
+        <w:t xml:space="preserve"> and </w:t>
+      </w:r>
+      <w:r>
+        <w:t>TGF-</w:t>
+      </w:r>
+      <w:r>
+        <w:sym w:font="Symbol" w:char="F062"/>
       </w:r>
       <w:r>
         <w:t xml:space="preserve"> </w:t>
       </w:r>
       <w:r>
-        <w:t xml:space="preserve">miR-3960 was differentially expressed in the 0.08, 2 and 24 </w:t>
-      </w:r>
-      <w:proofErr w:type="spellStart"/>
-      <w:r>
-        <w:t>μg</w:t>
-      </w:r>
-      <w:proofErr w:type="spellEnd"/>
-      <w:r>
-        <w:t xml:space="preserve">/cm² exposure groups, whereas miR-193b-3p and miR-148a-3p were differentially expressed in both the 0.005 and 24 </w:t>
-      </w:r>
-      <w:proofErr w:type="spellStart"/>
-      <w:r>
-        <w:t>μg</w:t>
-      </w:r>
-      <w:proofErr w:type="spellEnd"/>
-      <w:r>
-        <w:t>/cm² exposure groups.</w:t>
+        <w:t>signalling)</w:t>
+      </w:r>
+      <w:r>
+        <w:t xml:space="preserve"> and</w:t>
       </w:r>
       <w:r>
         <w:t xml:space="preserve"> </w:t>
       </w:r>
       <w:r>
-        <w:t>Within the Calu-3 experiment, miR-574-5p was differentially expressed in the Can f 1 and Der p 1 inactive exposure groups.</w:t>
+        <w:t xml:space="preserve">epithelial barrier </w:t>
+      </w:r>
+      <w:r>
+        <w:t>regulation</w:t>
+      </w:r>
+      <w:r>
+        <w:t xml:space="preserve"> (WNT</w:t>
+      </w:r>
+      <w:r>
+        <w:t xml:space="preserve"> and </w:t>
+      </w:r>
+      <w:r>
+        <w:t>NOTCH signalling)</w:t>
       </w:r>
       <w:r>
         <w:t xml:space="preserve"> </w:t>
       </w:r>
       <w:r>
-        <w:t xml:space="preserve">Across both cell types, miR-125b-5p was the only miRNA that was differentially expressed, occurring in the 24 </w:t>
-      </w:r>
-      <w:proofErr w:type="spellStart"/>
-      <w:r>
-        <w:t>μg</w:t>
-      </w:r>
-      <w:proofErr w:type="spellEnd"/>
-      <w:r>
-        <w:t>/cm² protease-treated primary HBEC samples and the Can f 1-treated Calu-3 samples.</w:t>
-      </w:r>
-    </w:p>
-    <w:p>
-      <w:r>
-        <w:t xml:space="preserve">Further analysis focused on the 24 </w:t>
-      </w:r>
-      <w:proofErr w:type="spellStart"/>
-      <w:r>
-        <w:t>μg</w:t>
-      </w:r>
-      <w:proofErr w:type="spellEnd"/>
-      <w:r>
-        <w:t>/cm² protease-treated primary HBEC group, which contained 2</w:t>
-      </w:r>
-      <w:r>
-        <w:t>7</w:t>
-      </w:r>
-      <w:r>
-        <w:t xml:space="preserve"> DE miRNAs, whereas the remaining exposure groups contained few significantly DE miRNAs. </w:t>
+        <w:t>(</w:t>
+      </w:r>
+      <w:r>
+        <w:t>Figure [</w:t>
+      </w:r>
+      <w:proofErr w:type="spellStart"/>
+      <w:r>
+        <w:t>dotplot</w:t>
+      </w:r>
+      <w:proofErr w:type="spellEnd"/>
+      <w:r>
+        <w:t xml:space="preserve">]; </w:t>
+      </w:r>
+      <w:r>
+        <w:t>Supp Table [indirect pathway results</w:t>
+      </w:r>
+      <w:r>
+        <w:t xml:space="preserve"> up</w:t>
+      </w:r>
+      <w:r>
+        <w:t>]).</w:t>
+      </w:r>
+      <w:r>
+        <w:t xml:space="preserve"> </w:t>
+      </w:r>
+      <w:r>
+        <w:t>For</w:t>
+      </w:r>
+      <w:r>
+        <w:t xml:space="preserve"> downregulated miRNAs (</w:t>
+      </w:r>
+      <w:r>
+        <w:rPr>
+          <w:i/>
+          <w:iCs/>
+        </w:rPr>
+        <w:t>n</w:t>
+      </w:r>
+      <w:r>
+        <w:t xml:space="preserve">=14), 464 pathways were significantly enriched (P-adjusted &lt; 0.02) based on 2746 target genes </w:t>
+      </w:r>
+      <w:r>
+        <w:t xml:space="preserve">(Supp Table [indirect pathway results </w:t>
+      </w:r>
+      <w:r>
+        <w:t>down</w:t>
+      </w:r>
+      <w:r>
+        <w:t>])</w:t>
+      </w:r>
+      <w:r>
+        <w:t xml:space="preserve">. This included pathways associated with </w:t>
+      </w:r>
+      <w:r>
+        <w:t xml:space="preserve">inflammatory signalling </w:t>
+      </w:r>
+      <w:r>
+        <w:t>(IL-4, IL-6, IL-7, IL-12, IL-13, IL-17</w:t>
+      </w:r>
+      <w:r>
+        <w:t>,</w:t>
+      </w:r>
+      <w:r>
+        <w:t xml:space="preserve"> TLR</w:t>
+      </w:r>
+      <w:r>
+        <w:t xml:space="preserve"> and</w:t>
+      </w:r>
+      <w:r>
+        <w:t xml:space="preserve"> TGF-</w:t>
+      </w:r>
+      <w:r>
+        <w:sym w:font="Symbol" w:char="F062"/>
+      </w:r>
+      <w:r>
+        <w:t xml:space="preserve"> signalling),</w:t>
+      </w:r>
+      <w:r>
+        <w:t xml:space="preserve"> </w:t>
+      </w:r>
+      <w:r>
+        <w:t xml:space="preserve">immune </w:t>
+      </w:r>
+      <w:r>
+        <w:t>responses</w:t>
+      </w:r>
+      <w:r>
+        <w:t xml:space="preserve"> (Fc receptor signalling), inflammatory cell death (pyroptosis), and </w:t>
+      </w:r>
+      <w:r>
+        <w:t>epithelial barrier regulation (Rho GTPase signalling)</w:t>
+      </w:r>
+      <w:r>
+        <w:t xml:space="preserve"> </w:t>
+      </w:r>
+      <w:r>
+        <w:t>(</w:t>
+      </w:r>
+      <w:r>
+        <w:t>Figure [</w:t>
+      </w:r>
+      <w:proofErr w:type="spellStart"/>
+      <w:r>
+        <w:t>dotplot</w:t>
+      </w:r>
+      <w:proofErr w:type="spellEnd"/>
+      <w:r>
+        <w:t xml:space="preserve">]; </w:t>
+      </w:r>
+      <w:r>
+        <w:t xml:space="preserve">Supp Table [indirect pathway results </w:t>
+      </w:r>
+      <w:r>
+        <w:t>down</w:t>
+      </w:r>
+      <w:r>
+        <w:t>])</w:t>
+      </w:r>
+      <w:r>
+        <w:t>.</w:t>
       </w:r>
     </w:p>
     <w:p/>
     <w:p/>
-    <w:p/>
     <w:p>
       <w:r>
         <w:lastRenderedPageBreak/>
-        <w:t xml:space="preserve">The distribution of differential expression in the 24 </w:t>
+        <w:t xml:space="preserve">miRNA-level enrichment was performed using </w:t>
+      </w:r>
+      <w:proofErr w:type="spellStart"/>
+      <w:r>
+        <w:t>miEAA</w:t>
+      </w:r>
+      <w:proofErr w:type="spellEnd"/>
+      <w:r>
+        <w:t xml:space="preserve"> 2.0 against </w:t>
+      </w:r>
+      <w:proofErr w:type="spellStart"/>
+      <w:r>
+        <w:t>Reactome</w:t>
+      </w:r>
+      <w:proofErr w:type="spellEnd"/>
+      <w:r>
+        <w:t xml:space="preserve"> pathways from </w:t>
+      </w:r>
+      <w:proofErr w:type="spellStart"/>
+      <w:r>
+        <w:t>miRPathDB</w:t>
+      </w:r>
+      <w:proofErr w:type="spellEnd"/>
+      <w:r>
+        <w:t xml:space="preserve">. </w:t>
+      </w:r>
+      <w:r>
+        <w:t>For ORA,</w:t>
+      </w:r>
+      <w:r>
+        <w:t xml:space="preserve"> all miRNAs detected in the </w:t>
+      </w:r>
+      <w:r>
+        <w:t xml:space="preserve">24 </w:t>
       </w:r>
       <w:proofErr w:type="spellStart"/>
       <w:r>
@@ -949,29 +1428,135 @@
       </w:r>
       <w:proofErr w:type="spellEnd"/>
       <w:r>
-        <w:t>/cm² protease-treated primary HBEC samples was visualised using an MA plot, while statistical significance was displayed using a volcano plot (Figure 4</w:t>
-      </w:r>
-      <w:proofErr w:type="gramStart"/>
-      <w:r>
-        <w:t>d,e</w:t>
-      </w:r>
-      <w:proofErr w:type="gramEnd"/>
-      <w:r>
-        <w:t xml:space="preserve">). Of the 27 differentially expressed miRNAs, 13 showed higher expression in the 24 </w:t>
-      </w:r>
-      <w:proofErr w:type="spellStart"/>
-      <w:r>
-        <w:t>μg</w:t>
-      </w:r>
-      <w:proofErr w:type="spellEnd"/>
-      <w:r>
-        <w:t>/cm²</w:t>
-      </w:r>
-      <w:r>
-        <w:t xml:space="preserve"> samples</w:t>
-      </w:r>
-      <w:r>
-        <w:t xml:space="preserve">, whereas 14 showed higher expression in untreated samples (Figure 4d). Sixteen of the 27 DE miRNAs had an absolute </w:t>
+        <w:t>/cm² protease</w:t>
+      </w:r>
+      <w:r>
+        <w:t xml:space="preserve"> </w:t>
+      </w:r>
+      <w:r>
+        <w:t>experiment</w:t>
+      </w:r>
+      <w:r>
+        <w:t xml:space="preserve"> </w:t>
+      </w:r>
+      <w:r>
+        <w:t xml:space="preserve">were used </w:t>
+      </w:r>
+      <w:r>
+        <w:t>as the background universe (N=141)</w:t>
+      </w:r>
+      <w:r>
+        <w:t>.</w:t>
+      </w:r>
+      <w:r>
+        <w:t xml:space="preserve"> ORA </w:t>
+      </w:r>
+      <w:r>
+        <w:t>identified</w:t>
+      </w:r>
+      <w:r>
+        <w:t xml:space="preserve"> two</w:t>
+      </w:r>
+      <w:r>
+        <w:t xml:space="preserve"> </w:t>
+      </w:r>
+      <w:r>
+        <w:t xml:space="preserve">significantly enriched </w:t>
+      </w:r>
+      <w:r>
+        <w:t xml:space="preserve">pathways (P-adjusted &lt; </w:t>
+      </w:r>
+      <w:r>
+        <w:t>0</w:t>
+      </w:r>
+      <w:r>
+        <w:t xml:space="preserve">.05) </w:t>
+      </w:r>
+      <w:r>
+        <w:t>among</w:t>
+      </w:r>
+      <w:r>
+        <w:t xml:space="preserve"> upregulated miRNAs (</w:t>
+      </w:r>
+      <w:r>
+        <w:rPr>
+          <w:i/>
+          <w:iCs/>
+        </w:rPr>
+        <w:t>n</w:t>
+      </w:r>
+      <w:r>
+        <w:t xml:space="preserve">=13): </w:t>
+      </w:r>
+      <w:r>
+        <w:rPr>
+          <w:i/>
+          <w:iCs/>
+        </w:rPr>
+        <w:t>Transcriptional activation of cell cycle inhibitor p2</w:t>
+      </w:r>
+      <w:r>
+        <w:t xml:space="preserve"> and </w:t>
+      </w:r>
+      <w:r>
+        <w:rPr>
+          <w:i/>
+          <w:iCs/>
+        </w:rPr>
+        <w:t xml:space="preserve">Transcriptional activation of p53 responsive </w:t>
+      </w:r>
+      <w:r>
+        <w:rPr>
+          <w:i/>
+          <w:iCs/>
+        </w:rPr>
+        <w:t>genes</w:t>
+      </w:r>
+      <w:r>
+        <w:rPr>
+          <w:i/>
+          <w:iCs/>
+        </w:rPr>
+        <w:t xml:space="preserve"> </w:t>
+      </w:r>
+      <w:r>
+        <w:t>(Figure [</w:t>
+      </w:r>
+      <w:proofErr w:type="spellStart"/>
+      <w:r>
+        <w:t>wordplot</w:t>
+      </w:r>
+      <w:proofErr w:type="spellEnd"/>
+      <w:r>
+        <w:t xml:space="preserve">]). </w:t>
+      </w:r>
+      <w:r>
+        <w:t>No significantly enriched pathways were identified among downregulated miRNAs (</w:t>
+      </w:r>
+      <w:r>
+        <w:rPr>
+          <w:i/>
+          <w:iCs/>
+        </w:rPr>
+        <w:t>n</w:t>
+      </w:r>
+      <w:r>
+        <w:t xml:space="preserve">=14) using ORA (P-adjusted &lt; 0.05). </w:t>
+      </w:r>
+      <w:r>
+        <w:t xml:space="preserve">miRNA-SEA was </w:t>
+      </w:r>
+      <w:r>
+        <w:t xml:space="preserve">subsequently </w:t>
+      </w:r>
+      <w:r>
+        <w:t xml:space="preserve">performed using all </w:t>
+      </w:r>
+      <w:r>
+        <w:t xml:space="preserve">detected </w:t>
+      </w:r>
+      <w:r>
+        <w:t xml:space="preserve">miRNAs ranked by </w:t>
       </w:r>
       <w:proofErr w:type="spellStart"/>
       <w:r>
@@ -979,49 +1564,103 @@
       </w:r>
       <w:proofErr w:type="spellEnd"/>
       <w:r>
-        <w:t xml:space="preserve"> &lt; 2.5 (Figure 4d). The smallest FDR observed was 1.46 × 10</w:t>
-      </w:r>
-      <w:r>
-        <w:rPr>
-          <w:rFonts w:ascii="Cambria Math" w:hAnsi="Cambria Math" w:cs="Cambria Math"/>
-        </w:rPr>
-        <w:t>⁻</w:t>
-      </w:r>
-      <w:r>
-        <w:t>⁵ (Figure 4e).</w:t>
+        <w:t xml:space="preserve">; </w:t>
+      </w:r>
+      <w:r>
+        <w:t xml:space="preserve">however, </w:t>
+      </w:r>
+      <w:r>
+        <w:t>no significant pathways were identified (P-adjusted &lt; 0.05).</w:t>
       </w:r>
     </w:p>
     <w:p>
       <w:r>
-        <w:t xml:space="preserve">Relative normalised miRNA expression (CPM) in the 24 </w:t>
-      </w:r>
-      <w:proofErr w:type="spellStart"/>
-      <w:r>
-        <w:t>μg</w:t>
-      </w:r>
-      <w:proofErr w:type="spellEnd"/>
-      <w:r>
-        <w:t>/cm² protease-treated and untreated samples was visualised using a heatmap to assess the concordance of expression among biological replicates (Figure 4</w:t>
-      </w:r>
-      <w:r>
-        <w:t>[</w:t>
-      </w:r>
-      <w:r>
-        <w:t>c</w:t>
-      </w:r>
+        <w:t>Pathway enrichment analysis was then performed using QIAGEN IPA software, which is ordinarily locked behind a paywall… [</w:t>
+      </w:r>
+      <w:proofErr w:type="spellStart"/>
+      <w:r>
+        <w:t>qiagen</w:t>
+      </w:r>
+      <w:proofErr w:type="spellEnd"/>
+      <w:r>
+        <w:t xml:space="preserve"> </w:t>
+      </w:r>
+      <w:proofErr w:type="spellStart"/>
+      <w:r>
+        <w:t>ipa</w:t>
+      </w:r>
+      <w:proofErr w:type="spellEnd"/>
       <w:r>
         <w:t>]</w:t>
       </w:r>
-      <w:r>
-        <w:t xml:space="preserve">). The 24 </w:t>
-      </w:r>
-      <w:proofErr w:type="spellStart"/>
-      <w:r>
-        <w:t>μg</w:t>
-      </w:r>
-      <w:proofErr w:type="spellEnd"/>
-      <w:r>
-        <w:t>/cm² samples generally exhibited consistent relative miRNA expression across replicates. In contrast, greater variability was observed among untreated replicates, with individual samples displaying distinct expression patterns for several miRNAs, including miR-375-3p (untreated replicate 2) and miR-7704 (untreated replicate 1).</w:t>
+    </w:p>
+    <w:p>
+      <w:r>
+        <w:t xml:space="preserve">[overlap paragraph – </w:t>
+      </w:r>
+      <w:r>
+        <w:t>discuss number of i</w:t>
+      </w:r>
+      <w:r>
+        <w:t>nflammatory,</w:t>
+      </w:r>
+      <w:r>
+        <w:t xml:space="preserve"> </w:t>
+      </w:r>
+      <w:r>
+        <w:t>epithelial barrier,</w:t>
+      </w:r>
+      <w:r>
+        <w:t xml:space="preserve"> </w:t>
+      </w:r>
+      <w:r>
+        <w:t>immune signalling,</w:t>
+      </w:r>
+      <w:r>
+        <w:t xml:space="preserve"> and </w:t>
+      </w:r>
+      <w:r>
+        <w:t>fibrosis-related pathway</w:t>
+      </w:r>
+      <w:r>
+        <w:t xml:space="preserve">s appearing in the three because can’t directly compare </w:t>
+      </w:r>
+      <w:proofErr w:type="spellStart"/>
+      <w:r>
+        <w:t>reactome</w:t>
+      </w:r>
+      <w:proofErr w:type="spellEnd"/>
+      <w:r>
+        <w:t xml:space="preserve"> pathways in </w:t>
+      </w:r>
+      <w:proofErr w:type="spellStart"/>
+      <w:r>
+        <w:t>qiagen</w:t>
+      </w:r>
+      <w:proofErr w:type="spellEnd"/>
+      <w:r>
+        <w:t xml:space="preserve"> as they have their own database]</w:t>
+      </w:r>
+    </w:p>
+    <w:p>
+      <w:r>
+        <w:t xml:space="preserve">[concluding para: Overall, target gene-level enrichment identified a greater number of significant pathways compared with miRNA-level enrichment. </w:t>
+      </w:r>
+      <w:r>
+        <w:t xml:space="preserve">[observed overlap with </w:t>
+      </w:r>
+      <w:proofErr w:type="spellStart"/>
+      <w:r>
+        <w:t>qiagen</w:t>
+      </w:r>
+      <w:proofErr w:type="spellEnd"/>
+      <w:proofErr w:type="gramStart"/>
+      <w:r>
+        <w:t>] ]</w:t>
+      </w:r>
+      <w:proofErr w:type="gramEnd"/>
+      <w:r>
+        <w:t xml:space="preserve"> </w:t>
       </w:r>
     </w:p>
     <w:p/>
@@ -1035,1010 +1674,47 @@
         </w:numPr>
       </w:pPr>
       <w:r>
-        <w:t>Pathway enrichment analysis m</w:t>
-      </w:r>
-      <w:r>
-        <w:t>ethod development</w:t>
-      </w:r>
-      <w:r>
-        <w:t xml:space="preserve"> using primary HBECs</w:t>
-      </w:r>
-    </w:p>
-    <w:p/>
-    <w:p>
-      <w:r>
-        <w:t xml:space="preserve">Before investigating the biological relevance of DE miRNAs identified in Calu-3 cells, the pathway enrichment workflow was developed and evaluated using the 27 DE miRNAs identified in the 24 </w:t>
-      </w:r>
-      <w:proofErr w:type="spellStart"/>
-      <w:r>
-        <w:t>μg</w:t>
-      </w:r>
-      <w:proofErr w:type="spellEnd"/>
-      <w:r>
-        <w:t>/cm² protease-treated primary HBEC group</w:t>
-      </w:r>
-      <w:r>
-        <w:t>.</w:t>
+        <w:t>Investigating the biological function of DE miRNAs originating from Calu-3 cells</w:t>
       </w:r>
     </w:p>
     <w:p>
       <w:r>
-        <w:t>Target gene-level enrichment</w:t>
-      </w:r>
-      <w:r>
-        <w:t xml:space="preserve"> was </w:t>
-      </w:r>
-      <w:r>
-        <w:t xml:space="preserve">performed using experimentally validated target genes obtained from </w:t>
-      </w:r>
-      <w:proofErr w:type="spellStart"/>
-      <w:r>
-        <w:t>miRTarBase</w:t>
-      </w:r>
-      <w:proofErr w:type="spellEnd"/>
-      <w:r>
-        <w:t xml:space="preserve"> and assessed against </w:t>
-      </w:r>
-      <w:proofErr w:type="spellStart"/>
-      <w:r>
-        <w:t>Reactome</w:t>
-      </w:r>
-      <w:proofErr w:type="spellEnd"/>
-      <w:r>
-        <w:t xml:space="preserve"> pathways</w:t>
-      </w:r>
-      <w:r>
-        <w:t xml:space="preserve">. </w:t>
-      </w:r>
-      <w:r>
-        <w:t>For</w:t>
-      </w:r>
-      <w:r>
-        <w:t xml:space="preserve"> upregulated miRNAs (</w:t>
-      </w:r>
-      <w:r>
-        <w:rPr>
-          <w:i/>
-          <w:iCs/>
-        </w:rPr>
-        <w:t>n</w:t>
-      </w:r>
-      <w:r>
-        <w:t>=13)</w:t>
-      </w:r>
-      <w:r>
-        <w:t xml:space="preserve">, </w:t>
-      </w:r>
-      <w:r>
-        <w:t xml:space="preserve">164 pathways were significantly enriched (P-adjusted &lt; 0.02) based on 3601 target genes </w:t>
-      </w:r>
-      <w:r>
-        <w:t>(Supp Table [indirect pathway results up])</w:t>
-      </w:r>
-      <w:r>
-        <w:t xml:space="preserve">. </w:t>
-      </w:r>
-      <w:r>
-        <w:t>These</w:t>
-      </w:r>
-      <w:r>
-        <w:t xml:space="preserve"> included pathways associated with </w:t>
-      </w:r>
-      <w:r>
-        <w:t xml:space="preserve">inflammatory signalling </w:t>
-      </w:r>
-      <w:r>
-        <w:t>(IL-4, IL-13, IL-17</w:t>
-      </w:r>
-      <w:r>
-        <w:t>,</w:t>
-      </w:r>
-      <w:r>
-        <w:t xml:space="preserve"> TNF</w:t>
-      </w:r>
-      <w:r>
-        <w:t xml:space="preserve">, </w:t>
-      </w:r>
-      <w:r>
-        <w:t>TLR</w:t>
-      </w:r>
-      <w:r>
-        <w:t xml:space="preserve"> and </w:t>
-      </w:r>
-      <w:r>
-        <w:t>TGF-</w:t>
-      </w:r>
-      <w:r>
-        <w:sym w:font="Symbol" w:char="F062"/>
-      </w:r>
-      <w:r>
-        <w:t xml:space="preserve"> </w:t>
-      </w:r>
-      <w:r>
-        <w:t>signalling)</w:t>
-      </w:r>
-      <w:r>
-        <w:t xml:space="preserve"> and</w:t>
-      </w:r>
-      <w:r>
-        <w:t xml:space="preserve"> </w:t>
-      </w:r>
-      <w:r>
-        <w:t xml:space="preserve">epithelial barrier </w:t>
-      </w:r>
-      <w:r>
-        <w:t>regulation</w:t>
-      </w:r>
-      <w:r>
-        <w:t xml:space="preserve"> (WNT</w:t>
-      </w:r>
-      <w:r>
-        <w:t xml:space="preserve"> and </w:t>
-      </w:r>
-      <w:r>
-        <w:t>NOTCH signalling)</w:t>
-      </w:r>
-      <w:r>
-        <w:t xml:space="preserve"> </w:t>
-      </w:r>
-      <w:r>
-        <w:t>(</w:t>
-      </w:r>
-      <w:r>
-        <w:t>Figure [</w:t>
-      </w:r>
-      <w:proofErr w:type="spellStart"/>
-      <w:r>
-        <w:t>dotplot</w:t>
-      </w:r>
-      <w:proofErr w:type="spellEnd"/>
-      <w:r>
-        <w:t xml:space="preserve">]; </w:t>
-      </w:r>
-      <w:r>
-        <w:t>Supp Table [indirect pathway results</w:t>
-      </w:r>
-      <w:r>
-        <w:t xml:space="preserve"> up</w:t>
-      </w:r>
-      <w:r>
-        <w:t>]).</w:t>
-      </w:r>
-      <w:r>
-        <w:t xml:space="preserve"> </w:t>
-      </w:r>
-      <w:r>
-        <w:t>For</w:t>
-      </w:r>
-      <w:r>
-        <w:t xml:space="preserve"> </w:t>
-      </w:r>
-      <w:r>
-        <w:t>downregulated</w:t>
-      </w:r>
-      <w:r>
-        <w:t xml:space="preserve"> miRNAs (</w:t>
-      </w:r>
-      <w:r>
-        <w:rPr>
-          <w:i/>
-          <w:iCs/>
-        </w:rPr>
-        <w:t>n</w:t>
-      </w:r>
-      <w:r>
-        <w:t>=1</w:t>
-      </w:r>
-      <w:r>
-        <w:t>4</w:t>
-      </w:r>
-      <w:r>
-        <w:t>),</w:t>
-      </w:r>
-      <w:r>
-        <w:t xml:space="preserve"> 4</w:t>
-      </w:r>
-      <w:r>
-        <w:t xml:space="preserve">64 pathways were significantly enriched (P-adjusted &lt; 0.02) based on </w:t>
-      </w:r>
-      <w:r>
-        <w:t>2746</w:t>
-      </w:r>
-      <w:r>
-        <w:t xml:space="preserve"> target genes </w:t>
-      </w:r>
-      <w:r>
-        <w:t xml:space="preserve">(Supp Table [indirect pathway results </w:t>
-      </w:r>
-      <w:r>
-        <w:t>down</w:t>
-      </w:r>
-      <w:r>
-        <w:t>])</w:t>
-      </w:r>
-      <w:r>
-        <w:t>.</w:t>
-      </w:r>
-      <w:r>
-        <w:t xml:space="preserve"> </w:t>
-      </w:r>
-      <w:r>
-        <w:t>This included pathways associated</w:t>
-      </w:r>
-      <w:r>
-        <w:t xml:space="preserve"> with </w:t>
-      </w:r>
-      <w:r>
-        <w:t xml:space="preserve">inflammatory signalling </w:t>
-      </w:r>
-      <w:r>
-        <w:t>(IL-4, IL-6, IL-7, IL-12, IL-13, IL-17</w:t>
-      </w:r>
-      <w:r>
-        <w:t>,</w:t>
-      </w:r>
-      <w:r>
-        <w:t xml:space="preserve"> TLR</w:t>
-      </w:r>
-      <w:r>
-        <w:t xml:space="preserve"> and</w:t>
-      </w:r>
-      <w:r>
-        <w:t xml:space="preserve"> TGF-</w:t>
-      </w:r>
-      <w:r>
-        <w:sym w:font="Symbol" w:char="F062"/>
-      </w:r>
-      <w:r>
-        <w:t xml:space="preserve"> signalling),</w:t>
-      </w:r>
-      <w:r>
-        <w:t xml:space="preserve"> </w:t>
-      </w:r>
-      <w:r>
-        <w:t xml:space="preserve">immune </w:t>
-      </w:r>
-      <w:r>
-        <w:t>responses</w:t>
-      </w:r>
-      <w:r>
-        <w:t xml:space="preserve"> (Fc receptor signalling), inflammatory cell death (pyroptosis), and </w:t>
-      </w:r>
-      <w:r>
-        <w:t>epithelial barrier regulation (Rho GTPase signalling)</w:t>
-      </w:r>
-      <w:r>
-        <w:t xml:space="preserve"> </w:t>
-      </w:r>
-      <w:r>
-        <w:t>(</w:t>
-      </w:r>
-      <w:r>
-        <w:t>Figure [</w:t>
-      </w:r>
-      <w:proofErr w:type="spellStart"/>
-      <w:r>
-        <w:t>dotplot</w:t>
-      </w:r>
-      <w:proofErr w:type="spellEnd"/>
-      <w:r>
-        <w:t xml:space="preserve">]; </w:t>
-      </w:r>
-      <w:r>
-        <w:t xml:space="preserve">Supp Table [indirect pathway results </w:t>
-      </w:r>
-      <w:r>
-        <w:t>down</w:t>
-      </w:r>
-      <w:r>
-        <w:t>])</w:t>
-      </w:r>
-      <w:r>
-        <w:t>.</w:t>
-      </w:r>
-    </w:p>
-    <w:p/>
-    <w:p/>
-    <w:p>
-      <w:r>
-        <w:lastRenderedPageBreak/>
-        <w:t xml:space="preserve">miRNA-level enrichment was performed using </w:t>
-      </w:r>
-      <w:proofErr w:type="spellStart"/>
-      <w:r>
-        <w:t>miEAA</w:t>
-      </w:r>
-      <w:proofErr w:type="spellEnd"/>
-      <w:r>
-        <w:t xml:space="preserve"> 2.0 against </w:t>
-      </w:r>
-      <w:proofErr w:type="spellStart"/>
-      <w:r>
-        <w:t>Reactome</w:t>
-      </w:r>
-      <w:proofErr w:type="spellEnd"/>
-      <w:r>
-        <w:t xml:space="preserve"> pathways from </w:t>
-      </w:r>
-      <w:proofErr w:type="spellStart"/>
-      <w:r>
-        <w:t>miRPathDB</w:t>
-      </w:r>
-      <w:proofErr w:type="spellEnd"/>
-      <w:r>
-        <w:t xml:space="preserve">. </w:t>
-      </w:r>
-      <w:r>
-        <w:t>For ORA,</w:t>
-      </w:r>
-      <w:r>
-        <w:t xml:space="preserve"> all miRNAs detected in the </w:t>
-      </w:r>
-      <w:r>
-        <w:t xml:space="preserve">24 </w:t>
-      </w:r>
-      <w:proofErr w:type="spellStart"/>
-      <w:r>
-        <w:t>μg</w:t>
-      </w:r>
-      <w:proofErr w:type="spellEnd"/>
-      <w:r>
-        <w:t>/cm² protease</w:t>
-      </w:r>
-      <w:r>
-        <w:t xml:space="preserve"> </w:t>
-      </w:r>
-      <w:r>
-        <w:t>experiment</w:t>
-      </w:r>
-      <w:r>
-        <w:t xml:space="preserve"> </w:t>
-      </w:r>
-      <w:r>
-        <w:t xml:space="preserve">were used </w:t>
-      </w:r>
-      <w:r>
-        <w:t>as the background universe (N=141)</w:t>
-      </w:r>
-      <w:r>
-        <w:t>.</w:t>
-      </w:r>
-      <w:r>
-        <w:t xml:space="preserve"> ORA </w:t>
-      </w:r>
-      <w:r>
-        <w:t>identified</w:t>
-      </w:r>
-      <w:r>
-        <w:t xml:space="preserve"> two</w:t>
-      </w:r>
-      <w:r>
-        <w:t xml:space="preserve"> </w:t>
-      </w:r>
-      <w:r>
-        <w:t xml:space="preserve">significantly enriched </w:t>
-      </w:r>
-      <w:r>
-        <w:t xml:space="preserve">pathways (P-adjusted &lt; </w:t>
-      </w:r>
-      <w:r>
-        <w:t>0</w:t>
-      </w:r>
-      <w:r>
-        <w:t>.05)</w:t>
-      </w:r>
-      <w:r>
-        <w:t xml:space="preserve"> </w:t>
-      </w:r>
-      <w:r>
-        <w:t>among</w:t>
-      </w:r>
-      <w:r>
-        <w:t xml:space="preserve"> upregulated </w:t>
-      </w:r>
-      <w:r>
-        <w:t>miRNAs (</w:t>
-      </w:r>
-      <w:r>
-        <w:rPr>
-          <w:i/>
-          <w:iCs/>
-        </w:rPr>
-        <w:t>n</w:t>
-      </w:r>
-      <w:r>
-        <w:t>=13)</w:t>
-      </w:r>
-      <w:r>
-        <w:t xml:space="preserve">: </w:t>
-      </w:r>
-      <w:r>
-        <w:rPr>
-          <w:i/>
-          <w:iCs/>
-        </w:rPr>
-        <w:t>Transcriptional activation of cell cycle inhibitor p2</w:t>
-      </w:r>
-      <w:r>
-        <w:t xml:space="preserve"> and </w:t>
-      </w:r>
-      <w:r>
-        <w:rPr>
-          <w:i/>
-          <w:iCs/>
-        </w:rPr>
-        <w:t xml:space="preserve">Transcriptional activation of p53 responsive </w:t>
-      </w:r>
-      <w:r>
-        <w:rPr>
-          <w:i/>
-          <w:iCs/>
-        </w:rPr>
-        <w:t>genes</w:t>
-      </w:r>
-      <w:r>
-        <w:rPr>
-          <w:i/>
-          <w:iCs/>
-        </w:rPr>
-        <w:t xml:space="preserve"> </w:t>
-      </w:r>
-      <w:r>
-        <w:t>(Figure [</w:t>
-      </w:r>
-      <w:proofErr w:type="spellStart"/>
-      <w:r>
-        <w:t>wordplot</w:t>
-      </w:r>
-      <w:proofErr w:type="spellEnd"/>
-      <w:r>
-        <w:t xml:space="preserve">]). </w:t>
-      </w:r>
-      <w:r>
-        <w:t>No significantly enriched pathways were identified among downregulated miRNAs (</w:t>
-      </w:r>
-      <w:r>
-        <w:rPr>
-          <w:i/>
-          <w:iCs/>
-        </w:rPr>
-        <w:t>n</w:t>
-      </w:r>
-      <w:r>
-        <w:t xml:space="preserve">=14) using ORA (P-adjusted &lt; 0.05). </w:t>
-      </w:r>
-      <w:r>
-        <w:t xml:space="preserve">miRNA-SEA was </w:t>
-      </w:r>
-      <w:r>
-        <w:t xml:space="preserve">subsequently </w:t>
-      </w:r>
-      <w:r>
-        <w:t xml:space="preserve">performed using all </w:t>
-      </w:r>
-      <w:r>
-        <w:t xml:space="preserve">detected </w:t>
-      </w:r>
-      <w:r>
-        <w:t xml:space="preserve">miRNAs </w:t>
-      </w:r>
-      <w:r>
-        <w:t xml:space="preserve">ranked by </w:t>
-      </w:r>
-      <w:proofErr w:type="spellStart"/>
-      <w:r>
-        <w:t>logFC</w:t>
-      </w:r>
-      <w:proofErr w:type="spellEnd"/>
-      <w:r>
-        <w:t xml:space="preserve">; </w:t>
-      </w:r>
-      <w:r>
-        <w:t xml:space="preserve">however, </w:t>
-      </w:r>
-      <w:r>
-        <w:t>n</w:t>
-      </w:r>
-      <w:r>
-        <w:t>o significant pathways were identified (P-adjusted &lt; 0.05).</w:t>
+        <w:t xml:space="preserve">Pathway enrichment analysis was not performed for the DE miRNAs identified in Calu-3 cells because the small number of unique DE miRNAs (N=2) was expected to provide insufficient statistical power for enrichment analyses. Instead, a targeted literature search was conducted using PubMed to investigate the reported biological function of the identified miRNAs in airway biology, immune signalling, and allergic </w:t>
+      </w:r>
+      <w:r>
+        <w:t>disease contexts</w:t>
+      </w:r>
+      <w:r>
+        <w:t xml:space="preserve">. Searches were performed using each DE miRNA name (“miR-125b-5p”, “miR-574-5p”) in combination with the Boolean operator “AND” and the keywords “airway”, “immune”, “allergic”, “inflammation”, “epithelial”, and “extracellular vesicle”. </w:t>
       </w:r>
     </w:p>
     <w:p>
       <w:r>
-        <w:t>Pathway enrichment analysis was then performed using QIAGEN IPA software, which is ordinarily locked behind a paywall… [</w:t>
-      </w:r>
-      <w:proofErr w:type="spellStart"/>
-      <w:r>
-        <w:t>qiagen</w:t>
-      </w:r>
-      <w:proofErr w:type="spellEnd"/>
-      <w:r>
-        <w:t xml:space="preserve"> </w:t>
-      </w:r>
-      <w:proofErr w:type="spellStart"/>
-      <w:r>
-        <w:t>ipa</w:t>
-      </w:r>
-      <w:proofErr w:type="spellEnd"/>
-      <w:r>
-        <w:t>]</w:t>
+        <w:t>For miR-125b-5p, these searches returned 5 publications for airway, 85 for immune, 3 for allergic, 98 for inflammation, 44 for epithelial, and 89 for extracellular vesicle. Screening of these publications identified reports linking miR-125b-5p to inflammatory and immune-related processes, including macrophage regulation, as well as respiratory diseases including asthma and pulmonary fibrosis, and extracellular vesicle-mediated signalling (Supp table [x]).</w:t>
       </w:r>
     </w:p>
     <w:p>
       <w:r>
-        <w:t xml:space="preserve">[overlap paragraph – does it matter what the overlap is if </w:t>
-      </w:r>
-      <w:proofErr w:type="spellStart"/>
-      <w:r>
-        <w:t>qiagen</w:t>
-      </w:r>
-      <w:proofErr w:type="spellEnd"/>
-      <w:r>
-        <w:t xml:space="preserve"> doesn’t have solely </w:t>
-      </w:r>
-      <w:proofErr w:type="spellStart"/>
-      <w:r>
-        <w:t>reactome</w:t>
-      </w:r>
-      <w:proofErr w:type="spellEnd"/>
-      <w:r>
-        <w:t xml:space="preserve"> pathways – can you filter </w:t>
-      </w:r>
-      <w:proofErr w:type="spellStart"/>
-      <w:r>
-        <w:t>qiagen</w:t>
-      </w:r>
-      <w:proofErr w:type="spellEnd"/>
-      <w:r>
-        <w:t xml:space="preserve"> based on </w:t>
-      </w:r>
-      <w:proofErr w:type="spellStart"/>
-      <w:r>
-        <w:t>reactome</w:t>
-      </w:r>
-      <w:proofErr w:type="spellEnd"/>
-      <w:r>
-        <w:t>?]</w:t>
+        <w:t xml:space="preserve">For miR-574-5p, these searches returned 0 publications for airway, 12 for immune, 1 for allergic, 19 for inflammation, 13 for epithelial, and 20 for extracellular vesicle. Screening of these publications identified reports linking miR-574-5p to immune activation </w:t>
+      </w:r>
+      <w:r>
+        <w:lastRenderedPageBreak/>
+        <w:t>through Toll-like receptors 7 and 8, regulation of epithelial–mesenchymal transition, and extracellular vesicle-mediated signalling (Supp table [x]).</w:t>
       </w:r>
     </w:p>
     <w:p>
       <w:r>
-        <w:t xml:space="preserve">[concluding para: </w:t>
-      </w:r>
-      <w:r>
-        <w:t>Overall, target gene-level enrichment identified a greater number of significant pathways compared with miRNA-level enrichment</w:t>
-      </w:r>
-      <w:r>
-        <w:t xml:space="preserve">. </w:t>
-      </w:r>
-      <w:r>
-        <w:t xml:space="preserve">[observed overlap with </w:t>
-      </w:r>
-      <w:proofErr w:type="spellStart"/>
-      <w:r>
-        <w:t>qiagen</w:t>
-      </w:r>
-      <w:proofErr w:type="spellEnd"/>
-      <w:proofErr w:type="gramStart"/>
-      <w:r>
-        <w:t>] ]</w:t>
-      </w:r>
-      <w:proofErr w:type="gramEnd"/>
-      <w:r>
-        <w:t xml:space="preserve"> </w:t>
+        <w:t xml:space="preserve">Overall, substantially more publications were identified for miR-125b-5p than for miR-574-5p. Notably, miR-125b-5p was also the only differentially expressed miRNA observed in both the 24 </w:t>
+      </w:r>
+      <w:proofErr w:type="spellStart"/>
+      <w:r>
+        <w:t>μg</w:t>
+      </w:r>
+      <w:proofErr w:type="spellEnd"/>
+      <w:r>
+        <w:t>/cm² protease-treated primary HBECs and the Can f 1-treated Calu-3 cells.</w:t>
       </w:r>
     </w:p>
-    <w:p/>
-    <w:p/>
-    <w:p>
-      <w:pPr>
-        <w:pStyle w:val="ListParagraph"/>
-        <w:numPr>
-          <w:ilvl w:val="0"/>
-          <w:numId w:val="9"/>
-        </w:numPr>
-      </w:pPr>
-      <w:r>
-        <w:t>Investigating the biological function of DE miRNAs originating from Calu-3 cells</w:t>
-      </w:r>
-    </w:p>
-    <w:p>
-      <w:pPr>
-        <w:rPr>
-          <w:rFonts w:ascii="Aptos" w:eastAsia="Times New Roman" w:hAnsi="Aptos" w:cs="Calibri"/>
-          <w:color w:val="000000"/>
-          <w:lang w:eastAsia="en-GB"/>
-        </w:rPr>
-      </w:pPr>
-      <w:r>
-        <w:t>Pathway enrichment analysis was not performed for the DE miRNAs identified in Calu-3 cells because the small number of</w:t>
-      </w:r>
-      <w:r>
-        <w:t xml:space="preserve"> unique</w:t>
-      </w:r>
-      <w:r>
-        <w:t xml:space="preserve"> DE miRNAs </w:t>
-      </w:r>
-      <w:r>
-        <w:t xml:space="preserve">(N=2) </w:t>
-      </w:r>
-      <w:r>
-        <w:t>was expected to provide insufficient statistical power for enrichment analyses</w:t>
-      </w:r>
-      <w:r>
-        <w:t>. Instead,</w:t>
-      </w:r>
-      <w:r>
-        <w:t xml:space="preserve"> a targeted</w:t>
-      </w:r>
-      <w:r>
-        <w:t xml:space="preserve"> literature </w:t>
-      </w:r>
-      <w:r>
-        <w:t>search was conducted using</w:t>
-      </w:r>
-      <w:r>
-        <w:t xml:space="preserve"> PubMed </w:t>
-      </w:r>
-      <w:r>
-        <w:t xml:space="preserve">to investigate the reported biological function of identified miRNAs </w:t>
-      </w:r>
-      <w:r>
-        <w:t>in airway biology, immune signalling and allergic sensitisation.</w:t>
-      </w:r>
-      <w:r>
-        <w:t xml:space="preserve"> </w:t>
-      </w:r>
-      <w:r>
-        <w:t xml:space="preserve">Searches were performed using each DE miRNA name </w:t>
-      </w:r>
-      <w:r>
-        <w:t>(“</w:t>
-      </w:r>
-      <w:r>
-        <w:t>miR-125b-5p</w:t>
-      </w:r>
-      <w:r>
-        <w:t>”, “</w:t>
-      </w:r>
-      <w:r>
-        <w:rPr>
-          <w:rFonts w:ascii="Aptos" w:eastAsia="Times New Roman" w:hAnsi="Aptos" w:cs="Calibri"/>
-          <w:color w:val="000000"/>
-          <w:lang w:eastAsia="en-GB"/>
-        </w:rPr>
-        <w:t>miR-574-5p</w:t>
-      </w:r>
-      <w:r>
-        <w:t xml:space="preserve">”) </w:t>
-      </w:r>
-      <w:r>
-        <w:t xml:space="preserve">in combination with the Boolean operator </w:t>
-      </w:r>
-      <w:r>
-        <w:t>“</w:t>
-      </w:r>
-      <w:r>
-        <w:rPr>
-          <w:rStyle w:val="Strong"/>
-          <w:b w:val="0"/>
-          <w:bCs w:val="0"/>
-        </w:rPr>
-        <w:t>AND</w:t>
-      </w:r>
-      <w:r>
-        <w:rPr>
-          <w:rStyle w:val="Strong"/>
-          <w:b w:val="0"/>
-          <w:bCs w:val="0"/>
-        </w:rPr>
-        <w:t>”</w:t>
-      </w:r>
-      <w:r>
-        <w:t xml:space="preserve"> and the </w:t>
-      </w:r>
-      <w:r>
-        <w:t xml:space="preserve">keywords </w:t>
-      </w:r>
-      <w:r>
-        <w:t>“</w:t>
-      </w:r>
-      <w:r>
-        <w:rPr>
-          <w:rStyle w:val="Emphasis"/>
-        </w:rPr>
-        <w:t>airway</w:t>
-      </w:r>
-      <w:r>
-        <w:t>”, “</w:t>
-      </w:r>
-      <w:r>
-        <w:rPr>
-          <w:rStyle w:val="Emphasis"/>
-        </w:rPr>
-        <w:t>immune</w:t>
-      </w:r>
-      <w:r>
-        <w:t>”, “</w:t>
-      </w:r>
-      <w:r>
-        <w:rPr>
-          <w:rStyle w:val="Emphasis"/>
-        </w:rPr>
-        <w:t>allergic</w:t>
-      </w:r>
-      <w:r>
-        <w:t>”, “</w:t>
-      </w:r>
-      <w:r>
-        <w:rPr>
-          <w:rStyle w:val="Emphasis"/>
-        </w:rPr>
-        <w:t>inflammation</w:t>
-      </w:r>
-      <w:r>
-        <w:t>”, “</w:t>
-      </w:r>
-      <w:r>
-        <w:rPr>
-          <w:rStyle w:val="Emphasis"/>
-        </w:rPr>
-        <w:t>epithelial</w:t>
-      </w:r>
-      <w:r>
-        <w:t>”, “</w:t>
-      </w:r>
-      <w:r>
-        <w:rPr>
-          <w:rStyle w:val="Emphasis"/>
-        </w:rPr>
-        <w:t>extracellular vesicle</w:t>
-      </w:r>
-      <w:r>
-        <w:t>”</w:t>
-      </w:r>
-      <w:r>
-        <w:t>.</w:t>
-      </w:r>
-      <w:r>
-        <w:t xml:space="preserve"> </w:t>
-      </w:r>
-    </w:p>
-    <w:p>
-      <w:r>
-        <w:t xml:space="preserve">For miR-125b-5p, these searches returned </w:t>
-      </w:r>
-      <w:r>
-        <w:t>[]</w:t>
-      </w:r>
-      <w:r>
-        <w:t xml:space="preserve"> publications for </w:t>
-      </w:r>
-      <w:r>
-        <w:rPr>
-          <w:rStyle w:val="Emphasis"/>
-        </w:rPr>
-        <w:t>airway</w:t>
-      </w:r>
-      <w:r>
-        <w:t xml:space="preserve">, </w:t>
-      </w:r>
-      <w:r>
-        <w:t>[]</w:t>
-      </w:r>
-      <w:r>
-        <w:t xml:space="preserve"> for </w:t>
-      </w:r>
-      <w:r>
-        <w:rPr>
-          <w:rStyle w:val="Emphasis"/>
-        </w:rPr>
-        <w:t>immune</w:t>
-      </w:r>
-      <w:r>
-        <w:t xml:space="preserve">, </w:t>
-      </w:r>
-      <w:r>
-        <w:t>[]</w:t>
-      </w:r>
-      <w:r>
-        <w:t xml:space="preserve"> for </w:t>
-      </w:r>
-      <w:r>
-        <w:rPr>
-          <w:rStyle w:val="Emphasis"/>
-        </w:rPr>
-        <w:t>allergic</w:t>
-      </w:r>
-      <w:r>
-        <w:t xml:space="preserve">, </w:t>
-      </w:r>
-      <w:r>
-        <w:t>[]</w:t>
-      </w:r>
-      <w:r>
-        <w:t xml:space="preserve"> for </w:t>
-      </w:r>
-      <w:r>
-        <w:rPr>
-          <w:rStyle w:val="Emphasis"/>
-        </w:rPr>
-        <w:t>inflammation</w:t>
-      </w:r>
-      <w:r>
-        <w:t xml:space="preserve">, </w:t>
-      </w:r>
-      <w:r>
-        <w:t>[]</w:t>
-      </w:r>
-      <w:r>
-        <w:t xml:space="preserve"> for </w:t>
-      </w:r>
-      <w:r>
-        <w:rPr>
-          <w:rStyle w:val="Emphasis"/>
-        </w:rPr>
-        <w:t>epithelial</w:t>
-      </w:r>
-      <w:r>
-        <w:t xml:space="preserve"> </w:t>
-      </w:r>
-      <w:proofErr w:type="gramStart"/>
-      <w:r>
-        <w:t xml:space="preserve">and </w:t>
-      </w:r>
-      <w:r>
-        <w:t xml:space="preserve"> [</w:t>
-      </w:r>
-      <w:proofErr w:type="gramEnd"/>
-      <w:r>
-        <w:t>]</w:t>
-      </w:r>
-      <w:r>
-        <w:t xml:space="preserve"> for </w:t>
-      </w:r>
-      <w:r>
-        <w:rPr>
-          <w:rStyle w:val="Emphasis"/>
-        </w:rPr>
-        <w:t>extracellular vesicle</w:t>
-      </w:r>
-      <w:r>
-        <w:t>.</w:t>
-      </w:r>
-      <w:r>
-        <w:t xml:space="preserve"> Screening of these publications identified evidence </w:t>
-      </w:r>
-      <w:r>
-        <w:t xml:space="preserve">of involvement in </w:t>
-      </w:r>
-      <w:proofErr w:type="gramStart"/>
-      <w:r>
-        <w:t>[]…</w:t>
-      </w:r>
-      <w:proofErr w:type="gramEnd"/>
-      <w:r>
-        <w:t xml:space="preserve"> </w:t>
-      </w:r>
-    </w:p>
-    <w:p>
-      <w:pPr>
-        <w:rPr>
-          <w:rFonts w:ascii="Aptos" w:eastAsia="Times New Roman" w:hAnsi="Aptos" w:cs="Calibri"/>
-          <w:color w:val="000000"/>
-          <w:lang w:eastAsia="en-GB"/>
-        </w:rPr>
-      </w:pPr>
-      <w:r>
-        <w:rPr>
-          <w:rFonts w:ascii="Aptos" w:eastAsia="Times New Roman" w:hAnsi="Aptos" w:cs="Calibri"/>
-          <w:color w:val="000000"/>
-          <w:lang w:eastAsia="en-GB"/>
-        </w:rPr>
-        <w:t xml:space="preserve">For </w:t>
-      </w:r>
-      <w:r>
-        <w:rPr>
-          <w:rFonts w:ascii="Aptos" w:eastAsia="Times New Roman" w:hAnsi="Aptos" w:cs="Calibri"/>
-          <w:color w:val="000000"/>
-          <w:lang w:eastAsia="en-GB"/>
-        </w:rPr>
-        <w:t>miR-574-5</w:t>
-      </w:r>
-      <w:proofErr w:type="gramStart"/>
-      <w:r>
-        <w:rPr>
-          <w:rFonts w:ascii="Aptos" w:eastAsia="Times New Roman" w:hAnsi="Aptos" w:cs="Calibri"/>
-          <w:color w:val="000000"/>
-          <w:lang w:eastAsia="en-GB"/>
-        </w:rPr>
-        <w:t>p</w:t>
-      </w:r>
-      <w:r>
-        <w:rPr>
-          <w:rFonts w:ascii="Aptos" w:eastAsia="Times New Roman" w:hAnsi="Aptos" w:cs="Calibri"/>
-          <w:color w:val="000000"/>
-          <w:lang w:eastAsia="en-GB"/>
-        </w:rPr>
-        <w:t>,…</w:t>
-      </w:r>
-      <w:proofErr w:type="gramEnd"/>
-      <w:r>
-        <w:rPr>
-          <w:rFonts w:ascii="Aptos" w:eastAsia="Times New Roman" w:hAnsi="Aptos" w:cs="Calibri"/>
-          <w:color w:val="000000"/>
-          <w:lang w:eastAsia="en-GB"/>
-        </w:rPr>
-        <w:t>[]</w:t>
-      </w:r>
-    </w:p>
-    <w:p>
-      <w:r>
-        <w:t>[make supplementary table of key evidence for each miRNA. Have columns e.g.,</w:t>
-      </w:r>
-    </w:p>
-    <w:p>
-      <w:pPr>
-        <w:pStyle w:val="ListParagraph"/>
-        <w:numPr>
-          <w:ilvl w:val="0"/>
-          <w:numId w:val="20"/>
-        </w:numPr>
-      </w:pPr>
-      <w:r>
-        <w:t>miRNA</w:t>
-      </w:r>
-      <w:r>
-        <w:tab/>
-      </w:r>
-    </w:p>
-    <w:p>
-      <w:pPr>
-        <w:pStyle w:val="ListParagraph"/>
-        <w:numPr>
-          <w:ilvl w:val="0"/>
-          <w:numId w:val="20"/>
-        </w:numPr>
-      </w:pPr>
-      <w:r>
-        <w:t>Reported biological function</w:t>
-      </w:r>
-      <w:r>
-        <w:tab/>
-      </w:r>
-    </w:p>
-    <w:p>
-      <w:pPr>
-        <w:pStyle w:val="ListParagraph"/>
-        <w:numPr>
-          <w:ilvl w:val="0"/>
-          <w:numId w:val="20"/>
-        </w:numPr>
-      </w:pPr>
-      <w:r>
-        <w:t>Disease/context</w:t>
-      </w:r>
-      <w:r>
-        <w:tab/>
-      </w:r>
-    </w:p>
-    <w:p>
-      <w:pPr>
-        <w:pStyle w:val="ListParagraph"/>
-        <w:numPr>
-          <w:ilvl w:val="0"/>
-          <w:numId w:val="20"/>
-        </w:numPr>
-      </w:pPr>
-      <w:r>
-        <w:t>Key reference(s)</w:t>
-      </w:r>
-      <w:r>
-        <w:t>]</w:t>
-      </w:r>
-    </w:p>
-    <w:p/>
-    <w:p/>
     <w:p/>
     <w:p/>
     <w:p>
@@ -4749,6 +4425,7 @@
   <w:style w:type="character" w:default="1" w:styleId="DefaultParagraphFont">
     <w:name w:val="Default Paragraph Font"/>
     <w:uiPriority w:val="1"/>
+    <w:semiHidden/>
     <w:unhideWhenUsed/>
   </w:style>
   <w:style w:type="table" w:default="1" w:styleId="TableNormal">

--- a/write_up/drafts/4_results/results_DRAFT_2.docx
+++ b/write_up/drafts/4_results/results_DRAFT_2.docx
@@ -1122,7 +1122,6 @@
         <w:t xml:space="preserve"> using primary HBECs</w:t>
       </w:r>
     </w:p>
-    <w:p/>
     <w:p>
       <w:r>
         <w:t xml:space="preserve">Before investigating the biological relevance of DE miRNAs identified in Calu-3 cells, the pathway enrichment workflow was developed and evaluated using the 27 DE miRNAs identified in the 24 </w:t>
@@ -1383,10 +1382,8 @@
       </w:r>
     </w:p>
     <w:p/>
-    <w:p/>
     <w:p>
       <w:r>
-        <w:lastRenderedPageBreak/>
         <w:t xml:space="preserve">miRNA-level enrichment was performed using </w:t>
       </w:r>
       <w:proofErr w:type="spellStart"/>
@@ -1493,6 +1490,7 @@
           <w:i/>
           <w:iCs/>
         </w:rPr>
+        <w:lastRenderedPageBreak/>
         <w:t>Transcriptional activation of cell cycle inhibitor p2</w:t>
       </w:r>
       <w:r>
@@ -1599,31 +1597,7 @@
         <w:t xml:space="preserve">[overlap paragraph – </w:t>
       </w:r>
       <w:r>
-        <w:t>discuss number of i</w:t>
-      </w:r>
-      <w:r>
-        <w:t>nflammatory,</w:t>
-      </w:r>
-      <w:r>
-        <w:t xml:space="preserve"> </w:t>
-      </w:r>
-      <w:r>
-        <w:t>epithelial barrier,</w:t>
-      </w:r>
-      <w:r>
-        <w:t xml:space="preserve"> </w:t>
-      </w:r>
-      <w:r>
-        <w:t>immune signalling,</w:t>
-      </w:r>
-      <w:r>
-        <w:t xml:space="preserve"> and </w:t>
-      </w:r>
-      <w:r>
-        <w:t>fibrosis-related pathway</w:t>
-      </w:r>
-      <w:r>
-        <w:t xml:space="preserve">s appearing in the three because can’t directly compare </w:t>
+        <w:t xml:space="preserve">discuss number of inflammatory, epithelial barrier, immune signalling, and fibrosis-related pathways appearing in the three because can’t directly compare </w:t>
       </w:r>
       <w:proofErr w:type="spellStart"/>
       <w:r>
@@ -1695,15 +1669,18 @@
     </w:p>
     <w:p>
       <w:r>
-        <w:t xml:space="preserve">For miR-574-5p, these searches returned 0 publications for airway, 12 for immune, 1 for allergic, 19 for inflammation, 13 for epithelial, and 20 for extracellular vesicle. Screening of these publications identified reports linking miR-574-5p to immune activation </w:t>
-      </w:r>
-      <w:r>
-        <w:lastRenderedPageBreak/>
-        <w:t>through Toll-like receptors 7 and 8, regulation of epithelial–mesenchymal transition, and extracellular vesicle-mediated signalling (Supp table [x]).</w:t>
+        <w:t xml:space="preserve">For miR-574-5p, these searches returned 0 publications for airway, 12 for immune, 1 for allergic, 19 for inflammation, 13 for epithelial, and 20 for extracellular vesicle. Screening of these publications identified reports linking miR-574-5p to immune activation through Toll-like receptors </w:t>
+      </w:r>
+      <w:r>
+        <w:t xml:space="preserve">(TLR) </w:t>
+      </w:r>
+      <w:r>
+        <w:t>7 and 8, regulation of epithelial–mesenchymal transition, and extracellular vesicle-mediated signalling (Supp table [x]).</w:t>
       </w:r>
     </w:p>
     <w:p>
       <w:r>
+        <w:lastRenderedPageBreak/>
         <w:t xml:space="preserve">Overall, substantially more publications were identified for miR-125b-5p than for miR-574-5p. Notably, miR-125b-5p was also the only differentially expressed miRNA observed in both the 24 </w:t>
       </w:r>
       <w:proofErr w:type="spellStart"/>

--- a/write_up/drafts/4_results/results_DRAFT_2.docx
+++ b/write_up/drafts/4_results/results_DRAFT_2.docx
@@ -438,6 +438,46 @@
     <w:p/>
     <w:p/>
     <w:p>
+      <w:r>
+        <w:lastRenderedPageBreak/>
+        <w:drawing>
+          <wp:inline distT="0" distB="0" distL="0" distR="0" wp14:anchorId="7DC90B55" wp14:editId="4DD27A0E">
+            <wp:extent cx="4820653" cy="5623918"/>
+            <wp:effectExtent l="0" t="0" r="5715" b="2540"/>
+            <wp:docPr id="133904676" name="Picture 1"/>
+            <wp:cNvGraphicFramePr>
+              <a:graphicFrameLocks xmlns:a="http://schemas.openxmlformats.org/drawingml/2006/main" noChangeAspect="1"/>
+            </wp:cNvGraphicFramePr>
+            <a:graphic xmlns:a="http://schemas.openxmlformats.org/drawingml/2006/main">
+              <a:graphicData uri="http://schemas.openxmlformats.org/drawingml/2006/picture">
+                <pic:pic xmlns:pic="http://schemas.openxmlformats.org/drawingml/2006/picture">
+                  <pic:nvPicPr>
+                    <pic:cNvPr id="133904676" name=""/>
+                    <pic:cNvPicPr/>
+                  </pic:nvPicPr>
+                  <pic:blipFill>
+                    <a:blip r:embed="rId5"/>
+                    <a:stretch>
+                      <a:fillRect/>
+                    </a:stretch>
+                  </pic:blipFill>
+                  <pic:spPr>
+                    <a:xfrm>
+                      <a:off x="0" y="0"/>
+                      <a:ext cx="4837761" cy="5643877"/>
+                    </a:xfrm>
+                    <a:prstGeom prst="rect">
+                      <a:avLst/>
+                    </a:prstGeom>
+                  </pic:spPr>
+                </pic:pic>
+              </a:graphicData>
+            </a:graphic>
+          </wp:inline>
+        </w:drawing>
+      </w:r>
+    </w:p>
+    <w:p>
       <w:pPr>
         <w:pStyle w:val="ListParagraph"/>
         <w:numPr>
@@ -591,48 +631,48 @@
       </w:r>
       <w:proofErr w:type="spellEnd"/>
       <w:r>
-        <w:t xml:space="preserve">/cm² had the highest </w:t>
+        <w:t xml:space="preserve">/cm² had the highest mean (74,738) </w:t>
+      </w:r>
+      <w:r>
+        <w:t>(</w:t>
+      </w:r>
+      <w:r>
+        <w:t xml:space="preserve">Supp Figure [1a]). </w:t>
+      </w:r>
+      <w:r>
+        <w:t xml:space="preserve">However, the number of reads assigned to miRNAs did not show a clear dose-dependent trend, with the 0.005 </w:t>
+      </w:r>
+      <w:proofErr w:type="spellStart"/>
+      <w:r>
+        <w:t>μg</w:t>
+      </w:r>
+      <w:proofErr w:type="spellEnd"/>
+      <w:r>
+        <w:t xml:space="preserve">/cm² group having the second-highest mean, followed by the 0.08 and 2 </w:t>
+      </w:r>
+      <w:proofErr w:type="spellStart"/>
+      <w:r>
+        <w:t>μg</w:t>
+      </w:r>
+      <w:proofErr w:type="spellEnd"/>
+      <w:r>
+        <w:t>/cm² groups</w:t>
+      </w:r>
+      <w:r>
+        <w:t xml:space="preserve">, </w:t>
+      </w:r>
+      <w:r>
+        <w:t>respectively.</w:t>
+      </w:r>
+      <w:r>
+        <w:t xml:space="preserve"> </w:t>
+      </w:r>
+      <w:r>
+        <w:t xml:space="preserve">The </w:t>
       </w:r>
       <w:r>
         <w:lastRenderedPageBreak/>
-        <w:t xml:space="preserve">mean (74,738) </w:t>
-      </w:r>
-      <w:r>
-        <w:t>(</w:t>
-      </w:r>
-      <w:r>
-        <w:t xml:space="preserve">Supp Figure [1a]). </w:t>
-      </w:r>
-      <w:r>
-        <w:t xml:space="preserve">However, the number of reads assigned to miRNAs did not show a clear dose-dependent trend, with the 0.005 </w:t>
-      </w:r>
-      <w:proofErr w:type="spellStart"/>
-      <w:r>
-        <w:t>μg</w:t>
-      </w:r>
-      <w:proofErr w:type="spellEnd"/>
-      <w:r>
-        <w:t xml:space="preserve">/cm² group having the second-highest mean, followed by the 0.08 and 2 </w:t>
-      </w:r>
-      <w:proofErr w:type="spellStart"/>
-      <w:r>
-        <w:t>μg</w:t>
-      </w:r>
-      <w:proofErr w:type="spellEnd"/>
-      <w:r>
-        <w:t>/cm² groups</w:t>
-      </w:r>
-      <w:r>
-        <w:t xml:space="preserve">, </w:t>
-      </w:r>
-      <w:r>
-        <w:t>respectively.</w:t>
-      </w:r>
-      <w:r>
-        <w:t xml:space="preserve"> </w:t>
-      </w:r>
-      <w:r>
-        <w:t xml:space="preserve">The elevated mean in the 0.005 </w:t>
+        <w:t xml:space="preserve">elevated mean in the 0.005 </w:t>
       </w:r>
       <w:proofErr w:type="spellStart"/>
       <w:r>
@@ -849,25 +889,25 @@
       </w:r>
       <w:proofErr w:type="spellEnd"/>
       <w:r>
-        <w:t xml:space="preserve"> to identify differentially expressed miRNAs between treated </w:t>
+        <w:t xml:space="preserve"> to identify differentially expressed miRNAs between treated and untreated primary HBEC samples and Calu-3 samples. In primary HBECs, 147 of the 562 miRNAs detected across all protease exposure conditions were retained following removal of lowly expressed miRNAs. In the 24 </w:t>
+      </w:r>
+      <w:proofErr w:type="spellStart"/>
+      <w:r>
+        <w:t>μg</w:t>
+      </w:r>
+      <w:proofErr w:type="spellEnd"/>
+      <w:r>
+        <w:t>/cm² exposure group, 2</w:t>
+      </w:r>
+      <w:r>
+        <w:t>7</w:t>
+      </w:r>
+      <w:r>
+        <w:t xml:space="preserve"> </w:t>
       </w:r>
       <w:r>
         <w:lastRenderedPageBreak/>
-        <w:t xml:space="preserve">and untreated primary HBEC samples and Calu-3 samples. In primary HBECs, 147 of the 562 miRNAs detected across all protease exposure conditions were retained following removal of lowly expressed miRNAs. In the 24 </w:t>
-      </w:r>
-      <w:proofErr w:type="spellStart"/>
-      <w:r>
-        <w:t>μg</w:t>
-      </w:r>
-      <w:proofErr w:type="spellEnd"/>
-      <w:r>
-        <w:t>/cm² exposure group, 2</w:t>
-      </w:r>
-      <w:r>
-        <w:t>7</w:t>
-      </w:r>
-      <w:r>
-        <w:t xml:space="preserve"> miRNAs were significantly differentially expressed based on |</w:t>
+        <w:t>miRNAs were significantly differentially expressed based on |</w:t>
       </w:r>
       <w:proofErr w:type="spellStart"/>
       <w:r>
@@ -1021,24 +1061,27 @@
     <w:p/>
     <w:p>
       <w:r>
+        <w:t xml:space="preserve">The distribution of differential expression in the 24 </w:t>
+      </w:r>
+      <w:proofErr w:type="spellStart"/>
+      <w:r>
+        <w:t>μg</w:t>
+      </w:r>
+      <w:proofErr w:type="spellEnd"/>
+      <w:r>
+        <w:t>/cm² protease-treated primary HBEC samples was visualised using an MA plot, while statistical significance was displayed using a volcano plot (Figure 4</w:t>
+      </w:r>
+      <w:proofErr w:type="gramStart"/>
+      <w:r>
+        <w:t>d,e</w:t>
+      </w:r>
+      <w:proofErr w:type="gramEnd"/>
+      <w:r>
+        <w:t xml:space="preserve">). Of the 27 differentially expressed miRNAs, </w:t>
+      </w:r>
+      <w:r>
         <w:lastRenderedPageBreak/>
-        <w:t xml:space="preserve">The distribution of differential expression in the 24 </w:t>
-      </w:r>
-      <w:proofErr w:type="spellStart"/>
-      <w:r>
-        <w:t>μg</w:t>
-      </w:r>
-      <w:proofErr w:type="spellEnd"/>
-      <w:r>
-        <w:t>/cm² protease-treated primary HBEC samples was visualised using an MA plot, while statistical significance was displayed using a volcano plot (Figure 4</w:t>
-      </w:r>
-      <w:proofErr w:type="gramStart"/>
-      <w:r>
-        <w:t>d,e</w:t>
-      </w:r>
-      <w:proofErr w:type="gramEnd"/>
-      <w:r>
-        <w:t xml:space="preserve">). Of the 27 differentially expressed miRNAs, 13 showed higher expression in the 24 </w:t>
+        <w:t xml:space="preserve">13 showed higher expression in the 24 </w:t>
       </w:r>
       <w:proofErr w:type="spellStart"/>
       <w:r>
@@ -1490,7 +1533,6 @@
           <w:i/>
           <w:iCs/>
         </w:rPr>
-        <w:lastRenderedPageBreak/>
         <w:t>Transcriptional activation of cell cycle inhibitor p2</w:t>
       </w:r>
       <w:r>
@@ -1545,6 +1587,7 @@
         <w:t xml:space="preserve">miRNA-SEA was </w:t>
       </w:r>
       <w:r>
+        <w:lastRenderedPageBreak/>
         <w:t xml:space="preserve">subsequently </w:t>
       </w:r>
       <w:r>
@@ -1680,7 +1723,6 @@
     </w:p>
     <w:p>
       <w:r>
-        <w:lastRenderedPageBreak/>
         <w:t xml:space="preserve">Overall, substantially more publications were identified for miR-125b-5p than for miR-574-5p. Notably, miR-125b-5p was also the only differentially expressed miRNA observed in both the 24 </w:t>
       </w:r>
       <w:proofErr w:type="spellStart"/>

--- a/write_up/drafts/4_results/results_DRAFT_2.docx
+++ b/write_up/drafts/4_results/results_DRAFT_2.docx
@@ -439,6 +439,9 @@
     <w:p/>
     <w:p>
       <w:r>
+        <w:rPr>
+          <w:noProof/>
+        </w:rPr>
         <w:lastRenderedPageBreak/>
         <w:drawing>
           <wp:inline distT="0" distB="0" distL="0" distR="0" wp14:anchorId="7DC90B55" wp14:editId="4DD27A0E">
@@ -1614,72 +1617,6 @@
         <w:t>no significant pathways were identified (P-adjusted &lt; 0.05).</w:t>
       </w:r>
     </w:p>
-    <w:p>
-      <w:r>
-        <w:t>Pathway enrichment analysis was then performed using QIAGEN IPA software, which is ordinarily locked behind a paywall… [</w:t>
-      </w:r>
-      <w:proofErr w:type="spellStart"/>
-      <w:r>
-        <w:t>qiagen</w:t>
-      </w:r>
-      <w:proofErr w:type="spellEnd"/>
-      <w:r>
-        <w:t xml:space="preserve"> </w:t>
-      </w:r>
-      <w:proofErr w:type="spellStart"/>
-      <w:r>
-        <w:t>ipa</w:t>
-      </w:r>
-      <w:proofErr w:type="spellEnd"/>
-      <w:r>
-        <w:t>]</w:t>
-      </w:r>
-    </w:p>
-    <w:p>
-      <w:r>
-        <w:t xml:space="preserve">[overlap paragraph – </w:t>
-      </w:r>
-      <w:r>
-        <w:t xml:space="preserve">discuss number of inflammatory, epithelial barrier, immune signalling, and fibrosis-related pathways appearing in the three because can’t directly compare </w:t>
-      </w:r>
-      <w:proofErr w:type="spellStart"/>
-      <w:r>
-        <w:t>reactome</w:t>
-      </w:r>
-      <w:proofErr w:type="spellEnd"/>
-      <w:r>
-        <w:t xml:space="preserve"> pathways in </w:t>
-      </w:r>
-      <w:proofErr w:type="spellStart"/>
-      <w:r>
-        <w:t>qiagen</w:t>
-      </w:r>
-      <w:proofErr w:type="spellEnd"/>
-      <w:r>
-        <w:t xml:space="preserve"> as they have their own database]</w:t>
-      </w:r>
-    </w:p>
-    <w:p>
-      <w:r>
-        <w:t xml:space="preserve">[concluding para: Overall, target gene-level enrichment identified a greater number of significant pathways compared with miRNA-level enrichment. </w:t>
-      </w:r>
-      <w:r>
-        <w:t xml:space="preserve">[observed overlap with </w:t>
-      </w:r>
-      <w:proofErr w:type="spellStart"/>
-      <w:r>
-        <w:t>qiagen</w:t>
-      </w:r>
-      <w:proofErr w:type="spellEnd"/>
-      <w:proofErr w:type="gramStart"/>
-      <w:r>
-        <w:t>] ]</w:t>
-      </w:r>
-      <w:proofErr w:type="gramEnd"/>
-      <w:r>
-        <w:t xml:space="preserve"> </w:t>
-      </w:r>
-    </w:p>
     <w:p/>
     <w:p/>
     <w:p>
@@ -1773,6 +1710,7 @@
         <w:rPr>
           <w:u w:val="single"/>
         </w:rPr>
+        <w:lastRenderedPageBreak/>
         <w:t>Archive</w:t>
       </w:r>
     </w:p>

--- a/write_up/drafts/4_results/results_DRAFT_2.docx
+++ b/write_up/drafts/4_results/results_DRAFT_2.docx
@@ -436,18 +436,20 @@
       </w:r>
     </w:p>
     <w:p/>
-    <w:p/>
     <w:p>
+      <w:pPr>
+        <w:keepNext/>
+      </w:pPr>
       <w:r>
         <w:rPr>
           <w:noProof/>
         </w:rPr>
         <w:lastRenderedPageBreak/>
         <w:drawing>
-          <wp:inline distT="0" distB="0" distL="0" distR="0" wp14:anchorId="7DC90B55" wp14:editId="4DD27A0E">
-            <wp:extent cx="4820653" cy="5623918"/>
-            <wp:effectExtent l="0" t="0" r="5715" b="2540"/>
-            <wp:docPr id="133904676" name="Picture 1"/>
+          <wp:inline distT="0" distB="0" distL="0" distR="0" wp14:anchorId="6E8EF30E" wp14:editId="48C8DB6A">
+            <wp:extent cx="4768770" cy="5563389"/>
+            <wp:effectExtent l="0" t="0" r="0" b="0"/>
+            <wp:docPr id="1153998063" name="Picture 7"/>
             <wp:cNvGraphicFramePr>
               <a:graphicFrameLocks xmlns:a="http://schemas.openxmlformats.org/drawingml/2006/main" noChangeAspect="1"/>
             </wp:cNvGraphicFramePr>
@@ -455,7 +457,7 @@
               <a:graphicData uri="http://schemas.openxmlformats.org/drawingml/2006/picture">
                 <pic:pic xmlns:pic="http://schemas.openxmlformats.org/drawingml/2006/picture">
                   <pic:nvPicPr>
-                    <pic:cNvPr id="133904676" name=""/>
+                    <pic:cNvPr id="1153998063" name="Picture 1153998063"/>
                     <pic:cNvPicPr/>
                   </pic:nvPicPr>
                   <pic:blipFill>
@@ -467,7 +469,7 @@
                   <pic:spPr>
                     <a:xfrm>
                       <a:off x="0" y="0"/>
-                      <a:ext cx="4837761" cy="5643877"/>
+                      <a:ext cx="4792089" cy="5590593"/>
                     </a:xfrm>
                     <a:prstGeom prst="rect">
                       <a:avLst/>
@@ -480,6 +482,8 @@
         </w:drawing>
       </w:r>
     </w:p>
+    <w:p/>
+    <w:p/>
     <w:p>
       <w:pPr>
         <w:pStyle w:val="ListParagraph"/>
@@ -634,7 +638,11 @@
       </w:r>
       <w:proofErr w:type="spellEnd"/>
       <w:r>
-        <w:t xml:space="preserve">/cm² had the highest mean (74,738) </w:t>
+        <w:t xml:space="preserve">/cm² had the highest </w:t>
+      </w:r>
+      <w:r>
+        <w:lastRenderedPageBreak/>
+        <w:t xml:space="preserve">mean (74,738) </w:t>
       </w:r>
       <w:r>
         <w:t>(</w:t>
@@ -671,11 +679,7 @@
         <w:t xml:space="preserve"> </w:t>
       </w:r>
       <w:r>
-        <w:t xml:space="preserve">The </w:t>
-      </w:r>
-      <w:r>
-        <w:lastRenderedPageBreak/>
-        <w:t xml:space="preserve">elevated mean in the 0.005 </w:t>
+        <w:t xml:space="preserve">The elevated mean in the 0.005 </w:t>
       </w:r>
       <w:proofErr w:type="spellStart"/>
       <w:r>
@@ -798,7 +802,48 @@
       </w:r>
     </w:p>
     <w:p/>
-    <w:p/>
+    <w:p>
+      <w:r>
+        <w:rPr>
+          <w:noProof/>
+        </w:rPr>
+        <w:drawing>
+          <wp:inline distT="0" distB="0" distL="0" distR="0" wp14:anchorId="0111E4F3" wp14:editId="1F12150F">
+            <wp:extent cx="5731510" cy="3684270"/>
+            <wp:effectExtent l="0" t="0" r="0" b="0"/>
+            <wp:docPr id="1310607691" name="Picture 6"/>
+            <wp:cNvGraphicFramePr>
+              <a:graphicFrameLocks xmlns:a="http://schemas.openxmlformats.org/drawingml/2006/main" noChangeAspect="1"/>
+            </wp:cNvGraphicFramePr>
+            <a:graphic xmlns:a="http://schemas.openxmlformats.org/drawingml/2006/main">
+              <a:graphicData uri="http://schemas.openxmlformats.org/drawingml/2006/picture">
+                <pic:pic xmlns:pic="http://schemas.openxmlformats.org/drawingml/2006/picture">
+                  <pic:nvPicPr>
+                    <pic:cNvPr id="1310607691" name="Picture 1310607691"/>
+                    <pic:cNvPicPr/>
+                  </pic:nvPicPr>
+                  <pic:blipFill>
+                    <a:blip r:embed="rId6"/>
+                    <a:stretch>
+                      <a:fillRect/>
+                    </a:stretch>
+                  </pic:blipFill>
+                  <pic:spPr>
+                    <a:xfrm>
+                      <a:off x="0" y="0"/>
+                      <a:ext cx="5731510" cy="3684270"/>
+                    </a:xfrm>
+                    <a:prstGeom prst="rect">
+                      <a:avLst/>
+                    </a:prstGeom>
+                  </pic:spPr>
+                </pic:pic>
+              </a:graphicData>
+            </a:graphic>
+          </wp:inline>
+        </w:drawing>
+      </w:r>
+    </w:p>
     <w:p>
       <w:pPr>
         <w:pStyle w:val="ListParagraph"/>
@@ -808,6 +853,7 @@
         </w:numPr>
       </w:pPr>
       <w:r>
+        <w:lastRenderedPageBreak/>
         <w:t>Identification of differentially expressed EV-associated miRNAs</w:t>
       </w:r>
     </w:p>
@@ -859,6 +905,48 @@
       </w:r>
       <w:r>
         <w:t xml:space="preserve"> analysis.</w:t>
+      </w:r>
+    </w:p>
+    <w:p>
+      <w:r>
+        <w:rPr>
+          <w:noProof/>
+        </w:rPr>
+        <w:drawing>
+          <wp:inline distT="0" distB="0" distL="0" distR="0" wp14:anchorId="074F150D" wp14:editId="1B8ABF3A">
+            <wp:extent cx="6054336" cy="2691114"/>
+            <wp:effectExtent l="0" t="0" r="3810" b="1905"/>
+            <wp:docPr id="1157939279" name="Picture 8"/>
+            <wp:cNvGraphicFramePr>
+              <a:graphicFrameLocks xmlns:a="http://schemas.openxmlformats.org/drawingml/2006/main" noChangeAspect="1"/>
+            </wp:cNvGraphicFramePr>
+            <a:graphic xmlns:a="http://schemas.openxmlformats.org/drawingml/2006/main">
+              <a:graphicData uri="http://schemas.openxmlformats.org/drawingml/2006/picture">
+                <pic:pic xmlns:pic="http://schemas.openxmlformats.org/drawingml/2006/picture">
+                  <pic:nvPicPr>
+                    <pic:cNvPr id="1157939279" name="Picture 1157939279"/>
+                    <pic:cNvPicPr/>
+                  </pic:nvPicPr>
+                  <pic:blipFill>
+                    <a:blip r:embed="rId7"/>
+                    <a:stretch>
+                      <a:fillRect/>
+                    </a:stretch>
+                  </pic:blipFill>
+                  <pic:spPr>
+                    <a:xfrm>
+                      <a:off x="0" y="0"/>
+                      <a:ext cx="6068168" cy="2697262"/>
+                    </a:xfrm>
+                    <a:prstGeom prst="rect">
+                      <a:avLst/>
+                    </a:prstGeom>
+                  </pic:spPr>
+                </pic:pic>
+              </a:graphicData>
+            </a:graphic>
+          </wp:inline>
+        </w:drawing>
       </w:r>
     </w:p>
     <w:p>
@@ -906,11 +994,7 @@
         <w:t>7</w:t>
       </w:r>
       <w:r>
-        <w:t xml:space="preserve"> </w:t>
-      </w:r>
-      <w:r>
-        <w:lastRenderedPageBreak/>
-        <w:t>miRNAs were significantly differentially expressed based on |</w:t>
+        <w:t xml:space="preserve"> miRNAs were significantly differentially expressed based on |</w:t>
       </w:r>
       <w:proofErr w:type="spellStart"/>
       <w:r>
@@ -944,7 +1028,11 @@
         <w:t>identified</w:t>
       </w:r>
       <w:r>
-        <w:t xml:space="preserve"> in the Can f 1 exposure condition using |</w:t>
+        <w:t xml:space="preserve"> in the Can f </w:t>
+      </w:r>
+      <w:r>
+        <w:lastRenderedPageBreak/>
+        <w:t>1 exposure condition using |</w:t>
       </w:r>
       <w:proofErr w:type="spellStart"/>
       <w:r>
@@ -975,6 +1063,48 @@
       <w:proofErr w:type="spellEnd"/>
       <w:r>
         <w:t>/cm² protease-treated primary HBEC samples, whereas the remaining primary HBEC and all Calu-3 treatment conditions exhibited minimal differential expression.</w:t>
+      </w:r>
+    </w:p>
+    <w:p>
+      <w:r>
+        <w:rPr>
+          <w:noProof/>
+        </w:rPr>
+        <w:drawing>
+          <wp:inline distT="0" distB="0" distL="0" distR="0" wp14:anchorId="07EAAB3E" wp14:editId="7DF96271">
+            <wp:extent cx="5731510" cy="3820795"/>
+            <wp:effectExtent l="0" t="0" r="0" b="1905"/>
+            <wp:docPr id="522954251" name="Picture 11"/>
+            <wp:cNvGraphicFramePr>
+              <a:graphicFrameLocks xmlns:a="http://schemas.openxmlformats.org/drawingml/2006/main" noChangeAspect="1"/>
+            </wp:cNvGraphicFramePr>
+            <a:graphic xmlns:a="http://schemas.openxmlformats.org/drawingml/2006/main">
+              <a:graphicData uri="http://schemas.openxmlformats.org/drawingml/2006/picture">
+                <pic:pic xmlns:pic="http://schemas.openxmlformats.org/drawingml/2006/picture">
+                  <pic:nvPicPr>
+                    <pic:cNvPr id="522954251" name="Picture 522954251"/>
+                    <pic:cNvPicPr/>
+                  </pic:nvPicPr>
+                  <pic:blipFill>
+                    <a:blip r:embed="rId8"/>
+                    <a:stretch>
+                      <a:fillRect/>
+                    </a:stretch>
+                  </pic:blipFill>
+                  <pic:spPr>
+                    <a:xfrm>
+                      <a:off x="0" y="0"/>
+                      <a:ext cx="5731510" cy="3820795"/>
+                    </a:xfrm>
+                    <a:prstGeom prst="rect">
+                      <a:avLst/>
+                    </a:prstGeom>
+                  </pic:spPr>
+                </pic:pic>
+              </a:graphicData>
+            </a:graphic>
+          </wp:inline>
+        </w:drawing>
       </w:r>
     </w:p>
     <w:p/>
@@ -1042,6 +1172,7 @@
     </w:p>
     <w:p>
       <w:r>
+        <w:lastRenderedPageBreak/>
         <w:t xml:space="preserve">Further analysis focused on the 24 </w:t>
       </w:r>
       <w:proofErr w:type="spellStart"/>
@@ -1080,11 +1211,7 @@
       </w:r>
       <w:proofErr w:type="gramEnd"/>
       <w:r>
-        <w:t xml:space="preserve">). Of the 27 differentially expressed miRNAs, </w:t>
-      </w:r>
-      <w:r>
-        <w:lastRenderedPageBreak/>
-        <w:t xml:space="preserve">13 showed higher expression in the 24 </w:t>
+        <w:t xml:space="preserve">). Of the 27 differentially expressed miRNAs, 13 showed higher expression in the 24 </w:t>
       </w:r>
       <w:proofErr w:type="spellStart"/>
       <w:r>
@@ -1392,7 +1519,11 @@
         <w:t>responses</w:t>
       </w:r>
       <w:r>
-        <w:t xml:space="preserve"> (Fc receptor signalling), inflammatory cell death (pyroptosis), and </w:t>
+        <w:t xml:space="preserve"> (Fc receptor signalling), inflammatory cell death </w:t>
+      </w:r>
+      <w:r>
+        <w:lastRenderedPageBreak/>
+        <w:t xml:space="preserve">(pyroptosis), and </w:t>
       </w:r>
       <w:r>
         <w:t>epithelial barrier regulation (Rho GTPase signalling)</w:t>
@@ -1425,6 +1556,48 @@
       </w:r>
       <w:r>
         <w:t>.</w:t>
+      </w:r>
+    </w:p>
+    <w:p>
+      <w:r>
+        <w:rPr>
+          <w:noProof/>
+        </w:rPr>
+        <w:drawing>
+          <wp:inline distT="0" distB="0" distL="0" distR="0" wp14:anchorId="72BCDEAC" wp14:editId="7A7BBF5D">
+            <wp:extent cx="5731510" cy="3820795"/>
+            <wp:effectExtent l="0" t="0" r="0" b="1905"/>
+            <wp:docPr id="487168742" name="Picture 14"/>
+            <wp:cNvGraphicFramePr>
+              <a:graphicFrameLocks xmlns:a="http://schemas.openxmlformats.org/drawingml/2006/main" noChangeAspect="1"/>
+            </wp:cNvGraphicFramePr>
+            <a:graphic xmlns:a="http://schemas.openxmlformats.org/drawingml/2006/main">
+              <a:graphicData uri="http://schemas.openxmlformats.org/drawingml/2006/picture">
+                <pic:pic xmlns:pic="http://schemas.openxmlformats.org/drawingml/2006/picture">
+                  <pic:nvPicPr>
+                    <pic:cNvPr id="487168742" name="Picture 14"/>
+                    <pic:cNvPicPr/>
+                  </pic:nvPicPr>
+                  <pic:blipFill>
+                    <a:blip r:embed="rId9"/>
+                    <a:stretch>
+                      <a:fillRect/>
+                    </a:stretch>
+                  </pic:blipFill>
+                  <pic:spPr>
+                    <a:xfrm>
+                      <a:off x="0" y="0"/>
+                      <a:ext cx="5731510" cy="3820795"/>
+                    </a:xfrm>
+                    <a:prstGeom prst="rect">
+                      <a:avLst/>
+                    </a:prstGeom>
+                  </pic:spPr>
+                </pic:pic>
+              </a:graphicData>
+            </a:graphic>
+          </wp:inline>
+        </w:drawing>
       </w:r>
     </w:p>
     <w:p/>
@@ -1556,22 +1729,7 @@
         <w:t>genes</w:t>
       </w:r>
       <w:r>
-        <w:rPr>
-          <w:i/>
-          <w:iCs/>
-        </w:rPr>
-        <w:t xml:space="preserve"> </w:t>
-      </w:r>
-      <w:r>
-        <w:t>(Figure [</w:t>
-      </w:r>
-      <w:proofErr w:type="spellStart"/>
-      <w:r>
-        <w:t>wordplot</w:t>
-      </w:r>
-      <w:proofErr w:type="spellEnd"/>
-      <w:r>
-        <w:t xml:space="preserve">]). </w:t>
+        <w:t xml:space="preserve">. </w:t>
       </w:r>
       <w:r>
         <w:t>No significantly enriched pathways were identified among downregulated miRNAs (</w:t>
@@ -1590,7 +1748,6 @@
         <w:t xml:space="preserve">miRNA-SEA was </w:t>
       </w:r>
       <w:r>
-        <w:lastRenderedPageBreak/>
         <w:t xml:space="preserve">subsequently </w:t>
       </w:r>
       <w:r>
@@ -1636,7 +1793,11 @@
         <w:t xml:space="preserve">Pathway enrichment analysis was not performed for the DE miRNAs identified in Calu-3 cells because the small number of unique DE miRNAs (N=2) was expected to provide insufficient statistical power for enrichment analyses. Instead, a targeted literature search was conducted using PubMed to investigate the reported biological function of the identified miRNAs in airway biology, immune signalling, and allergic </w:t>
       </w:r>
       <w:r>
-        <w:t>disease contexts</w:t>
+        <w:t xml:space="preserve">disease </w:t>
+      </w:r>
+      <w:r>
+        <w:lastRenderedPageBreak/>
+        <w:t>contexts</w:t>
       </w:r>
       <w:r>
         <w:t xml:space="preserve">. Searches were performed using each DE miRNA name (“miR-125b-5p”, “miR-574-5p”) in combination with the Boolean operator “AND” and the keywords “airway”, “immune”, “allergic”, “inflammation”, “epithelial”, and “extracellular vesicle”. </w:t>
@@ -1710,7 +1871,6 @@
         <w:rPr>
           <w:u w:val="single"/>
         </w:rPr>
-        <w:lastRenderedPageBreak/>
         <w:t>Archive</w:t>
       </w:r>
     </w:p>
@@ -4753,6 +4913,25 @@
       <w:bCs/>
     </w:rPr>
   </w:style>
+  <w:style w:type="paragraph" w:styleId="Caption">
+    <w:name w:val="caption"/>
+    <w:basedOn w:val="Normal"/>
+    <w:next w:val="Normal"/>
+    <w:uiPriority w:val="35"/>
+    <w:unhideWhenUsed/>
+    <w:qFormat/>
+    <w:rsid w:val="007D4A4F"/>
+    <w:pPr>
+      <w:spacing w:after="200" w:line="240" w:lineRule="auto"/>
+    </w:pPr>
+    <w:rPr>
+      <w:i/>
+      <w:iCs/>
+      <w:color w:val="0E2841" w:themeColor="text2"/>
+      <w:sz w:val="18"/>
+      <w:szCs w:val="18"/>
+    </w:rPr>
+  </w:style>
 </w:styles>
 </file>
 

--- a/write_up/drafts/4_results/results_DRAFT_2.docx
+++ b/write_up/drafts/4_results/results_DRAFT_2.docx
@@ -446,10 +446,10 @@
         </w:rPr>
         <w:lastRenderedPageBreak/>
         <w:drawing>
-          <wp:inline distT="0" distB="0" distL="0" distR="0" wp14:anchorId="6E8EF30E" wp14:editId="48C8DB6A">
-            <wp:extent cx="4768770" cy="5563389"/>
-            <wp:effectExtent l="0" t="0" r="0" b="0"/>
-            <wp:docPr id="1153998063" name="Picture 7"/>
+          <wp:inline distT="0" distB="0" distL="0" distR="0" wp14:anchorId="3042F91F" wp14:editId="4E0D6FE8">
+            <wp:extent cx="4795595" cy="5594684"/>
+            <wp:effectExtent l="0" t="0" r="5080" b="6350"/>
+            <wp:docPr id="788267284" name="Picture 1"/>
             <wp:cNvGraphicFramePr>
               <a:graphicFrameLocks xmlns:a="http://schemas.openxmlformats.org/drawingml/2006/main" noChangeAspect="1"/>
             </wp:cNvGraphicFramePr>
@@ -457,7 +457,7 @@
               <a:graphicData uri="http://schemas.openxmlformats.org/drawingml/2006/picture">
                 <pic:pic xmlns:pic="http://schemas.openxmlformats.org/drawingml/2006/picture">
                   <pic:nvPicPr>
-                    <pic:cNvPr id="1153998063" name="Picture 1153998063"/>
+                    <pic:cNvPr id="788267284" name="Picture 788267284"/>
                     <pic:cNvPicPr/>
                   </pic:nvPicPr>
                   <pic:blipFill>
@@ -469,7 +469,7 @@
                   <pic:spPr>
                     <a:xfrm>
                       <a:off x="0" y="0"/>
-                      <a:ext cx="4792089" cy="5590593"/>
+                      <a:ext cx="4812843" cy="5614806"/>
                     </a:xfrm>
                     <a:prstGeom prst="rect">
                       <a:avLst/>
@@ -482,6 +482,429 @@
         </w:drawing>
       </w:r>
     </w:p>
+    <w:p>
+      <w:pPr>
+        <w:pStyle w:val="Caption"/>
+        <w:rPr>
+          <w:i w:val="0"/>
+          <w:iCs w:val="0"/>
+          <w:color w:val="000000" w:themeColor="text1"/>
+        </w:rPr>
+      </w:pPr>
+      <w:r>
+        <w:rPr>
+          <w:i w:val="0"/>
+          <w:iCs w:val="0"/>
+          <w:color w:val="000000" w:themeColor="text1"/>
+        </w:rPr>
+        <w:t xml:space="preserve">Figure </w:t>
+      </w:r>
+      <w:r>
+        <w:rPr>
+          <w:i w:val="0"/>
+          <w:iCs w:val="0"/>
+          <w:color w:val="000000" w:themeColor="text1"/>
+        </w:rPr>
+        <w:t>2</w:t>
+      </w:r>
+      <w:r>
+        <w:rPr>
+          <w:i w:val="0"/>
+          <w:iCs w:val="0"/>
+          <w:color w:val="000000" w:themeColor="text1"/>
+        </w:rPr>
+        <w:t>:</w:t>
+      </w:r>
+      <w:r>
+        <w:rPr>
+          <w:b/>
+          <w:bCs/>
+          <w:i w:val="0"/>
+          <w:iCs w:val="0"/>
+          <w:color w:val="000000" w:themeColor="text1"/>
+        </w:rPr>
+        <w:t xml:space="preserve"> Primary HBEC samples sequencing library quality control.</w:t>
+      </w:r>
+      <w:r>
+        <w:rPr>
+          <w:i w:val="0"/>
+          <w:iCs w:val="0"/>
+          <w:color w:val="000000" w:themeColor="text1"/>
+        </w:rPr>
+        <w:t xml:space="preserve"> </w:t>
+      </w:r>
+      <w:r>
+        <w:rPr>
+          <w:i w:val="0"/>
+          <w:iCs w:val="0"/>
+          <w:color w:val="000000" w:themeColor="text1"/>
+        </w:rPr>
+        <w:t>FASTQ files for all t</w:t>
+      </w:r>
+      <w:r>
+        <w:rPr>
+          <w:i w:val="0"/>
+          <w:iCs w:val="0"/>
+          <w:color w:val="000000" w:themeColor="text1"/>
+        </w:rPr>
+        <w:t xml:space="preserve">rimmed primary </w:t>
+      </w:r>
+      <w:r>
+        <w:rPr>
+          <w:i w:val="0"/>
+          <w:iCs w:val="0"/>
+          <w:color w:val="000000" w:themeColor="text1"/>
+        </w:rPr>
+        <w:t>human bronchial epithelial cell</w:t>
+      </w:r>
+      <w:r>
+        <w:rPr>
+          <w:i w:val="0"/>
+          <w:iCs w:val="0"/>
+          <w:color w:val="000000" w:themeColor="text1"/>
+        </w:rPr>
+        <w:t xml:space="preserve"> </w:t>
+      </w:r>
+      <w:r>
+        <w:rPr>
+          <w:i w:val="0"/>
+          <w:iCs w:val="0"/>
+          <w:color w:val="000000" w:themeColor="text1"/>
+        </w:rPr>
+        <w:t xml:space="preserve">(HBEC) </w:t>
+      </w:r>
+      <w:r>
+        <w:rPr>
+          <w:i w:val="0"/>
+          <w:iCs w:val="0"/>
+          <w:color w:val="000000" w:themeColor="text1"/>
+        </w:rPr>
+        <w:t xml:space="preserve">samples (N=15) </w:t>
+      </w:r>
+      <w:r>
+        <w:rPr>
+          <w:i w:val="0"/>
+          <w:iCs w:val="0"/>
+          <w:color w:val="000000" w:themeColor="text1"/>
+        </w:rPr>
+        <w:t xml:space="preserve">exposed to protease allergen </w:t>
+      </w:r>
+      <w:r>
+        <w:rPr>
+          <w:i w:val="0"/>
+          <w:iCs w:val="0"/>
+          <w:color w:val="000000" w:themeColor="text1"/>
+        </w:rPr>
+        <w:t xml:space="preserve">were assessed for quality using </w:t>
+      </w:r>
+      <w:proofErr w:type="spellStart"/>
+      <w:r>
+        <w:rPr>
+          <w:i w:val="0"/>
+          <w:iCs w:val="0"/>
+          <w:color w:val="000000" w:themeColor="text1"/>
+        </w:rPr>
+        <w:t>FastQC</w:t>
+      </w:r>
+      <w:proofErr w:type="spellEnd"/>
+      <w:r>
+        <w:rPr>
+          <w:i w:val="0"/>
+          <w:iCs w:val="0"/>
+          <w:color w:val="000000" w:themeColor="text1"/>
+        </w:rPr>
+        <w:t xml:space="preserve"> (A, C) and </w:t>
+      </w:r>
+      <w:proofErr w:type="spellStart"/>
+      <w:r>
+        <w:rPr>
+          <w:i w:val="0"/>
+          <w:iCs w:val="0"/>
+          <w:color w:val="000000" w:themeColor="text1"/>
+        </w:rPr>
+        <w:t>miRTrace</w:t>
+      </w:r>
+      <w:proofErr w:type="spellEnd"/>
+      <w:r>
+        <w:rPr>
+          <w:i w:val="0"/>
+          <w:iCs w:val="0"/>
+          <w:color w:val="000000" w:themeColor="text1"/>
+        </w:rPr>
+        <w:t xml:space="preserve"> (B) then compiled into a single report using </w:t>
+      </w:r>
+      <w:proofErr w:type="spellStart"/>
+      <w:r>
+        <w:rPr>
+          <w:i w:val="0"/>
+          <w:iCs w:val="0"/>
+          <w:color w:val="000000" w:themeColor="text1"/>
+        </w:rPr>
+        <w:t>MultiQC</w:t>
+      </w:r>
+      <w:proofErr w:type="spellEnd"/>
+      <w:r>
+        <w:rPr>
+          <w:i w:val="0"/>
+          <w:iCs w:val="0"/>
+          <w:color w:val="000000" w:themeColor="text1"/>
+        </w:rPr>
+        <w:t xml:space="preserve">. </w:t>
+      </w:r>
+      <w:proofErr w:type="spellStart"/>
+      <w:r>
+        <w:rPr>
+          <w:i w:val="0"/>
+          <w:iCs w:val="0"/>
+          <w:color w:val="000000" w:themeColor="text1"/>
+        </w:rPr>
+        <w:t>MultiQC</w:t>
+      </w:r>
+      <w:proofErr w:type="spellEnd"/>
+      <w:r>
+        <w:rPr>
+          <w:i w:val="0"/>
+          <w:iCs w:val="0"/>
+          <w:color w:val="000000" w:themeColor="text1"/>
+        </w:rPr>
+        <w:t xml:space="preserve"> plot data was then loaded into R</w:t>
+      </w:r>
+      <w:r>
+        <w:rPr>
+          <w:i w:val="0"/>
+          <w:iCs w:val="0"/>
+          <w:color w:val="000000" w:themeColor="text1"/>
+        </w:rPr>
+        <w:t>Studio</w:t>
+      </w:r>
+      <w:r>
+        <w:rPr>
+          <w:i w:val="0"/>
+          <w:iCs w:val="0"/>
+          <w:color w:val="000000" w:themeColor="text1"/>
+        </w:rPr>
+        <w:t xml:space="preserve"> to generate the plots in this figure. </w:t>
+      </w:r>
+      <w:r>
+        <w:rPr>
+          <w:i w:val="0"/>
+          <w:iCs w:val="0"/>
+          <w:color w:val="000000" w:themeColor="text1"/>
+        </w:rPr>
+        <w:t>(A)</w:t>
+      </w:r>
+      <w:r>
+        <w:rPr>
+          <w:i w:val="0"/>
+          <w:iCs w:val="0"/>
+          <w:color w:val="000000" w:themeColor="text1"/>
+        </w:rPr>
+        <w:t xml:space="preserve"> </w:t>
+      </w:r>
+      <w:r>
+        <w:rPr>
+          <w:i w:val="0"/>
+          <w:iCs w:val="0"/>
+          <w:color w:val="000000" w:themeColor="text1"/>
+        </w:rPr>
+        <w:t>R</w:t>
+      </w:r>
+      <w:r>
+        <w:rPr>
+          <w:i w:val="0"/>
+          <w:iCs w:val="0"/>
+          <w:color w:val="000000" w:themeColor="text1"/>
+        </w:rPr>
+        <w:t xml:space="preserve">ead GC content </w:t>
+      </w:r>
+      <w:r>
+        <w:rPr>
+          <w:i w:val="0"/>
+          <w:iCs w:val="0"/>
+          <w:color w:val="000000" w:themeColor="text1"/>
+        </w:rPr>
+        <w:t xml:space="preserve">distribution </w:t>
+      </w:r>
+      <w:r>
+        <w:rPr>
+          <w:i w:val="0"/>
+          <w:iCs w:val="0"/>
+          <w:color w:val="000000" w:themeColor="text1"/>
+        </w:rPr>
+        <w:t>with</w:t>
+      </w:r>
+      <w:r>
+        <w:rPr>
+          <w:i w:val="0"/>
+          <w:iCs w:val="0"/>
+          <w:color w:val="000000" w:themeColor="text1"/>
+        </w:rPr>
+        <w:t xml:space="preserve"> per-read</w:t>
+      </w:r>
+      <w:r>
+        <w:rPr>
+          <w:i w:val="0"/>
+          <w:iCs w:val="0"/>
+          <w:color w:val="000000" w:themeColor="text1"/>
+        </w:rPr>
+        <w:t xml:space="preserve"> GC content shown as a percentage on the x-axis and the proportion of the whole library at a given </w:t>
+      </w:r>
+      <w:r>
+        <w:rPr>
+          <w:i w:val="0"/>
+          <w:iCs w:val="0"/>
+          <w:color w:val="000000" w:themeColor="text1"/>
+        </w:rPr>
+        <w:t>GC content shown as a percentage on the y-axis</w:t>
+      </w:r>
+      <w:r>
+        <w:rPr>
+          <w:i w:val="0"/>
+          <w:iCs w:val="0"/>
+          <w:color w:val="000000" w:themeColor="text1"/>
+        </w:rPr>
+        <w:t xml:space="preserve">. (B) </w:t>
+      </w:r>
+      <w:r>
+        <w:rPr>
+          <w:i w:val="0"/>
+          <w:iCs w:val="0"/>
+          <w:color w:val="000000" w:themeColor="text1"/>
+        </w:rPr>
+        <w:t>R</w:t>
+      </w:r>
+      <w:r>
+        <w:rPr>
+          <w:i w:val="0"/>
+          <w:iCs w:val="0"/>
+          <w:color w:val="000000" w:themeColor="text1"/>
+        </w:rPr>
+        <w:t xml:space="preserve">ead length </w:t>
+      </w:r>
+      <w:r>
+        <w:rPr>
+          <w:i w:val="0"/>
+          <w:iCs w:val="0"/>
+          <w:color w:val="000000" w:themeColor="text1"/>
+        </w:rPr>
+        <w:t xml:space="preserve">distribution </w:t>
+      </w:r>
+      <w:r>
+        <w:rPr>
+          <w:i w:val="0"/>
+          <w:iCs w:val="0"/>
+          <w:color w:val="000000" w:themeColor="text1"/>
+        </w:rPr>
+        <w:t xml:space="preserve">with </w:t>
+      </w:r>
+      <w:r>
+        <w:rPr>
+          <w:i w:val="0"/>
+          <w:iCs w:val="0"/>
+          <w:color w:val="000000" w:themeColor="text1"/>
+        </w:rPr>
+        <w:t>per-</w:t>
+      </w:r>
+      <w:r>
+        <w:rPr>
+          <w:i w:val="0"/>
+          <w:iCs w:val="0"/>
+          <w:color w:val="000000" w:themeColor="text1"/>
+        </w:rPr>
+        <w:t>read length in base pairs on the x-axis</w:t>
+      </w:r>
+      <w:r>
+        <w:rPr>
+          <w:i w:val="0"/>
+          <w:iCs w:val="0"/>
+          <w:color w:val="000000" w:themeColor="text1"/>
+        </w:rPr>
+        <w:t xml:space="preserve"> and </w:t>
+      </w:r>
+      <w:r>
+        <w:rPr>
+          <w:i w:val="0"/>
+          <w:iCs w:val="0"/>
+          <w:color w:val="000000" w:themeColor="text1"/>
+        </w:rPr>
+        <w:t>the number of reads of a given length shown on y-axis</w:t>
+      </w:r>
+      <w:r>
+        <w:rPr>
+          <w:i w:val="0"/>
+          <w:iCs w:val="0"/>
+          <w:color w:val="000000" w:themeColor="text1"/>
+        </w:rPr>
+        <w:t xml:space="preserve">. (C) Read duplication levels </w:t>
+      </w:r>
+      <w:r>
+        <w:rPr>
+          <w:i w:val="0"/>
+          <w:iCs w:val="0"/>
+          <w:color w:val="000000" w:themeColor="text1"/>
+        </w:rPr>
+        <w:t>calculated from the first 100,000 reads in each FASTQ file; FASTQC documentation states this should be a good representation of the whole library. T</w:t>
+      </w:r>
+      <w:r>
+        <w:rPr>
+          <w:i w:val="0"/>
+          <w:iCs w:val="0"/>
+          <w:color w:val="000000" w:themeColor="text1"/>
+        </w:rPr>
+        <w:t>he ca</w:t>
+      </w:r>
+      <w:r>
+        <w:rPr>
+          <w:i w:val="0"/>
+          <w:iCs w:val="0"/>
+          <w:color w:val="000000" w:themeColor="text1"/>
+        </w:rPr>
+        <w:t xml:space="preserve">tegory of per-read sequence duplication is shown on the x-axis (higher duplication levels are shown towards the right of the x-axis) and the </w:t>
+      </w:r>
+      <w:r>
+        <w:rPr>
+          <w:i w:val="0"/>
+          <w:iCs w:val="0"/>
+          <w:color w:val="000000" w:themeColor="text1"/>
+        </w:rPr>
+        <w:t>proportion of the whole library</w:t>
+      </w:r>
+      <w:r>
+        <w:rPr>
+          <w:i w:val="0"/>
+          <w:iCs w:val="0"/>
+          <w:color w:val="000000" w:themeColor="text1"/>
+        </w:rPr>
+        <w:t xml:space="preserve"> at a given duplication rate as a percentage on the y-axis.  All plots are coloured by treatment group where dose is in </w:t>
+      </w:r>
+      <w:proofErr w:type="spellStart"/>
+      <w:r>
+        <w:rPr>
+          <w:i w:val="0"/>
+          <w:iCs w:val="0"/>
+          <w:color w:val="000000" w:themeColor="text1"/>
+        </w:rPr>
+        <w:t>μg</w:t>
+      </w:r>
+      <w:proofErr w:type="spellEnd"/>
+      <w:r>
+        <w:rPr>
+          <w:i w:val="0"/>
+          <w:iCs w:val="0"/>
+          <w:color w:val="000000" w:themeColor="text1"/>
+        </w:rPr>
+        <w:t>/cm²</w:t>
+      </w:r>
+      <w:r>
+        <w:rPr>
+          <w:i w:val="0"/>
+          <w:iCs w:val="0"/>
+          <w:color w:val="000000" w:themeColor="text1"/>
+        </w:rPr>
+        <w:t>.</w:t>
+      </w:r>
+    </w:p>
+    <w:p/>
     <w:p/>
     <w:p/>
     <w:p>
@@ -498,6 +921,7 @@
     </w:p>
     <w:p>
       <w:r>
+        <w:lastRenderedPageBreak/>
         <w:t xml:space="preserve">RNA composition was analysed using </w:t>
       </w:r>
       <w:proofErr w:type="spellStart"/>
@@ -638,11 +1062,7 @@
       </w:r>
       <w:proofErr w:type="spellEnd"/>
       <w:r>
-        <w:t xml:space="preserve">/cm² had the highest </w:t>
-      </w:r>
-      <w:r>
-        <w:lastRenderedPageBreak/>
-        <w:t xml:space="preserve">mean (74,738) </w:t>
+        <w:t xml:space="preserve">/cm² had the highest mean (74,738) </w:t>
       </w:r>
       <w:r>
         <w:t>(</w:t>
@@ -802,16 +1222,21 @@
       </w:r>
     </w:p>
     <w:p/>
+    <w:p/>
     <w:p>
+      <w:pPr>
+        <w:keepNext/>
+      </w:pPr>
       <w:r>
         <w:rPr>
           <w:noProof/>
         </w:rPr>
+        <w:lastRenderedPageBreak/>
         <w:drawing>
-          <wp:inline distT="0" distB="0" distL="0" distR="0" wp14:anchorId="0111E4F3" wp14:editId="1F12150F">
+          <wp:inline distT="0" distB="0" distL="0" distR="0" wp14:anchorId="4790DBD3" wp14:editId="00B9623D">
             <wp:extent cx="5731510" cy="3684270"/>
             <wp:effectExtent l="0" t="0" r="0" b="0"/>
-            <wp:docPr id="1310607691" name="Picture 6"/>
+            <wp:docPr id="676968496" name="Picture 9"/>
             <wp:cNvGraphicFramePr>
               <a:graphicFrameLocks xmlns:a="http://schemas.openxmlformats.org/drawingml/2006/main" noChangeAspect="1"/>
             </wp:cNvGraphicFramePr>
@@ -819,7 +1244,7 @@
               <a:graphicData uri="http://schemas.openxmlformats.org/drawingml/2006/picture">
                 <pic:pic xmlns:pic="http://schemas.openxmlformats.org/drawingml/2006/picture">
                   <pic:nvPicPr>
-                    <pic:cNvPr id="1310607691" name="Picture 1310607691"/>
+                    <pic:cNvPr id="676968496" name="Picture 676968496"/>
                     <pic:cNvPicPr/>
                   </pic:nvPicPr>
                   <pic:blipFill>
@@ -846,6 +1271,584 @@
     </w:p>
     <w:p>
       <w:pPr>
+        <w:pStyle w:val="Caption"/>
+        <w:rPr>
+          <w:i w:val="0"/>
+          <w:iCs w:val="0"/>
+          <w:color w:val="000000" w:themeColor="text1"/>
+        </w:rPr>
+      </w:pPr>
+      <w:r>
+        <w:rPr>
+          <w:i w:val="0"/>
+          <w:iCs w:val="0"/>
+          <w:color w:val="000000" w:themeColor="text1"/>
+        </w:rPr>
+        <w:t xml:space="preserve">Figure </w:t>
+      </w:r>
+      <w:r>
+        <w:rPr>
+          <w:i w:val="0"/>
+          <w:iCs w:val="0"/>
+          <w:color w:val="000000" w:themeColor="text1"/>
+        </w:rPr>
+        <w:t>3</w:t>
+      </w:r>
+      <w:r>
+        <w:rPr>
+          <w:i w:val="0"/>
+          <w:iCs w:val="0"/>
+          <w:color w:val="000000" w:themeColor="text1"/>
+        </w:rPr>
+        <w:t xml:space="preserve">: </w:t>
+      </w:r>
+      <w:r>
+        <w:rPr>
+          <w:b/>
+          <w:bCs/>
+          <w:i w:val="0"/>
+          <w:iCs w:val="0"/>
+          <w:color w:val="000000" w:themeColor="text1"/>
+        </w:rPr>
+        <w:t>RNA composition analysis of primary HBEC and Calu-3 datasets.</w:t>
+      </w:r>
+      <w:r>
+        <w:rPr>
+          <w:i w:val="0"/>
+          <w:iCs w:val="0"/>
+          <w:color w:val="000000" w:themeColor="text1"/>
+        </w:rPr>
+        <w:t xml:space="preserve"> Sequencing reads for all trimmed primary</w:t>
+      </w:r>
+      <w:r>
+        <w:rPr>
+          <w:i w:val="0"/>
+          <w:iCs w:val="0"/>
+          <w:color w:val="000000" w:themeColor="text1"/>
+        </w:rPr>
+        <w:t xml:space="preserve"> human bronchial epithelial cell </w:t>
+      </w:r>
+      <w:r>
+        <w:rPr>
+          <w:i w:val="0"/>
+          <w:iCs w:val="0"/>
+          <w:color w:val="000000" w:themeColor="text1"/>
+        </w:rPr>
+        <w:t xml:space="preserve">(HBEC) </w:t>
+      </w:r>
+      <w:r>
+        <w:rPr>
+          <w:i w:val="0"/>
+          <w:iCs w:val="0"/>
+          <w:color w:val="000000" w:themeColor="text1"/>
+        </w:rPr>
+        <w:t xml:space="preserve">samples (N=15) and Calu-3 samples (N=12) were </w:t>
+      </w:r>
+      <w:r>
+        <w:rPr>
+          <w:i w:val="0"/>
+          <w:iCs w:val="0"/>
+          <w:color w:val="000000" w:themeColor="text1"/>
+        </w:rPr>
+        <w:t>categorised</w:t>
+      </w:r>
+      <w:r>
+        <w:rPr>
+          <w:i w:val="0"/>
+          <w:iCs w:val="0"/>
+          <w:color w:val="000000" w:themeColor="text1"/>
+        </w:rPr>
+        <w:t xml:space="preserve"> according to RNA species using </w:t>
+      </w:r>
+      <w:proofErr w:type="spellStart"/>
+      <w:r>
+        <w:rPr>
+          <w:i w:val="0"/>
+          <w:iCs w:val="0"/>
+          <w:color w:val="000000" w:themeColor="text1"/>
+        </w:rPr>
+        <w:t>miRTrace</w:t>
+      </w:r>
+      <w:proofErr w:type="spellEnd"/>
+      <w:r>
+        <w:rPr>
+          <w:i w:val="0"/>
+          <w:iCs w:val="0"/>
+          <w:color w:val="000000" w:themeColor="text1"/>
+        </w:rPr>
+        <w:t xml:space="preserve"> software then compiled into a single report using </w:t>
+      </w:r>
+      <w:proofErr w:type="spellStart"/>
+      <w:r>
+        <w:rPr>
+          <w:i w:val="0"/>
+          <w:iCs w:val="0"/>
+          <w:color w:val="000000" w:themeColor="text1"/>
+        </w:rPr>
+        <w:t>MultiQC</w:t>
+      </w:r>
+      <w:proofErr w:type="spellEnd"/>
+      <w:r>
+        <w:rPr>
+          <w:i w:val="0"/>
+          <w:iCs w:val="0"/>
+          <w:color w:val="000000" w:themeColor="text1"/>
+        </w:rPr>
+        <w:t xml:space="preserve">. </w:t>
+      </w:r>
+      <w:proofErr w:type="spellStart"/>
+      <w:r>
+        <w:rPr>
+          <w:i w:val="0"/>
+          <w:iCs w:val="0"/>
+          <w:color w:val="000000" w:themeColor="text1"/>
+        </w:rPr>
+        <w:t>MultiQC</w:t>
+      </w:r>
+      <w:proofErr w:type="spellEnd"/>
+      <w:r>
+        <w:rPr>
+          <w:i w:val="0"/>
+          <w:iCs w:val="0"/>
+          <w:color w:val="000000" w:themeColor="text1"/>
+        </w:rPr>
+        <w:t xml:space="preserve"> plot data was then loaded into R</w:t>
+      </w:r>
+      <w:r>
+        <w:rPr>
+          <w:i w:val="0"/>
+          <w:iCs w:val="0"/>
+          <w:color w:val="000000" w:themeColor="text1"/>
+        </w:rPr>
+        <w:t>Studio</w:t>
+      </w:r>
+      <w:r>
+        <w:rPr>
+          <w:i w:val="0"/>
+          <w:iCs w:val="0"/>
+          <w:color w:val="000000" w:themeColor="text1"/>
+        </w:rPr>
+        <w:t xml:space="preserve"> to generate the plots in this figure</w:t>
+      </w:r>
+      <w:r>
+        <w:rPr>
+          <w:i w:val="0"/>
+          <w:iCs w:val="0"/>
+          <w:color w:val="000000" w:themeColor="text1"/>
+        </w:rPr>
+        <w:t>.</w:t>
+      </w:r>
+      <w:r>
+        <w:rPr>
+          <w:i w:val="0"/>
+          <w:iCs w:val="0"/>
+          <w:color w:val="000000" w:themeColor="text1"/>
+        </w:rPr>
+        <w:t xml:space="preserve"> (A)</w:t>
+      </w:r>
+      <w:r>
+        <w:rPr>
+          <w:i w:val="0"/>
+          <w:iCs w:val="0"/>
+          <w:color w:val="000000" w:themeColor="text1"/>
+        </w:rPr>
+        <w:t xml:space="preserve"> Boxplots</w:t>
+      </w:r>
+      <w:r>
+        <w:rPr>
+          <w:i w:val="0"/>
+          <w:iCs w:val="0"/>
+          <w:color w:val="000000" w:themeColor="text1"/>
+        </w:rPr>
+        <w:t xml:space="preserve"> showing the </w:t>
+      </w:r>
+      <w:r>
+        <w:rPr>
+          <w:i w:val="0"/>
+          <w:iCs w:val="0"/>
+          <w:color w:val="000000" w:themeColor="text1"/>
+        </w:rPr>
+        <w:t>miRNA-assigned read count</w:t>
+      </w:r>
+      <w:r>
+        <w:rPr>
+          <w:i w:val="0"/>
+          <w:iCs w:val="0"/>
+          <w:color w:val="000000" w:themeColor="text1"/>
+        </w:rPr>
+        <w:t xml:space="preserve"> across all samples for the </w:t>
+      </w:r>
+      <w:r>
+        <w:rPr>
+          <w:i w:val="0"/>
+          <w:iCs w:val="0"/>
+          <w:color w:val="000000" w:themeColor="text1"/>
+        </w:rPr>
+        <w:t xml:space="preserve">primary HBEC and Calu-3 </w:t>
+      </w:r>
+      <w:r>
+        <w:rPr>
+          <w:i w:val="0"/>
+          <w:iCs w:val="0"/>
+          <w:color w:val="000000" w:themeColor="text1"/>
+        </w:rPr>
+        <w:t>experiments</w:t>
+      </w:r>
+      <w:r>
+        <w:rPr>
+          <w:i w:val="0"/>
+          <w:iCs w:val="0"/>
+          <w:color w:val="000000" w:themeColor="text1"/>
+        </w:rPr>
+        <w:t xml:space="preserve">. The type of cells investigated in the experiment is shown on the x-axis and </w:t>
+      </w:r>
+      <w:r>
+        <w:rPr>
+          <w:i w:val="0"/>
+          <w:iCs w:val="0"/>
+          <w:color w:val="000000" w:themeColor="text1"/>
+        </w:rPr>
+        <w:t xml:space="preserve">number of reads categorised as miRNA </w:t>
+      </w:r>
+      <w:r>
+        <w:rPr>
+          <w:i w:val="0"/>
+          <w:iCs w:val="0"/>
+          <w:color w:val="000000" w:themeColor="text1"/>
+        </w:rPr>
+        <w:t>are</w:t>
+      </w:r>
+      <w:r>
+        <w:rPr>
+          <w:i w:val="0"/>
+          <w:iCs w:val="0"/>
+          <w:color w:val="000000" w:themeColor="text1"/>
+        </w:rPr>
+        <w:t xml:space="preserve"> shown on the y-axis</w:t>
+      </w:r>
+      <w:r>
+        <w:rPr>
+          <w:i w:val="0"/>
+          <w:iCs w:val="0"/>
+          <w:color w:val="000000" w:themeColor="text1"/>
+        </w:rPr>
+        <w:t xml:space="preserve">; </w:t>
+      </w:r>
+      <w:r>
+        <w:rPr>
+          <w:i w:val="0"/>
+          <w:iCs w:val="0"/>
+          <w:color w:val="000000" w:themeColor="text1"/>
+        </w:rPr>
+        <w:t xml:space="preserve">mean miRNA count </w:t>
+      </w:r>
+      <w:r>
+        <w:rPr>
+          <w:i w:val="0"/>
+          <w:iCs w:val="0"/>
+          <w:color w:val="000000" w:themeColor="text1"/>
+        </w:rPr>
+        <w:t xml:space="preserve">is </w:t>
+      </w:r>
+      <w:r>
+        <w:rPr>
+          <w:i w:val="0"/>
+          <w:iCs w:val="0"/>
+          <w:color w:val="000000" w:themeColor="text1"/>
+        </w:rPr>
+        <w:t>indicated with a red star</w:t>
+      </w:r>
+      <w:r>
+        <w:rPr>
+          <w:i w:val="0"/>
+          <w:iCs w:val="0"/>
+          <w:color w:val="000000" w:themeColor="text1"/>
+        </w:rPr>
+        <w:t xml:space="preserve">. </w:t>
+      </w:r>
+      <w:r>
+        <w:rPr>
+          <w:i w:val="0"/>
+          <w:iCs w:val="0"/>
+          <w:color w:val="000000" w:themeColor="text1"/>
+        </w:rPr>
+        <w:t xml:space="preserve">(B) Boxplots showing the miRNA-assigned read count across each exposure condition in the primary HBEC experiment, where there is </w:t>
+      </w:r>
+      <w:r>
+        <w:rPr>
+          <w:color w:val="000000" w:themeColor="text1"/>
+        </w:rPr>
+        <w:t>n</w:t>
+      </w:r>
+      <w:r>
+        <w:rPr>
+          <w:i w:val="0"/>
+          <w:iCs w:val="0"/>
+          <w:color w:val="000000" w:themeColor="text1"/>
+        </w:rPr>
+        <w:t xml:space="preserve">=3 samples per condition. Exposure condition </w:t>
+      </w:r>
+      <w:r>
+        <w:rPr>
+          <w:i w:val="0"/>
+          <w:iCs w:val="0"/>
+          <w:color w:val="000000" w:themeColor="text1"/>
+        </w:rPr>
+        <w:t xml:space="preserve">is shown on the x-axis </w:t>
+      </w:r>
+      <w:r>
+        <w:rPr>
+          <w:i w:val="0"/>
+          <w:iCs w:val="0"/>
+          <w:color w:val="000000" w:themeColor="text1"/>
+        </w:rPr>
+        <w:t xml:space="preserve">where dose is </w:t>
+      </w:r>
+      <w:r>
+        <w:rPr>
+          <w:i w:val="0"/>
+          <w:iCs w:val="0"/>
+          <w:color w:val="000000" w:themeColor="text1"/>
+        </w:rPr>
+        <w:t xml:space="preserve">in </w:t>
+      </w:r>
+      <w:proofErr w:type="spellStart"/>
+      <w:r>
+        <w:rPr>
+          <w:i w:val="0"/>
+          <w:iCs w:val="0"/>
+          <w:color w:val="000000" w:themeColor="text1"/>
+        </w:rPr>
+        <w:t>μg</w:t>
+      </w:r>
+      <w:proofErr w:type="spellEnd"/>
+      <w:r>
+        <w:rPr>
+          <w:i w:val="0"/>
+          <w:iCs w:val="0"/>
+          <w:color w:val="000000" w:themeColor="text1"/>
+        </w:rPr>
+        <w:t>/cm²</w:t>
+      </w:r>
+      <w:r>
+        <w:rPr>
+          <w:i w:val="0"/>
+          <w:iCs w:val="0"/>
+          <w:color w:val="000000" w:themeColor="text1"/>
+        </w:rPr>
+        <w:t xml:space="preserve">, the </w:t>
+      </w:r>
+      <w:r>
+        <w:rPr>
+          <w:i w:val="0"/>
+          <w:iCs w:val="0"/>
+          <w:color w:val="000000" w:themeColor="text1"/>
+        </w:rPr>
+        <w:t>number of reads categorised as miRNA are shown on the y-axis; mean miRNA count i</w:t>
+      </w:r>
+      <w:r>
+        <w:rPr>
+          <w:i w:val="0"/>
+          <w:iCs w:val="0"/>
+          <w:color w:val="000000" w:themeColor="text1"/>
+        </w:rPr>
+        <w:t>s i</w:t>
+      </w:r>
+      <w:r>
+        <w:rPr>
+          <w:i w:val="0"/>
+          <w:iCs w:val="0"/>
+          <w:color w:val="000000" w:themeColor="text1"/>
+        </w:rPr>
+        <w:t>ndicated with a red star.</w:t>
+      </w:r>
+      <w:r>
+        <w:rPr>
+          <w:i w:val="0"/>
+          <w:iCs w:val="0"/>
+          <w:color w:val="000000" w:themeColor="text1"/>
+        </w:rPr>
+        <w:t xml:space="preserve"> (C) </w:t>
+      </w:r>
+      <w:r>
+        <w:rPr>
+          <w:i w:val="0"/>
+          <w:iCs w:val="0"/>
+          <w:color w:val="000000" w:themeColor="text1"/>
+        </w:rPr>
+        <w:t xml:space="preserve">Boxplots showing the miRNA-assigned read count across each exposure condition in the </w:t>
+      </w:r>
+      <w:r>
+        <w:rPr>
+          <w:i w:val="0"/>
+          <w:iCs w:val="0"/>
+          <w:color w:val="000000" w:themeColor="text1"/>
+        </w:rPr>
+        <w:t>Calu-3</w:t>
+      </w:r>
+      <w:r>
+        <w:rPr>
+          <w:i w:val="0"/>
+          <w:iCs w:val="0"/>
+          <w:color w:val="000000" w:themeColor="text1"/>
+        </w:rPr>
+        <w:t xml:space="preserve"> experiment, where there is n=3 samples per condition. Exposure condition is shown on the x-axis</w:t>
+      </w:r>
+      <w:r>
+        <w:rPr>
+          <w:i w:val="0"/>
+          <w:iCs w:val="0"/>
+          <w:color w:val="000000" w:themeColor="text1"/>
+        </w:rPr>
+        <w:t xml:space="preserve"> where “Dog” = Can f 1, “HDM Active” = Der p 1 (active) and “HDM Inactive” = Der p 1 (inactive);</w:t>
+      </w:r>
+      <w:r>
+        <w:rPr>
+          <w:i w:val="0"/>
+          <w:iCs w:val="0"/>
+          <w:color w:val="000000" w:themeColor="text1"/>
+        </w:rPr>
+        <w:t xml:space="preserve"> </w:t>
+      </w:r>
+      <w:r>
+        <w:rPr>
+          <w:i w:val="0"/>
+          <w:iCs w:val="0"/>
+          <w:color w:val="000000" w:themeColor="text1"/>
+        </w:rPr>
+        <w:t>the number of reads categorised as miRNA are shown on the y-axis</w:t>
+      </w:r>
+      <w:r>
+        <w:rPr>
+          <w:i w:val="0"/>
+          <w:iCs w:val="0"/>
+          <w:color w:val="000000" w:themeColor="text1"/>
+        </w:rPr>
+        <w:t>,</w:t>
+      </w:r>
+      <w:r>
+        <w:rPr>
+          <w:i w:val="0"/>
+          <w:iCs w:val="0"/>
+          <w:color w:val="000000" w:themeColor="text1"/>
+        </w:rPr>
+        <w:t xml:space="preserve"> mean miRNA count i</w:t>
+      </w:r>
+      <w:r>
+        <w:rPr>
+          <w:i w:val="0"/>
+          <w:iCs w:val="0"/>
+          <w:color w:val="000000" w:themeColor="text1"/>
+        </w:rPr>
+        <w:t>s i</w:t>
+      </w:r>
+      <w:r>
+        <w:rPr>
+          <w:i w:val="0"/>
+          <w:iCs w:val="0"/>
+          <w:color w:val="000000" w:themeColor="text1"/>
+        </w:rPr>
+        <w:t>ndicated with a red star.</w:t>
+      </w:r>
+      <w:r>
+        <w:rPr>
+          <w:i w:val="0"/>
+          <w:iCs w:val="0"/>
+          <w:color w:val="000000" w:themeColor="text1"/>
+        </w:rPr>
+        <w:t xml:space="preserve"> (D, E) Sequencing library RNA composition of all primary HBECs (D) and Calu-3 (E) samples where each distinct RNA species is displayed as a proportion of the total library and indicated with a different colour. Samples are </w:t>
+      </w:r>
+      <w:r>
+        <w:rPr>
+          <w:i w:val="0"/>
+          <w:iCs w:val="0"/>
+          <w:color w:val="000000" w:themeColor="text1"/>
+        </w:rPr>
+        <w:t xml:space="preserve">shown on the y-axis </w:t>
+      </w:r>
+      <w:r>
+        <w:rPr>
+          <w:i w:val="0"/>
+          <w:iCs w:val="0"/>
+          <w:color w:val="000000" w:themeColor="text1"/>
+        </w:rPr>
+        <w:t>and are grouped by their experimental condition along with the replicate number which is presented in brackets. For primary HBEC samples, doses are</w:t>
+      </w:r>
+      <w:r>
+        <w:rPr>
+          <w:i w:val="0"/>
+          <w:iCs w:val="0"/>
+          <w:color w:val="000000" w:themeColor="text1"/>
+        </w:rPr>
+        <w:t xml:space="preserve"> </w:t>
+      </w:r>
+      <w:r>
+        <w:rPr>
+          <w:i w:val="0"/>
+          <w:iCs w:val="0"/>
+          <w:color w:val="000000" w:themeColor="text1"/>
+        </w:rPr>
+        <w:t xml:space="preserve">in </w:t>
+      </w:r>
+      <w:proofErr w:type="spellStart"/>
+      <w:r>
+        <w:rPr>
+          <w:i w:val="0"/>
+          <w:iCs w:val="0"/>
+          <w:color w:val="000000" w:themeColor="text1"/>
+        </w:rPr>
+        <w:t>μg</w:t>
+      </w:r>
+      <w:proofErr w:type="spellEnd"/>
+      <w:r>
+        <w:rPr>
+          <w:i w:val="0"/>
+          <w:iCs w:val="0"/>
+          <w:color w:val="000000" w:themeColor="text1"/>
+        </w:rPr>
+        <w:t>/cm²</w:t>
+      </w:r>
+      <w:r>
+        <w:rPr>
+          <w:i w:val="0"/>
+          <w:iCs w:val="0"/>
+          <w:color w:val="000000" w:themeColor="text1"/>
+        </w:rPr>
+        <w:t xml:space="preserve">. RNA species abbreviations: “miRNA” = </w:t>
+      </w:r>
+      <w:proofErr w:type="gramStart"/>
+      <w:r>
+        <w:rPr>
+          <w:i w:val="0"/>
+          <w:iCs w:val="0"/>
+          <w:color w:val="000000" w:themeColor="text1"/>
+        </w:rPr>
+        <w:t>micro RNA</w:t>
+      </w:r>
+      <w:proofErr w:type="gramEnd"/>
+      <w:r>
+        <w:rPr>
+          <w:i w:val="0"/>
+          <w:iCs w:val="0"/>
+          <w:color w:val="000000" w:themeColor="text1"/>
+        </w:rPr>
+        <w:t xml:space="preserve">, “rRNA” = ribosomal RNA, “tRNA” = transfer RNA. </w:t>
+      </w:r>
+    </w:p>
+    <w:p/>
+    <w:p>
+      <w:pPr>
+        <w:pStyle w:val="Caption"/>
+        <w:rPr>
+          <w:i w:val="0"/>
+          <w:iCs w:val="0"/>
+          <w:color w:val="000000" w:themeColor="text1"/>
+        </w:rPr>
+      </w:pPr>
+    </w:p>
+    <w:p/>
+    <w:p>
+      <w:pPr>
         <w:pStyle w:val="ListParagraph"/>
         <w:numPr>
           <w:ilvl w:val="0"/>
@@ -853,7 +1856,6 @@
         </w:numPr>
       </w:pPr>
       <w:r>
-        <w:lastRenderedPageBreak/>
         <w:t>Identification of differentially expressed EV-associated miRNAs</w:t>
       </w:r>
     </w:p>
@@ -870,7 +1872,11 @@
         <w:t xml:space="preserve">/cm² protease-treated samples and untreated samples along PC1, which explained 25% of the variance. </w:t>
       </w:r>
       <w:r>
-        <w:t xml:space="preserve">Some separation between replicates was observed in the untreated group (replicate 3) and the 0.005 </w:t>
+        <w:t xml:space="preserve">Some separation between replicates was observed in </w:t>
+      </w:r>
+      <w:r>
+        <w:lastRenderedPageBreak/>
+        <w:t xml:space="preserve">the untreated group (replicate 3) and the 0.005 </w:t>
       </w:r>
       <w:proofErr w:type="spellStart"/>
       <w:r>
@@ -908,15 +1914,23 @@
       </w:r>
     </w:p>
     <w:p>
+      <w:pPr>
+        <w:keepNext/>
+      </w:pPr>
+    </w:p>
+    <w:p>
+      <w:pPr>
+        <w:keepNext/>
+      </w:pPr>
       <w:r>
         <w:rPr>
           <w:noProof/>
         </w:rPr>
         <w:drawing>
-          <wp:inline distT="0" distB="0" distL="0" distR="0" wp14:anchorId="074F150D" wp14:editId="1B8ABF3A">
-            <wp:extent cx="6054336" cy="2691114"/>
-            <wp:effectExtent l="0" t="0" r="3810" b="1905"/>
-            <wp:docPr id="1157939279" name="Picture 8"/>
+          <wp:inline distT="0" distB="0" distL="0" distR="0" wp14:anchorId="55D98BA0" wp14:editId="5CC7DA63">
+            <wp:extent cx="5988908" cy="4192103"/>
+            <wp:effectExtent l="0" t="0" r="5715" b="0"/>
+            <wp:docPr id="812003336" name="Picture 12"/>
             <wp:cNvGraphicFramePr>
               <a:graphicFrameLocks xmlns:a="http://schemas.openxmlformats.org/drawingml/2006/main" noChangeAspect="1"/>
             </wp:cNvGraphicFramePr>
@@ -924,7 +1938,7 @@
               <a:graphicData uri="http://schemas.openxmlformats.org/drawingml/2006/picture">
                 <pic:pic xmlns:pic="http://schemas.openxmlformats.org/drawingml/2006/picture">
                   <pic:nvPicPr>
-                    <pic:cNvPr id="1157939279" name="Picture 1157939279"/>
+                    <pic:cNvPr id="812003336" name="Picture 812003336"/>
                     <pic:cNvPicPr/>
                   </pic:nvPicPr>
                   <pic:blipFill>
@@ -936,7 +1950,7 @@
                   <pic:spPr>
                     <a:xfrm>
                       <a:off x="0" y="0"/>
-                      <a:ext cx="6068168" cy="2697262"/>
+                      <a:ext cx="5997831" cy="4198349"/>
                     </a:xfrm>
                     <a:prstGeom prst="rect">
                       <a:avLst/>
@@ -950,6 +1964,425 @@
       </w:r>
     </w:p>
     <w:p>
+      <w:pPr>
+        <w:pStyle w:val="Caption"/>
+        <w:rPr>
+          <w:i w:val="0"/>
+          <w:iCs w:val="0"/>
+          <w:color w:val="000000" w:themeColor="text1"/>
+        </w:rPr>
+      </w:pPr>
+      <w:r>
+        <w:rPr>
+          <w:i w:val="0"/>
+          <w:iCs w:val="0"/>
+          <w:color w:val="000000" w:themeColor="text1"/>
+        </w:rPr>
+        <w:t>Figure</w:t>
+      </w:r>
+      <w:r>
+        <w:rPr>
+          <w:i w:val="0"/>
+          <w:iCs w:val="0"/>
+          <w:color w:val="000000" w:themeColor="text1"/>
+        </w:rPr>
+        <w:t xml:space="preserve"> 4</w:t>
+      </w:r>
+      <w:r>
+        <w:rPr>
+          <w:i w:val="0"/>
+          <w:iCs w:val="0"/>
+          <w:color w:val="000000" w:themeColor="text1"/>
+        </w:rPr>
+        <w:t>:</w:t>
+      </w:r>
+      <w:r>
+        <w:rPr>
+          <w:i w:val="0"/>
+          <w:iCs w:val="0"/>
+          <w:color w:val="000000" w:themeColor="text1"/>
+        </w:rPr>
+        <w:t xml:space="preserve"> </w:t>
+      </w:r>
+      <w:r>
+        <w:rPr>
+          <w:b/>
+          <w:bCs/>
+          <w:i w:val="0"/>
+          <w:iCs w:val="0"/>
+          <w:color w:val="000000" w:themeColor="text1"/>
+        </w:rPr>
+        <w:t xml:space="preserve">Principal components analysis </w:t>
+      </w:r>
+      <w:r>
+        <w:rPr>
+          <w:b/>
+          <w:bCs/>
+          <w:i w:val="0"/>
+          <w:iCs w:val="0"/>
+          <w:color w:val="000000" w:themeColor="text1"/>
+        </w:rPr>
+        <w:t>and differential expression results.</w:t>
+      </w:r>
+      <w:r>
+        <w:rPr>
+          <w:i w:val="0"/>
+          <w:iCs w:val="0"/>
+          <w:color w:val="000000" w:themeColor="text1"/>
+        </w:rPr>
+        <w:t xml:space="preserve"> Sample-sample distances were calculated using the </w:t>
+      </w:r>
+      <w:proofErr w:type="spellStart"/>
+      <w:r>
+        <w:rPr>
+          <w:color w:val="000000" w:themeColor="text1"/>
+        </w:rPr>
+        <w:t>prcomp</w:t>
+      </w:r>
+      <w:proofErr w:type="spellEnd"/>
+      <w:r>
+        <w:rPr>
+          <w:i w:val="0"/>
+          <w:iCs w:val="0"/>
+          <w:color w:val="000000" w:themeColor="text1"/>
+        </w:rPr>
+        <w:t xml:space="preserve"> from the default </w:t>
+      </w:r>
+      <w:r>
+        <w:rPr>
+          <w:color w:val="000000" w:themeColor="text1"/>
+        </w:rPr>
+        <w:t xml:space="preserve">stats </w:t>
+      </w:r>
+      <w:r>
+        <w:rPr>
+          <w:i w:val="0"/>
+          <w:iCs w:val="0"/>
+          <w:color w:val="000000" w:themeColor="text1"/>
+        </w:rPr>
+        <w:t xml:space="preserve">package in RStudio based on log2 counts per million values for all samples retained after filtering in the </w:t>
+      </w:r>
+      <w:proofErr w:type="spellStart"/>
+      <w:r>
+        <w:rPr>
+          <w:i w:val="0"/>
+          <w:iCs w:val="0"/>
+          <w:color w:val="000000" w:themeColor="text1"/>
+        </w:rPr>
+        <w:t>edgeR</w:t>
+      </w:r>
+      <w:proofErr w:type="spellEnd"/>
+      <w:r>
+        <w:rPr>
+          <w:i w:val="0"/>
+          <w:iCs w:val="0"/>
+          <w:color w:val="000000" w:themeColor="text1"/>
+        </w:rPr>
+        <w:t xml:space="preserve"> differential expression workflow, with a prior count of 2 applied.</w:t>
+      </w:r>
+      <w:r>
+        <w:rPr>
+          <w:i w:val="0"/>
+          <w:iCs w:val="0"/>
+          <w:color w:val="000000" w:themeColor="text1"/>
+        </w:rPr>
+        <w:t xml:space="preserve"> Only the top two principal components (PCs) are shown; percentage variance explained is shown in brackets next to the PC on the x- and y-axes. Each dot represents an individual sample which is labelled with the condition and replicate numbers in brackets. Samples are coloured by allergen-exposure condition, where </w:t>
+      </w:r>
+      <w:r>
+        <w:rPr>
+          <w:i w:val="0"/>
+          <w:iCs w:val="0"/>
+          <w:color w:val="000000" w:themeColor="text1"/>
+        </w:rPr>
+        <w:t xml:space="preserve">dose is in </w:t>
+      </w:r>
+      <w:proofErr w:type="spellStart"/>
+      <w:r>
+        <w:rPr>
+          <w:i w:val="0"/>
+          <w:iCs w:val="0"/>
+          <w:color w:val="000000" w:themeColor="text1"/>
+        </w:rPr>
+        <w:t>μg</w:t>
+      </w:r>
+      <w:proofErr w:type="spellEnd"/>
+      <w:r>
+        <w:rPr>
+          <w:i w:val="0"/>
+          <w:iCs w:val="0"/>
+          <w:color w:val="000000" w:themeColor="text1"/>
+        </w:rPr>
+        <w:t>/cm²</w:t>
+      </w:r>
+      <w:r>
+        <w:rPr>
+          <w:i w:val="0"/>
+          <w:iCs w:val="0"/>
+          <w:color w:val="000000" w:themeColor="text1"/>
+        </w:rPr>
+        <w:t xml:space="preserve">. (A) </w:t>
+      </w:r>
+      <w:r>
+        <w:rPr>
+          <w:i w:val="0"/>
+          <w:iCs w:val="0"/>
+          <w:color w:val="000000" w:themeColor="text1"/>
+        </w:rPr>
+        <w:t>Primary HBEC samples (N=15)</w:t>
+      </w:r>
+      <w:r>
+        <w:rPr>
+          <w:i w:val="0"/>
+          <w:iCs w:val="0"/>
+          <w:color w:val="000000" w:themeColor="text1"/>
+        </w:rPr>
+        <w:t>. (B) Calu-3 samples (N=12).</w:t>
+      </w:r>
+      <w:r>
+        <w:rPr>
+          <w:i w:val="0"/>
+          <w:iCs w:val="0"/>
+          <w:color w:val="000000" w:themeColor="text1"/>
+        </w:rPr>
+        <w:t xml:space="preserve"> </w:t>
+      </w:r>
+      <w:r>
+        <w:rPr>
+          <w:i w:val="0"/>
+          <w:iCs w:val="0"/>
+          <w:color w:val="000000" w:themeColor="text1"/>
+        </w:rPr>
+        <w:t>Differential expression analysis was performed</w:t>
+      </w:r>
+      <w:r>
+        <w:rPr>
+          <w:i w:val="0"/>
+          <w:iCs w:val="0"/>
+          <w:color w:val="000000" w:themeColor="text1"/>
+        </w:rPr>
+        <w:t xml:space="preserve"> using </w:t>
+      </w:r>
+      <w:r>
+        <w:rPr>
+          <w:i w:val="0"/>
+          <w:iCs w:val="0"/>
+          <w:color w:val="000000" w:themeColor="text1"/>
+        </w:rPr>
+        <w:t xml:space="preserve">the </w:t>
+      </w:r>
+      <w:proofErr w:type="spellStart"/>
+      <w:r>
+        <w:rPr>
+          <w:i w:val="0"/>
+          <w:iCs w:val="0"/>
+          <w:color w:val="000000" w:themeColor="text1"/>
+        </w:rPr>
+        <w:t>edgeR</w:t>
+      </w:r>
+      <w:proofErr w:type="spellEnd"/>
+      <w:r>
+        <w:rPr>
+          <w:i w:val="0"/>
+          <w:iCs w:val="0"/>
+          <w:color w:val="000000" w:themeColor="text1"/>
+        </w:rPr>
+        <w:t xml:space="preserve"> </w:t>
+      </w:r>
+      <w:r>
+        <w:rPr>
+          <w:i w:val="0"/>
+          <w:iCs w:val="0"/>
+          <w:color w:val="000000" w:themeColor="text1"/>
+        </w:rPr>
+        <w:t>R package</w:t>
+      </w:r>
+      <w:r>
+        <w:rPr>
+          <w:i w:val="0"/>
+          <w:iCs w:val="0"/>
+          <w:color w:val="000000" w:themeColor="text1"/>
+        </w:rPr>
+        <w:t>,</w:t>
+      </w:r>
+      <w:r>
+        <w:rPr>
+          <w:i w:val="0"/>
+          <w:iCs w:val="0"/>
+          <w:color w:val="000000" w:themeColor="text1"/>
+        </w:rPr>
+        <w:t xml:space="preserve"> </w:t>
+      </w:r>
+      <w:r>
+        <w:rPr>
+          <w:i w:val="0"/>
+          <w:iCs w:val="0"/>
+          <w:color w:val="000000" w:themeColor="text1"/>
+        </w:rPr>
+        <w:t>using</w:t>
+      </w:r>
+      <w:r>
+        <w:rPr>
+          <w:i w:val="0"/>
+          <w:iCs w:val="0"/>
+          <w:color w:val="000000" w:themeColor="text1"/>
+        </w:rPr>
+        <w:t xml:space="preserve"> miRNAs detected </w:t>
+      </w:r>
+      <w:r>
+        <w:rPr>
+          <w:i w:val="0"/>
+          <w:iCs w:val="0"/>
+          <w:color w:val="000000" w:themeColor="text1"/>
+        </w:rPr>
+        <w:t>across all</w:t>
+      </w:r>
+      <w:r>
+        <w:rPr>
+          <w:i w:val="0"/>
+          <w:iCs w:val="0"/>
+          <w:color w:val="000000" w:themeColor="text1"/>
+        </w:rPr>
+        <w:t xml:space="preserve"> </w:t>
+      </w:r>
+      <w:r>
+        <w:rPr>
+          <w:i w:val="0"/>
+          <w:iCs w:val="0"/>
+          <w:color w:val="000000" w:themeColor="text1"/>
+        </w:rPr>
+        <w:t xml:space="preserve">exposure conditions in the </w:t>
+      </w:r>
+      <w:r>
+        <w:rPr>
+          <w:i w:val="0"/>
+          <w:iCs w:val="0"/>
+          <w:color w:val="000000" w:themeColor="text1"/>
+        </w:rPr>
+        <w:t xml:space="preserve">primary human bronchial epithelial cell (HBEC) </w:t>
+      </w:r>
+      <w:r>
+        <w:rPr>
+          <w:i w:val="0"/>
+          <w:iCs w:val="0"/>
+          <w:color w:val="000000" w:themeColor="text1"/>
+        </w:rPr>
+        <w:t>experiment (</w:t>
+      </w:r>
+      <w:r>
+        <w:rPr>
+          <w:color w:val="000000" w:themeColor="text1"/>
+        </w:rPr>
+        <w:t>n</w:t>
+      </w:r>
+      <w:r>
+        <w:rPr>
+          <w:i w:val="0"/>
+          <w:iCs w:val="0"/>
+          <w:color w:val="000000" w:themeColor="text1"/>
+        </w:rPr>
+        <w:t xml:space="preserve">=147) and Calu-3 experiment </w:t>
+      </w:r>
+      <w:r>
+        <w:rPr>
+          <w:i w:val="0"/>
+          <w:iCs w:val="0"/>
+          <w:color w:val="000000" w:themeColor="text1"/>
+        </w:rPr>
+        <w:t>(</w:t>
+      </w:r>
+      <w:r>
+        <w:rPr>
+          <w:color w:val="000000" w:themeColor="text1"/>
+        </w:rPr>
+        <w:t>n</w:t>
+      </w:r>
+      <w:r>
+        <w:rPr>
+          <w:i w:val="0"/>
+          <w:iCs w:val="0"/>
+          <w:color w:val="000000" w:themeColor="text1"/>
+        </w:rPr>
+        <w:t>=</w:t>
+      </w:r>
+      <w:r>
+        <w:rPr>
+          <w:i w:val="0"/>
+          <w:iCs w:val="0"/>
+          <w:color w:val="000000" w:themeColor="text1"/>
+        </w:rPr>
+        <w:t>58</w:t>
+      </w:r>
+      <w:r>
+        <w:rPr>
+          <w:i w:val="0"/>
+          <w:iCs w:val="0"/>
+          <w:color w:val="000000" w:themeColor="text1"/>
+        </w:rPr>
+        <w:t>)</w:t>
+      </w:r>
+      <w:r>
+        <w:rPr>
+          <w:i w:val="0"/>
+          <w:iCs w:val="0"/>
+          <w:color w:val="000000" w:themeColor="text1"/>
+        </w:rPr>
+        <w:t xml:space="preserve">. (C) Differentially expression results from the primary HBEC and Calu-3 experiments. Allergen-exposure conditions are shown on the x-axis with primary HBEC conditions shown in green and Calu-3 conditions in purple; </w:t>
+      </w:r>
+      <w:r>
+        <w:rPr>
+          <w:i w:val="0"/>
+          <w:iCs w:val="0"/>
+          <w:color w:val="000000" w:themeColor="text1"/>
+        </w:rPr>
+        <w:t xml:space="preserve">dose is in </w:t>
+      </w:r>
+      <w:proofErr w:type="spellStart"/>
+      <w:r>
+        <w:rPr>
+          <w:i w:val="0"/>
+          <w:iCs w:val="0"/>
+          <w:color w:val="000000" w:themeColor="text1"/>
+        </w:rPr>
+        <w:t>μg</w:t>
+      </w:r>
+      <w:proofErr w:type="spellEnd"/>
+      <w:r>
+        <w:rPr>
+          <w:i w:val="0"/>
+          <w:iCs w:val="0"/>
+          <w:color w:val="000000" w:themeColor="text1"/>
+        </w:rPr>
+        <w:t>/cm²</w:t>
+      </w:r>
+      <w:r>
+        <w:rPr>
+          <w:i w:val="0"/>
+          <w:iCs w:val="0"/>
+          <w:color w:val="000000" w:themeColor="text1"/>
+        </w:rPr>
+        <w:t xml:space="preserve">. </w:t>
+      </w:r>
+      <w:proofErr w:type="spellStart"/>
+      <w:r>
+        <w:rPr>
+          <w:i w:val="0"/>
+          <w:iCs w:val="0"/>
+          <w:color w:val="000000" w:themeColor="text1"/>
+        </w:rPr>
+        <w:t>Barchart</w:t>
+      </w:r>
+      <w:proofErr w:type="spellEnd"/>
+      <w:r>
+        <w:rPr>
+          <w:i w:val="0"/>
+          <w:iCs w:val="0"/>
+          <w:color w:val="000000" w:themeColor="text1"/>
+        </w:rPr>
+        <w:t xml:space="preserve"> generated in RStudio.</w:t>
+      </w:r>
+    </w:p>
+    <w:p/>
+    <w:p>
       <w:r>
         <w:t xml:space="preserve">Reads mapped to known </w:t>
       </w:r>
@@ -980,7 +2413,11 @@
       </w:r>
       <w:proofErr w:type="spellEnd"/>
       <w:r>
-        <w:t xml:space="preserve"> to identify differentially expressed miRNAs between treated and untreated primary HBEC samples and Calu-3 samples. In primary HBECs, 147 of the 562 miRNAs detected across all protease exposure conditions were retained following removal of lowly expressed miRNAs. In the 24 </w:t>
+        <w:t xml:space="preserve"> to identify differentially expressed miRNAs between treated and untreated primary HBEC samples and Calu-3 samples. In primary HBECs, 147 of </w:t>
+      </w:r>
+      <w:r>
+        <w:lastRenderedPageBreak/>
+        <w:t xml:space="preserve">the 562 miRNAs detected across all protease exposure conditions were retained following removal of lowly expressed miRNAs. In the 24 </w:t>
       </w:r>
       <w:proofErr w:type="spellStart"/>
       <w:r>
@@ -1028,11 +2465,7 @@
         <w:t>identified</w:t>
       </w:r>
       <w:r>
-        <w:t xml:space="preserve"> in the Can f </w:t>
-      </w:r>
-      <w:r>
-        <w:lastRenderedPageBreak/>
-        <w:t>1 exposure condition using |</w:t>
+        <w:t xml:space="preserve"> in the Can f 1 exposure condition using |</w:t>
       </w:r>
       <w:proofErr w:type="spellStart"/>
       <w:r>
@@ -1066,15 +2499,31 @@
       </w:r>
     </w:p>
     <w:p>
-      <w:r>
-        <w:rPr>
+      <w:pPr>
+        <w:keepNext/>
+      </w:pPr>
+    </w:p>
+    <w:p>
+      <w:pPr>
+        <w:pStyle w:val="Caption"/>
+        <w:rPr>
+          <w:i w:val="0"/>
+          <w:iCs w:val="0"/>
+          <w:color w:val="000000" w:themeColor="text1"/>
+        </w:rPr>
+      </w:pPr>
+      <w:r>
+        <w:rPr>
+          <w:i w:val="0"/>
+          <w:iCs w:val="0"/>
           <w:noProof/>
+          <w:color w:val="000000" w:themeColor="text1"/>
         </w:rPr>
         <w:drawing>
-          <wp:inline distT="0" distB="0" distL="0" distR="0" wp14:anchorId="07EAAB3E" wp14:editId="7DF96271">
+          <wp:inline distT="0" distB="0" distL="0" distR="0" wp14:anchorId="53A8D68A" wp14:editId="381D589E">
             <wp:extent cx="5731510" cy="3820795"/>
             <wp:effectExtent l="0" t="0" r="0" b="1905"/>
-            <wp:docPr id="522954251" name="Picture 11"/>
+            <wp:docPr id="581976407" name="Picture 13"/>
             <wp:cNvGraphicFramePr>
               <a:graphicFrameLocks xmlns:a="http://schemas.openxmlformats.org/drawingml/2006/main" noChangeAspect="1"/>
             </wp:cNvGraphicFramePr>
@@ -1082,7 +2531,7 @@
               <a:graphicData uri="http://schemas.openxmlformats.org/drawingml/2006/picture">
                 <pic:pic xmlns:pic="http://schemas.openxmlformats.org/drawingml/2006/picture">
                   <pic:nvPicPr>
-                    <pic:cNvPr id="522954251" name="Picture 522954251"/>
+                    <pic:cNvPr id="581976407" name="Picture 581976407"/>
                     <pic:cNvPicPr/>
                   </pic:nvPicPr>
                   <pic:blipFill>
@@ -1106,6 +2555,313 @@
           </wp:inline>
         </w:drawing>
       </w:r>
+      <w:r>
+        <w:rPr>
+          <w:i w:val="0"/>
+          <w:iCs w:val="0"/>
+          <w:color w:val="000000" w:themeColor="text1"/>
+        </w:rPr>
+        <w:t>Figure</w:t>
+      </w:r>
+      <w:r>
+        <w:rPr>
+          <w:i w:val="0"/>
+          <w:iCs w:val="0"/>
+          <w:color w:val="000000" w:themeColor="text1"/>
+        </w:rPr>
+        <w:t xml:space="preserve"> 5</w:t>
+      </w:r>
+      <w:r>
+        <w:rPr>
+          <w:i w:val="0"/>
+          <w:iCs w:val="0"/>
+          <w:color w:val="000000" w:themeColor="text1"/>
+        </w:rPr>
+        <w:t>:</w:t>
+      </w:r>
+      <w:r>
+        <w:rPr>
+          <w:i w:val="0"/>
+          <w:iCs w:val="0"/>
+          <w:color w:val="000000" w:themeColor="text1"/>
+        </w:rPr>
+        <w:t xml:space="preserve"> </w:t>
+      </w:r>
+      <w:r>
+        <w:rPr>
+          <w:b/>
+          <w:bCs/>
+          <w:i w:val="0"/>
+          <w:iCs w:val="0"/>
+          <w:color w:val="000000" w:themeColor="text1"/>
+        </w:rPr>
+        <w:t xml:space="preserve">Analysis of differential expression in </w:t>
+      </w:r>
+      <w:r>
+        <w:rPr>
+          <w:b/>
+          <w:bCs/>
+          <w:i w:val="0"/>
+          <w:iCs w:val="0"/>
+          <w:color w:val="000000" w:themeColor="text1"/>
+        </w:rPr>
+        <w:t xml:space="preserve">24 </w:t>
+      </w:r>
+      <w:proofErr w:type="spellStart"/>
+      <w:r>
+        <w:rPr>
+          <w:b/>
+          <w:bCs/>
+          <w:i w:val="0"/>
+          <w:iCs w:val="0"/>
+          <w:color w:val="000000" w:themeColor="text1"/>
+        </w:rPr>
+        <w:t>μg</w:t>
+      </w:r>
+      <w:proofErr w:type="spellEnd"/>
+      <w:r>
+        <w:rPr>
+          <w:b/>
+          <w:bCs/>
+          <w:i w:val="0"/>
+          <w:iCs w:val="0"/>
+          <w:color w:val="000000" w:themeColor="text1"/>
+        </w:rPr>
+        <w:t>/cm² protease</w:t>
+      </w:r>
+      <w:r>
+        <w:rPr>
+          <w:b/>
+          <w:bCs/>
+          <w:i w:val="0"/>
+          <w:iCs w:val="0"/>
+          <w:color w:val="000000" w:themeColor="text1"/>
+        </w:rPr>
+        <w:t>-treated primary HBEC samples.</w:t>
+      </w:r>
+      <w:r>
+        <w:rPr>
+          <w:i w:val="0"/>
+          <w:iCs w:val="0"/>
+          <w:color w:val="000000" w:themeColor="text1"/>
+        </w:rPr>
+        <w:t xml:space="preserve"> </w:t>
+      </w:r>
+      <w:r>
+        <w:rPr>
+          <w:i w:val="0"/>
+          <w:iCs w:val="0"/>
+          <w:color w:val="000000" w:themeColor="text1"/>
+        </w:rPr>
+        <w:t xml:space="preserve">Differential expression results generated from the </w:t>
+      </w:r>
+      <w:proofErr w:type="spellStart"/>
+      <w:r>
+        <w:rPr>
+          <w:i w:val="0"/>
+          <w:iCs w:val="0"/>
+          <w:color w:val="000000" w:themeColor="text1"/>
+        </w:rPr>
+        <w:t>edgeR</w:t>
+      </w:r>
+      <w:proofErr w:type="spellEnd"/>
+      <w:r>
+        <w:rPr>
+          <w:i w:val="0"/>
+          <w:iCs w:val="0"/>
+          <w:color w:val="000000" w:themeColor="text1"/>
+        </w:rPr>
+        <w:t xml:space="preserve"> R package for primary HBECs exposed to </w:t>
+      </w:r>
+      <w:r>
+        <w:rPr>
+          <w:i w:val="0"/>
+          <w:iCs w:val="0"/>
+          <w:color w:val="000000" w:themeColor="text1"/>
+        </w:rPr>
+        <w:t xml:space="preserve">24 </w:t>
+      </w:r>
+      <w:proofErr w:type="spellStart"/>
+      <w:r>
+        <w:rPr>
+          <w:i w:val="0"/>
+          <w:iCs w:val="0"/>
+          <w:color w:val="000000" w:themeColor="text1"/>
+        </w:rPr>
+        <w:t>μg</w:t>
+      </w:r>
+      <w:proofErr w:type="spellEnd"/>
+      <w:r>
+        <w:rPr>
+          <w:i w:val="0"/>
+          <w:iCs w:val="0"/>
+          <w:color w:val="000000" w:themeColor="text1"/>
+        </w:rPr>
+        <w:t>/cm²</w:t>
+      </w:r>
+      <w:r>
+        <w:rPr>
+          <w:i w:val="0"/>
+          <w:iCs w:val="0"/>
+          <w:color w:val="000000" w:themeColor="text1"/>
+        </w:rPr>
+        <w:t xml:space="preserve"> protease allergen were visualised using plots generated in RStudio. (A, B) All miRNAs tested for differential expression (</w:t>
+      </w:r>
+      <w:r>
+        <w:rPr>
+          <w:color w:val="000000" w:themeColor="text1"/>
+        </w:rPr>
+        <w:t>n</w:t>
+      </w:r>
+      <w:r>
+        <w:rPr>
+          <w:i w:val="0"/>
+          <w:iCs w:val="0"/>
+          <w:color w:val="000000" w:themeColor="text1"/>
+        </w:rPr>
+        <w:t>=147) were plotted with e</w:t>
+      </w:r>
+      <w:r>
+        <w:rPr>
+          <w:i w:val="0"/>
+          <w:iCs w:val="0"/>
+          <w:color w:val="000000" w:themeColor="text1"/>
+        </w:rPr>
+        <w:t>ach dot represent</w:t>
+      </w:r>
+      <w:r>
+        <w:rPr>
+          <w:i w:val="0"/>
+          <w:iCs w:val="0"/>
+          <w:color w:val="000000" w:themeColor="text1"/>
+        </w:rPr>
+        <w:t>ing</w:t>
+      </w:r>
+      <w:r>
+        <w:rPr>
+          <w:i w:val="0"/>
+          <w:iCs w:val="0"/>
+          <w:color w:val="000000" w:themeColor="text1"/>
+        </w:rPr>
+        <w:t xml:space="preserve"> an individual miRNA coloured by significance</w:t>
+      </w:r>
+      <w:r>
+        <w:rPr>
+          <w:i w:val="0"/>
+          <w:iCs w:val="0"/>
+          <w:color w:val="000000" w:themeColor="text1"/>
+        </w:rPr>
+        <w:t>. (A) The average log2 counts per million</w:t>
+      </w:r>
+      <w:r>
+        <w:rPr>
+          <w:i w:val="0"/>
+          <w:iCs w:val="0"/>
+          <w:color w:val="000000" w:themeColor="text1"/>
+        </w:rPr>
+        <w:t xml:space="preserve"> (CPM)</w:t>
+      </w:r>
+      <w:r>
+        <w:rPr>
+          <w:i w:val="0"/>
+          <w:iCs w:val="0"/>
+          <w:color w:val="000000" w:themeColor="text1"/>
+        </w:rPr>
+        <w:t xml:space="preserve"> on the x-axis and the log2 fold change in expression compared to untreated samples on the y-axis. (B) </w:t>
+      </w:r>
+      <w:r>
+        <w:rPr>
+          <w:i w:val="0"/>
+          <w:iCs w:val="0"/>
+          <w:color w:val="000000" w:themeColor="text1"/>
+        </w:rPr>
+        <w:lastRenderedPageBreak/>
+        <w:t>Log2 fold change in expression compared to untreated samples shown on the x-axis and significance (</w:t>
+      </w:r>
+      <w:r>
+        <w:rPr>
+          <w:i w:val="0"/>
+          <w:iCs w:val="0"/>
+          <w:color w:val="000000" w:themeColor="text1"/>
+        </w:rPr>
+        <w:t>quasi-likelihood F test</w:t>
+      </w:r>
+      <w:r>
+        <w:rPr>
+          <w:i w:val="0"/>
+          <w:iCs w:val="0"/>
+          <w:color w:val="000000" w:themeColor="text1"/>
+        </w:rPr>
+        <w:t xml:space="preserve"> corrected for multiple testing using Benjamini-Hochberg) converted to -log10 scale on the y-axis. (C) Relative log2 CPM-normalised values for all significantly differentially expressed miRNAs shown for each replicate within the 24</w:t>
+      </w:r>
+      <w:r>
+        <w:rPr>
+          <w:i w:val="0"/>
+          <w:iCs w:val="0"/>
+          <w:color w:val="000000" w:themeColor="text1"/>
+        </w:rPr>
+        <w:t xml:space="preserve"> </w:t>
+      </w:r>
+      <w:proofErr w:type="spellStart"/>
+      <w:r>
+        <w:rPr>
+          <w:i w:val="0"/>
+          <w:iCs w:val="0"/>
+          <w:color w:val="000000" w:themeColor="text1"/>
+        </w:rPr>
+        <w:t>μg</w:t>
+      </w:r>
+      <w:proofErr w:type="spellEnd"/>
+      <w:r>
+        <w:rPr>
+          <w:i w:val="0"/>
+          <w:iCs w:val="0"/>
+          <w:color w:val="000000" w:themeColor="text1"/>
+        </w:rPr>
+        <w:t>/cm²</w:t>
+      </w:r>
+      <w:r>
+        <w:rPr>
+          <w:i w:val="0"/>
+          <w:iCs w:val="0"/>
+          <w:color w:val="000000" w:themeColor="text1"/>
+        </w:rPr>
+        <w:t xml:space="preserve"> protease-treated and untreated groups; replicate numbers are indicated in brackets next to the sample name on the x-axis, miRNA symbols are shown on the y-axis. Replicates and miRNAs are arranged according to closeness, as indicated with dendrograms. D</w:t>
+      </w:r>
+      <w:r>
+        <w:rPr>
+          <w:i w:val="0"/>
+          <w:iCs w:val="0"/>
+          <w:color w:val="000000" w:themeColor="text1"/>
+        </w:rPr>
+        <w:t xml:space="preserve">ose is in </w:t>
+      </w:r>
+      <w:proofErr w:type="spellStart"/>
+      <w:r>
+        <w:rPr>
+          <w:i w:val="0"/>
+          <w:iCs w:val="0"/>
+          <w:color w:val="000000" w:themeColor="text1"/>
+        </w:rPr>
+        <w:t>μg</w:t>
+      </w:r>
+      <w:proofErr w:type="spellEnd"/>
+      <w:r>
+        <w:rPr>
+          <w:i w:val="0"/>
+          <w:iCs w:val="0"/>
+          <w:color w:val="000000" w:themeColor="text1"/>
+        </w:rPr>
+        <w:t>/cm²</w:t>
+      </w:r>
+      <w:r>
+        <w:rPr>
+          <w:i w:val="0"/>
+          <w:iCs w:val="0"/>
+          <w:color w:val="000000" w:themeColor="text1"/>
+        </w:rPr>
+        <w:t>.</w:t>
+      </w:r>
     </w:p>
     <w:p/>
     <w:p>
@@ -1172,7 +2928,6 @@
     </w:p>
     <w:p>
       <w:r>
-        <w:lastRenderedPageBreak/>
         <w:t xml:space="preserve">Further analysis focused on the 24 </w:t>
       </w:r>
       <w:proofErr w:type="spellStart"/>
@@ -1519,11 +3274,7 @@
         <w:t>responses</w:t>
       </w:r>
       <w:r>
-        <w:t xml:space="preserve"> (Fc receptor signalling), inflammatory cell death </w:t>
-      </w:r>
-      <w:r>
-        <w:lastRenderedPageBreak/>
-        <w:t xml:space="preserve">(pyroptosis), and </w:t>
+        <w:t xml:space="preserve"> (Fc receptor signalling), inflammatory cell death (pyroptosis), and </w:t>
       </w:r>
       <w:r>
         <w:t>epithelial barrier regulation (Rho GTPase signalling)</w:t>
@@ -1559,15 +3310,23 @@
       </w:r>
     </w:p>
     <w:p>
+      <w:pPr>
+        <w:keepNext/>
+      </w:pPr>
+    </w:p>
+    <w:p>
+      <w:pPr>
+        <w:keepNext/>
+      </w:pPr>
       <w:r>
         <w:rPr>
           <w:noProof/>
         </w:rPr>
         <w:drawing>
-          <wp:inline distT="0" distB="0" distL="0" distR="0" wp14:anchorId="72BCDEAC" wp14:editId="7A7BBF5D">
+          <wp:inline distT="0" distB="0" distL="0" distR="0" wp14:anchorId="3A8C634E" wp14:editId="20D19121">
             <wp:extent cx="5731510" cy="3820795"/>
             <wp:effectExtent l="0" t="0" r="0" b="1905"/>
-            <wp:docPr id="487168742" name="Picture 14"/>
+            <wp:docPr id="230071573" name="Picture 14"/>
             <wp:cNvGraphicFramePr>
               <a:graphicFrameLocks xmlns:a="http://schemas.openxmlformats.org/drawingml/2006/main" noChangeAspect="1"/>
             </wp:cNvGraphicFramePr>
@@ -1575,7 +3334,7 @@
               <a:graphicData uri="http://schemas.openxmlformats.org/drawingml/2006/picture">
                 <pic:pic xmlns:pic="http://schemas.openxmlformats.org/drawingml/2006/picture">
                   <pic:nvPicPr>
-                    <pic:cNvPr id="487168742" name="Picture 14"/>
+                    <pic:cNvPr id="230071573" name="Picture 14"/>
                     <pic:cNvPicPr/>
                   </pic:nvPicPr>
                   <pic:blipFill>
@@ -1600,7 +3359,477 @@
         </w:drawing>
       </w:r>
     </w:p>
-    <w:p/>
+    <w:p>
+      <w:pPr>
+        <w:pStyle w:val="Caption"/>
+        <w:rPr>
+          <w:i w:val="0"/>
+          <w:iCs w:val="0"/>
+          <w:color w:val="000000" w:themeColor="text1"/>
+        </w:rPr>
+      </w:pPr>
+      <w:r>
+        <w:rPr>
+          <w:i w:val="0"/>
+          <w:iCs w:val="0"/>
+          <w:color w:val="000000" w:themeColor="text1"/>
+        </w:rPr>
+        <w:t>Figure</w:t>
+      </w:r>
+      <w:r>
+        <w:rPr>
+          <w:i w:val="0"/>
+          <w:iCs w:val="0"/>
+          <w:color w:val="000000" w:themeColor="text1"/>
+        </w:rPr>
+        <w:t xml:space="preserve"> 6</w:t>
+      </w:r>
+      <w:r>
+        <w:rPr>
+          <w:i w:val="0"/>
+          <w:iCs w:val="0"/>
+          <w:color w:val="000000" w:themeColor="text1"/>
+        </w:rPr>
+        <w:t xml:space="preserve">: </w:t>
+      </w:r>
+      <w:r>
+        <w:rPr>
+          <w:b/>
+          <w:bCs/>
+          <w:i w:val="0"/>
+          <w:iCs w:val="0"/>
+          <w:color w:val="000000" w:themeColor="text1"/>
+        </w:rPr>
+        <w:t>Target gene-level pathway enrichment results.</w:t>
+      </w:r>
+      <w:r>
+        <w:rPr>
+          <w:i w:val="0"/>
+          <w:iCs w:val="0"/>
+          <w:color w:val="000000" w:themeColor="text1"/>
+        </w:rPr>
+        <w:t xml:space="preserve"> Target genes for differentially expressed</w:t>
+      </w:r>
+      <w:r>
+        <w:rPr>
+          <w:i w:val="0"/>
+          <w:iCs w:val="0"/>
+          <w:color w:val="000000" w:themeColor="text1"/>
+        </w:rPr>
+        <w:t xml:space="preserve"> (DE)</w:t>
+      </w:r>
+      <w:r>
+        <w:rPr>
+          <w:i w:val="0"/>
+          <w:iCs w:val="0"/>
+          <w:color w:val="000000" w:themeColor="text1"/>
+        </w:rPr>
+        <w:t xml:space="preserve"> miRNAs (</w:t>
+      </w:r>
+      <w:r>
+        <w:rPr>
+          <w:i w:val="0"/>
+          <w:iCs w:val="0"/>
+          <w:color w:val="000000" w:themeColor="text1"/>
+        </w:rPr>
+        <w:t>N</w:t>
+      </w:r>
+      <w:r>
+        <w:rPr>
+          <w:i w:val="0"/>
+          <w:iCs w:val="0"/>
+          <w:color w:val="000000" w:themeColor="text1"/>
+        </w:rPr>
+        <w:t xml:space="preserve">=27) detected in </w:t>
+      </w:r>
+      <w:r>
+        <w:rPr>
+          <w:i w:val="0"/>
+          <w:iCs w:val="0"/>
+          <w:color w:val="000000" w:themeColor="text1"/>
+        </w:rPr>
+        <w:t xml:space="preserve">primary </w:t>
+      </w:r>
+      <w:r>
+        <w:rPr>
+          <w:i w:val="0"/>
+          <w:iCs w:val="0"/>
+          <w:color w:val="000000" w:themeColor="text1"/>
+        </w:rPr>
+        <w:t>human bronchial epithelial cells</w:t>
+      </w:r>
+      <w:r>
+        <w:rPr>
+          <w:i w:val="0"/>
+          <w:iCs w:val="0"/>
+          <w:color w:val="000000" w:themeColor="text1"/>
+        </w:rPr>
+        <w:t xml:space="preserve"> exposed to </w:t>
+      </w:r>
+      <w:r>
+        <w:rPr>
+          <w:i w:val="0"/>
+          <w:iCs w:val="0"/>
+          <w:color w:val="000000" w:themeColor="text1"/>
+        </w:rPr>
+        <w:t xml:space="preserve">24 </w:t>
+      </w:r>
+      <w:proofErr w:type="spellStart"/>
+      <w:r>
+        <w:rPr>
+          <w:i w:val="0"/>
+          <w:iCs w:val="0"/>
+          <w:color w:val="000000" w:themeColor="text1"/>
+        </w:rPr>
+        <w:t>μg</w:t>
+      </w:r>
+      <w:proofErr w:type="spellEnd"/>
+      <w:r>
+        <w:rPr>
+          <w:i w:val="0"/>
+          <w:iCs w:val="0"/>
+          <w:color w:val="000000" w:themeColor="text1"/>
+        </w:rPr>
+        <w:t>/cm²</w:t>
+      </w:r>
+      <w:r>
+        <w:rPr>
+          <w:i w:val="0"/>
+          <w:iCs w:val="0"/>
+          <w:color w:val="000000" w:themeColor="text1"/>
+        </w:rPr>
+        <w:t xml:space="preserve"> protease allergen</w:t>
+      </w:r>
+      <w:r>
+        <w:rPr>
+          <w:i w:val="0"/>
+          <w:iCs w:val="0"/>
+          <w:color w:val="000000" w:themeColor="text1"/>
+        </w:rPr>
+        <w:t xml:space="preserve"> were identified </w:t>
+      </w:r>
+      <w:r>
+        <w:rPr>
+          <w:i w:val="0"/>
+          <w:iCs w:val="0"/>
+          <w:color w:val="000000" w:themeColor="text1"/>
+        </w:rPr>
+        <w:lastRenderedPageBreak/>
+        <w:t xml:space="preserve">from </w:t>
+      </w:r>
+      <w:proofErr w:type="spellStart"/>
+      <w:r>
+        <w:rPr>
+          <w:i w:val="0"/>
+          <w:iCs w:val="0"/>
+          <w:color w:val="000000" w:themeColor="text1"/>
+        </w:rPr>
+        <w:t>miRTarBase</w:t>
+      </w:r>
+      <w:proofErr w:type="spellEnd"/>
+      <w:r>
+        <w:rPr>
+          <w:i w:val="0"/>
+          <w:iCs w:val="0"/>
+          <w:color w:val="000000" w:themeColor="text1"/>
+        </w:rPr>
+        <w:t xml:space="preserve"> using the </w:t>
+      </w:r>
+      <w:proofErr w:type="spellStart"/>
+      <w:r>
+        <w:rPr>
+          <w:color w:val="000000" w:themeColor="text1"/>
+        </w:rPr>
+        <w:t>multiMiR</w:t>
+      </w:r>
+      <w:proofErr w:type="spellEnd"/>
+      <w:r>
+        <w:rPr>
+          <w:i w:val="0"/>
+          <w:iCs w:val="0"/>
+          <w:color w:val="000000" w:themeColor="text1"/>
+        </w:rPr>
+        <w:t xml:space="preserve"> R package. </w:t>
+      </w:r>
+      <w:r>
+        <w:rPr>
+          <w:i w:val="0"/>
+          <w:iCs w:val="0"/>
+          <w:color w:val="000000" w:themeColor="text1"/>
+        </w:rPr>
+        <w:t xml:space="preserve">Pathway enrichment was then performed </w:t>
+      </w:r>
+      <w:r>
+        <w:rPr>
+          <w:i w:val="0"/>
+          <w:iCs w:val="0"/>
+          <w:color w:val="000000" w:themeColor="text1"/>
+        </w:rPr>
+        <w:t xml:space="preserve">using </w:t>
+      </w:r>
+      <w:proofErr w:type="spellStart"/>
+      <w:r>
+        <w:rPr>
+          <w:i w:val="0"/>
+          <w:iCs w:val="0"/>
+          <w:color w:val="000000" w:themeColor="text1"/>
+        </w:rPr>
+        <w:t>Reactome</w:t>
+      </w:r>
+      <w:proofErr w:type="spellEnd"/>
+      <w:r>
+        <w:rPr>
+          <w:i w:val="0"/>
+          <w:iCs w:val="0"/>
+          <w:color w:val="000000" w:themeColor="text1"/>
+        </w:rPr>
+        <w:t xml:space="preserve"> pathways </w:t>
+      </w:r>
+      <w:r>
+        <w:rPr>
+          <w:i w:val="0"/>
+          <w:iCs w:val="0"/>
+          <w:color w:val="000000" w:themeColor="text1"/>
+        </w:rPr>
+        <w:t xml:space="preserve">on target genes </w:t>
+      </w:r>
+      <w:r>
+        <w:rPr>
+          <w:i w:val="0"/>
+          <w:iCs w:val="0"/>
+          <w:color w:val="000000" w:themeColor="text1"/>
+        </w:rPr>
+        <w:t>(</w:t>
+      </w:r>
+      <w:r>
+        <w:rPr>
+          <w:color w:val="000000" w:themeColor="text1"/>
+        </w:rPr>
+        <w:t>n</w:t>
+      </w:r>
+      <w:r>
+        <w:rPr>
+          <w:i w:val="0"/>
+          <w:iCs w:val="0"/>
+          <w:color w:val="000000" w:themeColor="text1"/>
+        </w:rPr>
+        <w:t>=3601)</w:t>
+      </w:r>
+      <w:r>
+        <w:rPr>
+          <w:i w:val="0"/>
+          <w:iCs w:val="0"/>
+          <w:color w:val="000000" w:themeColor="text1"/>
+        </w:rPr>
+        <w:t xml:space="preserve"> from upregulated DE miRNAs (</w:t>
+      </w:r>
+      <w:r>
+        <w:rPr>
+          <w:color w:val="000000" w:themeColor="text1"/>
+        </w:rPr>
+        <w:t>n</w:t>
+      </w:r>
+      <w:r>
+        <w:rPr>
+          <w:i w:val="0"/>
+          <w:iCs w:val="0"/>
+          <w:color w:val="000000" w:themeColor="text1"/>
+        </w:rPr>
+        <w:t>=13) and target genes (</w:t>
+      </w:r>
+      <w:r>
+        <w:rPr>
+          <w:color w:val="000000" w:themeColor="text1"/>
+        </w:rPr>
+        <w:t>n</w:t>
+      </w:r>
+      <w:r>
+        <w:rPr>
+          <w:i w:val="0"/>
+          <w:iCs w:val="0"/>
+          <w:color w:val="000000" w:themeColor="text1"/>
+        </w:rPr>
+        <w:t>=2746) from downregulated DE miRNAs (</w:t>
+      </w:r>
+      <w:r>
+        <w:rPr>
+          <w:color w:val="000000" w:themeColor="text1"/>
+        </w:rPr>
+        <w:t>n</w:t>
+      </w:r>
+      <w:r>
+        <w:rPr>
+          <w:i w:val="0"/>
+          <w:iCs w:val="0"/>
+          <w:color w:val="000000" w:themeColor="text1"/>
+        </w:rPr>
+        <w:t xml:space="preserve">=14) using the </w:t>
+      </w:r>
+      <w:proofErr w:type="spellStart"/>
+      <w:r>
+        <w:rPr>
+          <w:color w:val="000000" w:themeColor="text1"/>
+        </w:rPr>
+        <w:t>enrichPathway</w:t>
+      </w:r>
+      <w:proofErr w:type="spellEnd"/>
+      <w:r>
+        <w:rPr>
+          <w:i w:val="0"/>
+          <w:iCs w:val="0"/>
+          <w:color w:val="000000" w:themeColor="text1"/>
+        </w:rPr>
+        <w:t xml:space="preserve"> function from the </w:t>
+      </w:r>
+      <w:proofErr w:type="spellStart"/>
+      <w:r>
+        <w:rPr>
+          <w:color w:val="000000" w:themeColor="text1"/>
+        </w:rPr>
+        <w:t>ReactomePA</w:t>
+      </w:r>
+      <w:proofErr w:type="spellEnd"/>
+      <w:r>
+        <w:rPr>
+          <w:i w:val="0"/>
+          <w:iCs w:val="0"/>
+          <w:color w:val="000000" w:themeColor="text1"/>
+        </w:rPr>
+        <w:t xml:space="preserve"> R package. The top 30 pathways according to highest gene ratio (were visualised using a dot plot generated in RStudio. The name of the enriched pathway is shown on the y-ax</w:t>
+      </w:r>
+      <w:r>
+        <w:rPr>
+          <w:i w:val="0"/>
+          <w:iCs w:val="0"/>
+          <w:color w:val="000000" w:themeColor="text1"/>
+        </w:rPr>
+        <w:t>e</w:t>
+      </w:r>
+      <w:r>
+        <w:rPr>
+          <w:i w:val="0"/>
+          <w:iCs w:val="0"/>
+          <w:color w:val="000000" w:themeColor="text1"/>
+        </w:rPr>
+        <w:t>s and the gene ratio (</w:t>
+      </w:r>
+      <w:r>
+        <w:rPr>
+          <w:i w:val="0"/>
+          <w:iCs w:val="0"/>
+          <w:color w:val="000000" w:themeColor="text1"/>
+        </w:rPr>
+        <w:t>number of genes identified in the pathway / total genes used in the enrichment test)</w:t>
+      </w:r>
+      <w:r>
+        <w:rPr>
+          <w:i w:val="0"/>
+          <w:iCs w:val="0"/>
+          <w:color w:val="000000" w:themeColor="text1"/>
+        </w:rPr>
+        <w:t xml:space="preserve"> </w:t>
+      </w:r>
+      <w:r>
+        <w:rPr>
+          <w:i w:val="0"/>
+          <w:iCs w:val="0"/>
+          <w:color w:val="000000" w:themeColor="text1"/>
+        </w:rPr>
+        <w:t xml:space="preserve">is indicated on the x-axes. Each dot represents an enriched pathway where the colour is represents the significance of the association and the size represents the number of genes involved in the pathway. The significance and gene count scales differ between plot (A) and plot (B). </w:t>
+      </w:r>
+      <w:r>
+        <w:rPr>
+          <w:i w:val="0"/>
+          <w:iCs w:val="0"/>
+          <w:color w:val="000000" w:themeColor="text1"/>
+        </w:rPr>
+        <w:t>(A) 30 out of the 164 significantly enriched pathways (</w:t>
+      </w:r>
+      <w:proofErr w:type="spellStart"/>
+      <w:r>
+        <w:rPr>
+          <w:i w:val="0"/>
+          <w:iCs w:val="0"/>
+          <w:color w:val="000000" w:themeColor="text1"/>
+        </w:rPr>
+        <w:t>Padj</w:t>
+      </w:r>
+      <w:proofErr w:type="spellEnd"/>
+      <w:r>
+        <w:rPr>
+          <w:i w:val="0"/>
+          <w:iCs w:val="0"/>
+          <w:color w:val="000000" w:themeColor="text1"/>
+        </w:rPr>
+        <w:t xml:space="preserve"> &lt; 0.02) associated with upregulated miRNAs. (B) </w:t>
+      </w:r>
+      <w:r>
+        <w:rPr>
+          <w:i w:val="0"/>
+          <w:iCs w:val="0"/>
+          <w:color w:val="000000" w:themeColor="text1"/>
+        </w:rPr>
+        <w:t xml:space="preserve">30 out of the </w:t>
+      </w:r>
+      <w:r>
+        <w:rPr>
+          <w:i w:val="0"/>
+          <w:iCs w:val="0"/>
+          <w:color w:val="000000" w:themeColor="text1"/>
+        </w:rPr>
+        <w:t>4</w:t>
+      </w:r>
+      <w:r>
+        <w:rPr>
+          <w:i w:val="0"/>
+          <w:iCs w:val="0"/>
+          <w:color w:val="000000" w:themeColor="text1"/>
+        </w:rPr>
+        <w:t>64 significantly enriched pathways (</w:t>
+      </w:r>
+      <w:proofErr w:type="spellStart"/>
+      <w:r>
+        <w:rPr>
+          <w:i w:val="0"/>
+          <w:iCs w:val="0"/>
+          <w:color w:val="000000" w:themeColor="text1"/>
+        </w:rPr>
+        <w:t>Padj</w:t>
+      </w:r>
+      <w:proofErr w:type="spellEnd"/>
+      <w:r>
+        <w:rPr>
+          <w:i w:val="0"/>
+          <w:iCs w:val="0"/>
+          <w:color w:val="000000" w:themeColor="text1"/>
+        </w:rPr>
+        <w:t xml:space="preserve"> &lt; 0.02) associated with </w:t>
+      </w:r>
+      <w:r>
+        <w:rPr>
+          <w:i w:val="0"/>
+          <w:iCs w:val="0"/>
+          <w:color w:val="000000" w:themeColor="text1"/>
+        </w:rPr>
+        <w:t>down</w:t>
+      </w:r>
+      <w:r>
+        <w:rPr>
+          <w:i w:val="0"/>
+          <w:iCs w:val="0"/>
+          <w:color w:val="000000" w:themeColor="text1"/>
+        </w:rPr>
+        <w:t>regulated miRNAs</w:t>
+      </w:r>
+      <w:r>
+        <w:rPr>
+          <w:i w:val="0"/>
+          <w:iCs w:val="0"/>
+          <w:color w:val="000000" w:themeColor="text1"/>
+        </w:rPr>
+        <w:t>.</w:t>
+      </w:r>
+    </w:p>
     <w:p>
       <w:r>
         <w:t xml:space="preserve">miRNA-level enrichment was performed using </w:t>
@@ -1793,11 +4022,7 @@
         <w:t xml:space="preserve">Pathway enrichment analysis was not performed for the DE miRNAs identified in Calu-3 cells because the small number of unique DE miRNAs (N=2) was expected to provide insufficient statistical power for enrichment analyses. Instead, a targeted literature search was conducted using PubMed to investigate the reported biological function of the identified miRNAs in airway biology, immune signalling, and allergic </w:t>
       </w:r>
       <w:r>
-        <w:t xml:space="preserve">disease </w:t>
-      </w:r>
-      <w:r>
-        <w:lastRenderedPageBreak/>
-        <w:t>contexts</w:t>
+        <w:t>disease contexts</w:t>
       </w:r>
       <w:r>
         <w:t xml:space="preserve">. Searches were performed using each DE miRNA name (“miR-125b-5p”, “miR-574-5p”) in combination with the Boolean operator “AND” and the keywords “airway”, “immune”, “allergic”, “inflammation”, “epithelial”, and “extracellular vesicle”. </w:t>
@@ -1821,6 +4046,7 @@
     </w:p>
     <w:p>
       <w:r>
+        <w:lastRenderedPageBreak/>
         <w:t xml:space="preserve">Overall, substantially more publications were identified for miR-125b-5p than for miR-574-5p. Notably, miR-125b-5p was also the only differentially expressed miRNA observed in both the 24 </w:t>
       </w:r>
       <w:proofErr w:type="spellStart"/>

--- a/write_up/drafts/4_results/results_DRAFT_2.docx
+++ b/write_up/drafts/4_results/results_DRAFT_2.docx
@@ -803,23 +803,7 @@
           <w:iCs w:val="0"/>
           <w:color w:val="000000" w:themeColor="text1"/>
         </w:rPr>
-        <w:t>per-</w:t>
-      </w:r>
-      <w:r>
-        <w:rPr>
-          <w:i w:val="0"/>
-          <w:iCs w:val="0"/>
-          <w:color w:val="000000" w:themeColor="text1"/>
-        </w:rPr>
-        <w:t>read length in base pairs on the x-axis</w:t>
-      </w:r>
-      <w:r>
-        <w:rPr>
-          <w:i w:val="0"/>
-          <w:iCs w:val="0"/>
-          <w:color w:val="000000" w:themeColor="text1"/>
-        </w:rPr>
-        <w:t xml:space="preserve"> and </w:t>
+        <w:t xml:space="preserve">per-read length in base pairs on the x-axis and </w:t>
       </w:r>
       <w:r>
         <w:rPr>
@@ -859,23 +843,7 @@
           <w:iCs w:val="0"/>
           <w:color w:val="000000" w:themeColor="text1"/>
         </w:rPr>
-        <w:t xml:space="preserve">tegory of per-read sequence duplication is shown on the x-axis (higher duplication levels are shown towards the right of the x-axis) and the </w:t>
-      </w:r>
-      <w:r>
-        <w:rPr>
-          <w:i w:val="0"/>
-          <w:iCs w:val="0"/>
-          <w:color w:val="000000" w:themeColor="text1"/>
-        </w:rPr>
-        <w:t>proportion of the whole library</w:t>
-      </w:r>
-      <w:r>
-        <w:rPr>
-          <w:i w:val="0"/>
-          <w:iCs w:val="0"/>
-          <w:color w:val="000000" w:themeColor="text1"/>
-        </w:rPr>
-        <w:t xml:space="preserve"> at a given duplication rate as a percentage on the y-axis.  All plots are coloured by treatment group where dose is in </w:t>
+        <w:t xml:space="preserve">tegory of per-read sequence duplication is shown on the x-axis (higher duplication levels are shown towards the right of the x-axis) and the proportion of the whole library at a given duplication rate as a percentage on the y-axis.  All plots are coloured by treatment group where dose is in </w:t>
       </w:r>
       <w:proofErr w:type="spellStart"/>
       <w:r>
@@ -1326,15 +1294,7 @@
           <w:iCs w:val="0"/>
           <w:color w:val="000000" w:themeColor="text1"/>
         </w:rPr>
-        <w:t xml:space="preserve"> human bronchial epithelial cell </w:t>
-      </w:r>
-      <w:r>
-        <w:rPr>
-          <w:i w:val="0"/>
-          <w:iCs w:val="0"/>
-          <w:color w:val="000000" w:themeColor="text1"/>
-        </w:rPr>
-        <w:t xml:space="preserve">(HBEC) </w:t>
+        <w:t xml:space="preserve"> human bronchial epithelial cell (HBEC) </w:t>
       </w:r>
       <w:r>
         <w:rPr>
@@ -1412,31 +1372,7 @@
           <w:iCs w:val="0"/>
           <w:color w:val="000000" w:themeColor="text1"/>
         </w:rPr>
-        <w:t xml:space="preserve"> plot data was then loaded into R</w:t>
-      </w:r>
-      <w:r>
-        <w:rPr>
-          <w:i w:val="0"/>
-          <w:iCs w:val="0"/>
-          <w:color w:val="000000" w:themeColor="text1"/>
-        </w:rPr>
-        <w:t>Studio</w:t>
-      </w:r>
-      <w:r>
-        <w:rPr>
-          <w:i w:val="0"/>
-          <w:iCs w:val="0"/>
-          <w:color w:val="000000" w:themeColor="text1"/>
-        </w:rPr>
-        <w:t xml:space="preserve"> to generate the plots in this figure</w:t>
-      </w:r>
-      <w:r>
-        <w:rPr>
-          <w:i w:val="0"/>
-          <w:iCs w:val="0"/>
-          <w:color w:val="000000" w:themeColor="text1"/>
-        </w:rPr>
-        <w:t>.</w:t>
+        <w:t xml:space="preserve"> plot data was then loaded into RStudio to generate the plots in this figure.</w:t>
       </w:r>
       <w:r>
         <w:rPr>
@@ -1460,39 +1396,7 @@
           <w:iCs w:val="0"/>
           <w:color w:val="000000" w:themeColor="text1"/>
         </w:rPr>
-        <w:t xml:space="preserve"> showing the </w:t>
-      </w:r>
-      <w:r>
-        <w:rPr>
-          <w:i w:val="0"/>
-          <w:iCs w:val="0"/>
-          <w:color w:val="000000" w:themeColor="text1"/>
-        </w:rPr>
-        <w:t>miRNA-assigned read count</w:t>
-      </w:r>
-      <w:r>
-        <w:rPr>
-          <w:i w:val="0"/>
-          <w:iCs w:val="0"/>
-          <w:color w:val="000000" w:themeColor="text1"/>
-        </w:rPr>
-        <w:t xml:space="preserve"> across all samples for the </w:t>
-      </w:r>
-      <w:r>
-        <w:rPr>
-          <w:i w:val="0"/>
-          <w:iCs w:val="0"/>
-          <w:color w:val="000000" w:themeColor="text1"/>
-        </w:rPr>
-        <w:t xml:space="preserve">primary HBEC and Calu-3 </w:t>
-      </w:r>
-      <w:r>
-        <w:rPr>
-          <w:i w:val="0"/>
-          <w:iCs w:val="0"/>
-          <w:color w:val="000000" w:themeColor="text1"/>
-        </w:rPr>
-        <w:t>experiments</w:t>
+        <w:t xml:space="preserve"> showing the miRNA-assigned read count across all samples for the primary HBEC and Calu-3 experiments</w:t>
       </w:r>
       <w:r>
         <w:rPr>
@@ -1532,15 +1436,7 @@
           <w:iCs w:val="0"/>
           <w:color w:val="000000" w:themeColor="text1"/>
         </w:rPr>
-        <w:t xml:space="preserve">; </w:t>
-      </w:r>
-      <w:r>
-        <w:rPr>
-          <w:i w:val="0"/>
-          <w:iCs w:val="0"/>
-          <w:color w:val="000000" w:themeColor="text1"/>
-        </w:rPr>
-        <w:t xml:space="preserve">mean miRNA count </w:t>
+        <w:t xml:space="preserve">; mean miRNA count </w:t>
       </w:r>
       <w:r>
         <w:rPr>
@@ -1586,23 +1482,7 @@
           <w:iCs w:val="0"/>
           <w:color w:val="000000" w:themeColor="text1"/>
         </w:rPr>
-        <w:t xml:space="preserve">=3 samples per condition. Exposure condition </w:t>
-      </w:r>
-      <w:r>
-        <w:rPr>
-          <w:i w:val="0"/>
-          <w:iCs w:val="0"/>
-          <w:color w:val="000000" w:themeColor="text1"/>
-        </w:rPr>
-        <w:t xml:space="preserve">is shown on the x-axis </w:t>
-      </w:r>
-      <w:r>
-        <w:rPr>
-          <w:i w:val="0"/>
-          <w:iCs w:val="0"/>
-          <w:color w:val="000000" w:themeColor="text1"/>
-        </w:rPr>
-        <w:t xml:space="preserve">where dose is </w:t>
+        <w:t xml:space="preserve">=3 samples per condition. Exposure condition is shown on the x-axis where dose is </w:t>
       </w:r>
       <w:r>
         <w:rPr>
@@ -1636,15 +1516,7 @@
           <w:iCs w:val="0"/>
           <w:color w:val="000000" w:themeColor="text1"/>
         </w:rPr>
-        <w:t xml:space="preserve">, the </w:t>
-      </w:r>
-      <w:r>
-        <w:rPr>
-          <w:i w:val="0"/>
-          <w:iCs w:val="0"/>
-          <w:color w:val="000000" w:themeColor="text1"/>
-        </w:rPr>
-        <w:t>number of reads categorised as miRNA are shown on the y-axis; mean miRNA count i</w:t>
+        <w:t>, the number of reads categorised as miRNA are shown on the y-axis; mean miRNA count i</w:t>
       </w:r>
       <w:r>
         <w:rPr>
@@ -1660,6 +1532,86 @@
           <w:iCs w:val="0"/>
           <w:color w:val="000000" w:themeColor="text1"/>
         </w:rPr>
+        <w:t xml:space="preserve">ndicated with a red star. (C) </w:t>
+      </w:r>
+      <w:r>
+        <w:rPr>
+          <w:i w:val="0"/>
+          <w:iCs w:val="0"/>
+          <w:color w:val="000000" w:themeColor="text1"/>
+        </w:rPr>
+        <w:t xml:space="preserve">Boxplots showing the miRNA-assigned read count across each exposure condition in the </w:t>
+      </w:r>
+      <w:r>
+        <w:rPr>
+          <w:i w:val="0"/>
+          <w:iCs w:val="0"/>
+          <w:color w:val="000000" w:themeColor="text1"/>
+        </w:rPr>
+        <w:t>Calu-3</w:t>
+      </w:r>
+      <w:r>
+        <w:rPr>
+          <w:i w:val="0"/>
+          <w:iCs w:val="0"/>
+          <w:color w:val="000000" w:themeColor="text1"/>
+        </w:rPr>
+        <w:t xml:space="preserve"> experiment, where there is n=3 samples per condition. Exposure condition is shown on the x-axis</w:t>
+      </w:r>
+      <w:r>
+        <w:rPr>
+          <w:i w:val="0"/>
+          <w:iCs w:val="0"/>
+          <w:color w:val="000000" w:themeColor="text1"/>
+        </w:rPr>
+        <w:t xml:space="preserve"> where “Dog” = Can f 1, “HDM Active” = Der p 1 (active) and “HDM Inactive” = Der p 1 (inactive);</w:t>
+      </w:r>
+      <w:r>
+        <w:rPr>
+          <w:i w:val="0"/>
+          <w:iCs w:val="0"/>
+          <w:color w:val="000000" w:themeColor="text1"/>
+        </w:rPr>
+        <w:t xml:space="preserve"> </w:t>
+      </w:r>
+      <w:r>
+        <w:rPr>
+          <w:i w:val="0"/>
+          <w:iCs w:val="0"/>
+          <w:color w:val="000000" w:themeColor="text1"/>
+        </w:rPr>
+        <w:t>the number of reads categorised as miRNA are shown on the y-axis</w:t>
+      </w:r>
+      <w:r>
+        <w:rPr>
+          <w:i w:val="0"/>
+          <w:iCs w:val="0"/>
+          <w:color w:val="000000" w:themeColor="text1"/>
+        </w:rPr>
+        <w:t>,</w:t>
+      </w:r>
+      <w:r>
+        <w:rPr>
+          <w:i w:val="0"/>
+          <w:iCs w:val="0"/>
+          <w:color w:val="000000" w:themeColor="text1"/>
+        </w:rPr>
+        <w:t xml:space="preserve"> mean miRNA count i</w:t>
+      </w:r>
+      <w:r>
+        <w:rPr>
+          <w:i w:val="0"/>
+          <w:iCs w:val="0"/>
+          <w:color w:val="000000" w:themeColor="text1"/>
+        </w:rPr>
+        <w:t>s i</w:t>
+      </w:r>
+      <w:r>
+        <w:rPr>
+          <w:i w:val="0"/>
+          <w:iCs w:val="0"/>
+          <w:color w:val="000000" w:themeColor="text1"/>
+        </w:rPr>
         <w:t>ndicated with a red star.</w:t>
       </w:r>
       <w:r>
@@ -1668,119 +1620,7 @@
           <w:iCs w:val="0"/>
           <w:color w:val="000000" w:themeColor="text1"/>
         </w:rPr>
-        <w:t xml:space="preserve"> (C) </w:t>
-      </w:r>
-      <w:r>
-        <w:rPr>
-          <w:i w:val="0"/>
-          <w:iCs w:val="0"/>
-          <w:color w:val="000000" w:themeColor="text1"/>
-        </w:rPr>
-        <w:t xml:space="preserve">Boxplots showing the miRNA-assigned read count across each exposure condition in the </w:t>
-      </w:r>
-      <w:r>
-        <w:rPr>
-          <w:i w:val="0"/>
-          <w:iCs w:val="0"/>
-          <w:color w:val="000000" w:themeColor="text1"/>
-        </w:rPr>
-        <w:t>Calu-3</w:t>
-      </w:r>
-      <w:r>
-        <w:rPr>
-          <w:i w:val="0"/>
-          <w:iCs w:val="0"/>
-          <w:color w:val="000000" w:themeColor="text1"/>
-        </w:rPr>
-        <w:t xml:space="preserve"> experiment, where there is n=3 samples per condition. Exposure condition is shown on the x-axis</w:t>
-      </w:r>
-      <w:r>
-        <w:rPr>
-          <w:i w:val="0"/>
-          <w:iCs w:val="0"/>
-          <w:color w:val="000000" w:themeColor="text1"/>
-        </w:rPr>
-        <w:t xml:space="preserve"> where “Dog” = Can f 1, “HDM Active” = Der p 1 (active) and “HDM Inactive” = Der p 1 (inactive);</w:t>
-      </w:r>
-      <w:r>
-        <w:rPr>
-          <w:i w:val="0"/>
-          <w:iCs w:val="0"/>
-          <w:color w:val="000000" w:themeColor="text1"/>
-        </w:rPr>
-        <w:t xml:space="preserve"> </w:t>
-      </w:r>
-      <w:r>
-        <w:rPr>
-          <w:i w:val="0"/>
-          <w:iCs w:val="0"/>
-          <w:color w:val="000000" w:themeColor="text1"/>
-        </w:rPr>
-        <w:t>the number of reads categorised as miRNA are shown on the y-axis</w:t>
-      </w:r>
-      <w:r>
-        <w:rPr>
-          <w:i w:val="0"/>
-          <w:iCs w:val="0"/>
-          <w:color w:val="000000" w:themeColor="text1"/>
-        </w:rPr>
-        <w:t>,</w:t>
-      </w:r>
-      <w:r>
-        <w:rPr>
-          <w:i w:val="0"/>
-          <w:iCs w:val="0"/>
-          <w:color w:val="000000" w:themeColor="text1"/>
-        </w:rPr>
-        <w:t xml:space="preserve"> mean miRNA count i</w:t>
-      </w:r>
-      <w:r>
-        <w:rPr>
-          <w:i w:val="0"/>
-          <w:iCs w:val="0"/>
-          <w:color w:val="000000" w:themeColor="text1"/>
-        </w:rPr>
-        <w:t>s i</w:t>
-      </w:r>
-      <w:r>
-        <w:rPr>
-          <w:i w:val="0"/>
-          <w:iCs w:val="0"/>
-          <w:color w:val="000000" w:themeColor="text1"/>
-        </w:rPr>
-        <w:t>ndicated with a red star.</w:t>
-      </w:r>
-      <w:r>
-        <w:rPr>
-          <w:i w:val="0"/>
-          <w:iCs w:val="0"/>
-          <w:color w:val="000000" w:themeColor="text1"/>
-        </w:rPr>
-        <w:t xml:space="preserve"> (D, E) Sequencing library RNA composition of all primary HBECs (D) and Calu-3 (E) samples where each distinct RNA species is displayed as a proportion of the total library and indicated with a different colour. Samples are </w:t>
-      </w:r>
-      <w:r>
-        <w:rPr>
-          <w:i w:val="0"/>
-          <w:iCs w:val="0"/>
-          <w:color w:val="000000" w:themeColor="text1"/>
-        </w:rPr>
-        <w:t xml:space="preserve">shown on the y-axis </w:t>
-      </w:r>
-      <w:r>
-        <w:rPr>
-          <w:i w:val="0"/>
-          <w:iCs w:val="0"/>
-          <w:color w:val="000000" w:themeColor="text1"/>
-        </w:rPr>
-        <w:t>and are grouped by their experimental condition along with the replicate number which is presented in brackets. For primary HBEC samples, doses are</w:t>
-      </w:r>
-      <w:r>
-        <w:rPr>
-          <w:i w:val="0"/>
-          <w:iCs w:val="0"/>
-          <w:color w:val="000000" w:themeColor="text1"/>
-        </w:rPr>
-        <w:t xml:space="preserve"> </w:t>
+        <w:t xml:space="preserve"> (D, E) Sequencing library RNA composition of all primary HBECs (D) and Calu-3 (E) samples where each distinct RNA species is displayed as a proportion of the total library and indicated with a different colour. Samples are shown on the y-axis and are grouped by their experimental condition along with the replicate number which is presented in brackets. For primary HBEC samples, doses are </w:t>
       </w:r>
       <w:r>
         <w:rPr>
@@ -2086,15 +1926,7 @@
           <w:iCs w:val="0"/>
           <w:color w:val="000000" w:themeColor="text1"/>
         </w:rPr>
-        <w:t xml:space="preserve"> Only the top two principal components (PCs) are shown; percentage variance explained is shown in brackets next to the PC on the x- and y-axes. Each dot represents an individual sample which is labelled with the condition and replicate numbers in brackets. Samples are coloured by allergen-exposure condition, where </w:t>
-      </w:r>
-      <w:r>
-        <w:rPr>
-          <w:i w:val="0"/>
-          <w:iCs w:val="0"/>
-          <w:color w:val="000000" w:themeColor="text1"/>
-        </w:rPr>
-        <w:t xml:space="preserve">dose is in </w:t>
+        <w:t xml:space="preserve"> Only the top two principal components (PCs) are shown; percentage variance explained is shown in brackets next to the PC on the x- and y-axes. Each dot represents an individual sample which is labelled with the condition and replicate numbers in brackets. Samples are coloured by allergen-exposure condition, where dose is in </w:t>
       </w:r>
       <w:proofErr w:type="spellStart"/>
       <w:r>
@@ -2120,23 +1952,7 @@
           <w:iCs w:val="0"/>
           <w:color w:val="000000" w:themeColor="text1"/>
         </w:rPr>
-        <w:t xml:space="preserve">. (A) </w:t>
-      </w:r>
-      <w:r>
-        <w:rPr>
-          <w:i w:val="0"/>
-          <w:iCs w:val="0"/>
-          <w:color w:val="000000" w:themeColor="text1"/>
-        </w:rPr>
-        <w:t>Primary HBEC samples (N=15)</w:t>
-      </w:r>
-      <w:r>
-        <w:rPr>
-          <w:i w:val="0"/>
-          <w:iCs w:val="0"/>
-          <w:color w:val="000000" w:themeColor="text1"/>
-        </w:rPr>
-        <w:t>. (B) Calu-3 samples (N=12).</w:t>
+        <w:t>. (A) Primary HBEC samples (N=15). (B) Calu-3 samples (N=12).</w:t>
       </w:r>
       <w:r>
         <w:rPr>
@@ -2280,15 +2096,7 @@
           <w:iCs w:val="0"/>
           <w:color w:val="000000" w:themeColor="text1"/>
         </w:rPr>
-        <w:t xml:space="preserve">=147) and Calu-3 experiment </w:t>
-      </w:r>
-      <w:r>
-        <w:rPr>
-          <w:i w:val="0"/>
-          <w:iCs w:val="0"/>
-          <w:color w:val="000000" w:themeColor="text1"/>
-        </w:rPr>
-        <w:t>(</w:t>
+        <w:t>=147) and Calu-3 experiment (</w:t>
       </w:r>
       <w:r>
         <w:rPr>
@@ -2302,39 +2110,7 @@
           <w:iCs w:val="0"/>
           <w:color w:val="000000" w:themeColor="text1"/>
         </w:rPr>
-        <w:t>=</w:t>
-      </w:r>
-      <w:r>
-        <w:rPr>
-          <w:i w:val="0"/>
-          <w:iCs w:val="0"/>
-          <w:color w:val="000000" w:themeColor="text1"/>
-        </w:rPr>
-        <w:t>58</w:t>
-      </w:r>
-      <w:r>
-        <w:rPr>
-          <w:i w:val="0"/>
-          <w:iCs w:val="0"/>
-          <w:color w:val="000000" w:themeColor="text1"/>
-        </w:rPr>
-        <w:t>)</w:t>
-      </w:r>
-      <w:r>
-        <w:rPr>
-          <w:i w:val="0"/>
-          <w:iCs w:val="0"/>
-          <w:color w:val="000000" w:themeColor="text1"/>
-        </w:rPr>
-        <w:t xml:space="preserve">. (C) Differentially expression results from the primary HBEC and Calu-3 experiments. Allergen-exposure conditions are shown on the x-axis with primary HBEC conditions shown in green and Calu-3 conditions in purple; </w:t>
-      </w:r>
-      <w:r>
-        <w:rPr>
-          <w:i w:val="0"/>
-          <w:iCs w:val="0"/>
-          <w:color w:val="000000" w:themeColor="text1"/>
-        </w:rPr>
-        <w:t xml:space="preserve">dose is in </w:t>
+        <w:t xml:space="preserve">=58). (C) Differentially expression results from the primary HBEC and Calu-3 experiments. Allergen-exposure conditions are shown on the x-axis with primary HBEC conditions shown in green and Calu-3 conditions in purple; dose is in </w:t>
       </w:r>
       <w:proofErr w:type="spellStart"/>
       <w:r>
@@ -2498,12 +2274,95 @@
         <w:t>/cm² protease-treated primary HBEC samples, whereas the remaining primary HBEC and all Calu-3 treatment conditions exhibited minimal differential expression.</w:t>
       </w:r>
     </w:p>
+    <w:p/>
     <w:p>
       <w:pPr>
-        <w:keepNext/>
-      </w:pPr>
+        <w:pStyle w:val="ListParagraph"/>
+        <w:numPr>
+          <w:ilvl w:val="0"/>
+          <w:numId w:val="9"/>
+        </w:numPr>
+      </w:pPr>
+      <w:r>
+        <w:t>Profiling of differentially expressed miRNA signatures</w:t>
+      </w:r>
     </w:p>
     <w:p>
+      <w:r>
+        <w:t>D</w:t>
+      </w:r>
+      <w:r>
+        <w:t>E miRNAs were compared across exposure conditions within each cell type and between cell types to identify shared expression signatures. Within the primary HBEC experiment, miR-34b-3p was differentially expressed in all four protease exposure groups.</w:t>
+      </w:r>
+      <w:r>
+        <w:t xml:space="preserve"> </w:t>
+      </w:r>
+      <w:r>
+        <w:t xml:space="preserve">miR-3960 was differentially expressed in the 0.08, 2 and 24 </w:t>
+      </w:r>
+      <w:proofErr w:type="spellStart"/>
+      <w:r>
+        <w:t>μg</w:t>
+      </w:r>
+      <w:proofErr w:type="spellEnd"/>
+      <w:r>
+        <w:t xml:space="preserve">/cm² exposure groups, whereas miR-193b-3p and miR-148a-3p were differentially expressed in both the 0.005 and 24 </w:t>
+      </w:r>
+      <w:proofErr w:type="spellStart"/>
+      <w:r>
+        <w:t>μg</w:t>
+      </w:r>
+      <w:proofErr w:type="spellEnd"/>
+      <w:r>
+        <w:t>/cm² exposure groups.</w:t>
+      </w:r>
+      <w:r>
+        <w:t xml:space="preserve"> </w:t>
+      </w:r>
+      <w:r>
+        <w:t>Within the Calu-3 experiment, miR-574-5p was differentially expressed in the Can f 1 and Der p 1 inactive exposure groups.</w:t>
+      </w:r>
+      <w:r>
+        <w:t xml:space="preserve"> </w:t>
+      </w:r>
+      <w:r>
+        <w:t xml:space="preserve">miR-125b-5p was the only miRNA that was differentially expressed across both cell types, being detected in the 24 </w:t>
+      </w:r>
+      <w:proofErr w:type="spellStart"/>
+      <w:r>
+        <w:t>μg</w:t>
+      </w:r>
+      <w:proofErr w:type="spellEnd"/>
+      <w:r>
+        <w:t>/cm² protease-treated primary HBEC samples and the Can f 1-treated Calu-3 samples.</w:t>
+      </w:r>
+    </w:p>
+    <w:p>
+      <w:r>
+        <w:t xml:space="preserve">Further analysis focused on the 24 </w:t>
+      </w:r>
+      <w:proofErr w:type="spellStart"/>
+      <w:r>
+        <w:t>μg</w:t>
+      </w:r>
+      <w:proofErr w:type="spellEnd"/>
+      <w:r>
+        <w:t>/cm² protease-treated primary HBEC group, which contained 2</w:t>
+      </w:r>
+      <w:r>
+        <w:t>7</w:t>
+      </w:r>
+      <w:r>
+        <w:t xml:space="preserve"> DE miRNAs, whereas the remaining exposure groups contained few significantly DE miRNAs. </w:t>
+      </w:r>
+    </w:p>
+    <w:p/>
+    <w:p>
+      <w:pPr>
+        <w:keepNext/>
+      </w:pPr>
+    </w:p>
+    <w:p>
       <w:pPr>
         <w:pStyle w:val="Caption"/>
         <w:rPr>
@@ -2520,7 +2379,7 @@
           <w:color w:val="000000" w:themeColor="text1"/>
         </w:rPr>
         <w:drawing>
-          <wp:inline distT="0" distB="0" distL="0" distR="0" wp14:anchorId="53A8D68A" wp14:editId="381D589E">
+          <wp:inline distT="0" distB="0" distL="0" distR="0" wp14:anchorId="78896244" wp14:editId="498BB22E">
             <wp:extent cx="5731510" cy="3820795"/>
             <wp:effectExtent l="0" t="0" r="0" b="1905"/>
             <wp:docPr id="581976407" name="Picture 13"/>
@@ -2595,8 +2454,9 @@
           <w:iCs w:val="0"/>
           <w:color w:val="000000" w:themeColor="text1"/>
         </w:rPr>
-        <w:t xml:space="preserve">Analysis of differential expression in </w:t>
-      </w:r>
+        <w:t xml:space="preserve">Analysis of differential expression in 24 </w:t>
+      </w:r>
+      <w:proofErr w:type="spellStart"/>
       <w:r>
         <w:rPr>
           <w:b/>
@@ -2605,9 +2465,9 @@
           <w:iCs w:val="0"/>
           <w:color w:val="000000" w:themeColor="text1"/>
         </w:rPr>
-        <w:t xml:space="preserve">24 </w:t>
-      </w:r>
-      <w:proofErr w:type="spellStart"/>
+        <w:t>μg</w:t>
+      </w:r>
+      <w:proofErr w:type="spellEnd"/>
       <w:r>
         <w:rPr>
           <w:b/>
@@ -2616,28 +2476,97 @@
           <w:iCs w:val="0"/>
           <w:color w:val="000000" w:themeColor="text1"/>
         </w:rPr>
+        <w:t>/cm² protease-treated primary HBEC samples.</w:t>
+      </w:r>
+      <w:r>
+        <w:rPr>
+          <w:i w:val="0"/>
+          <w:iCs w:val="0"/>
+          <w:color w:val="000000" w:themeColor="text1"/>
+        </w:rPr>
+        <w:t xml:space="preserve"> Differential expression results generated from the </w:t>
+      </w:r>
+      <w:proofErr w:type="spellStart"/>
+      <w:r>
+        <w:rPr>
+          <w:i w:val="0"/>
+          <w:iCs w:val="0"/>
+          <w:color w:val="000000" w:themeColor="text1"/>
+        </w:rPr>
+        <w:t>edgeR</w:t>
+      </w:r>
+      <w:proofErr w:type="spellEnd"/>
+      <w:r>
+        <w:rPr>
+          <w:i w:val="0"/>
+          <w:iCs w:val="0"/>
+          <w:color w:val="000000" w:themeColor="text1"/>
+        </w:rPr>
+        <w:t xml:space="preserve"> R package for primary HBECs exposed to </w:t>
+      </w:r>
+      <w:r>
+        <w:rPr>
+          <w:i w:val="0"/>
+          <w:iCs w:val="0"/>
+          <w:color w:val="000000" w:themeColor="text1"/>
+        </w:rPr>
+        <w:t xml:space="preserve">24 </w:t>
+      </w:r>
+      <w:proofErr w:type="spellStart"/>
+      <w:r>
+        <w:rPr>
+          <w:i w:val="0"/>
+          <w:iCs w:val="0"/>
+          <w:color w:val="000000" w:themeColor="text1"/>
+        </w:rPr>
         <w:t>μg</w:t>
       </w:r>
       <w:proofErr w:type="spellEnd"/>
       <w:r>
         <w:rPr>
-          <w:b/>
-          <w:bCs/>
-          <w:i w:val="0"/>
-          <w:iCs w:val="0"/>
-          <w:color w:val="000000" w:themeColor="text1"/>
-        </w:rPr>
-        <w:t>/cm² protease</w:t>
-      </w:r>
-      <w:r>
-        <w:rPr>
-          <w:b/>
-          <w:bCs/>
-          <w:i w:val="0"/>
-          <w:iCs w:val="0"/>
-          <w:color w:val="000000" w:themeColor="text1"/>
-        </w:rPr>
-        <w:t>-treated primary HBEC samples.</w:t>
+          <w:i w:val="0"/>
+          <w:iCs w:val="0"/>
+          <w:color w:val="000000" w:themeColor="text1"/>
+        </w:rPr>
+        <w:t>/cm²</w:t>
+      </w:r>
+      <w:r>
+        <w:rPr>
+          <w:i w:val="0"/>
+          <w:iCs w:val="0"/>
+          <w:color w:val="000000" w:themeColor="text1"/>
+        </w:rPr>
+        <w:t xml:space="preserve"> protease allergen were visualised using plots generated in RStudio. (A, B) All miRNAs tested for differential expression (</w:t>
+      </w:r>
+      <w:r>
+        <w:rPr>
+          <w:color w:val="000000" w:themeColor="text1"/>
+        </w:rPr>
+        <w:t>n</w:t>
+      </w:r>
+      <w:r>
+        <w:rPr>
+          <w:i w:val="0"/>
+          <w:iCs w:val="0"/>
+          <w:color w:val="000000" w:themeColor="text1"/>
+        </w:rPr>
+        <w:t>=147) were plotted with each dot representing an individual miRNA coloured by significance. (A) The average log2 counts per million (CPM) on the x-axis and the log2 fold change in expression compared to untreated samples on the y-axis. (B) Log2 fold change in expression compared to untreated samples shown on the x-axis and significance (</w:t>
+      </w:r>
+      <w:r>
+        <w:rPr>
+          <w:i w:val="0"/>
+          <w:iCs w:val="0"/>
+          <w:color w:val="000000" w:themeColor="text1"/>
+        </w:rPr>
+        <w:t>quasi-likelihood F test</w:t>
+      </w:r>
+      <w:r>
+        <w:rPr>
+          <w:i w:val="0"/>
+          <w:iCs w:val="0"/>
+          <w:color w:val="000000" w:themeColor="text1"/>
+        </w:rPr>
+        <w:t xml:space="preserve"> corrected for multiple testing using Benjamini-Hochberg) converted to -log10 scale on the y-axis. (C) Relative log2 CPM-normalised values for all significantly differentially expressed miRNAs shown for each replicate within the 24</w:t>
       </w:r>
       <w:r>
         <w:rPr>
@@ -2647,40 +2576,6 @@
         </w:rPr>
         <w:t xml:space="preserve"> </w:t>
       </w:r>
-      <w:r>
-        <w:rPr>
-          <w:i w:val="0"/>
-          <w:iCs w:val="0"/>
-          <w:color w:val="000000" w:themeColor="text1"/>
-        </w:rPr>
-        <w:t xml:space="preserve">Differential expression results generated from the </w:t>
-      </w:r>
-      <w:proofErr w:type="spellStart"/>
-      <w:r>
-        <w:rPr>
-          <w:i w:val="0"/>
-          <w:iCs w:val="0"/>
-          <w:color w:val="000000" w:themeColor="text1"/>
-        </w:rPr>
-        <w:t>edgeR</w:t>
-      </w:r>
-      <w:proofErr w:type="spellEnd"/>
-      <w:r>
-        <w:rPr>
-          <w:i w:val="0"/>
-          <w:iCs w:val="0"/>
-          <w:color w:val="000000" w:themeColor="text1"/>
-        </w:rPr>
-        <w:t xml:space="preserve"> R package for primary HBECs exposed to </w:t>
-      </w:r>
-      <w:r>
-        <w:rPr>
-          <w:i w:val="0"/>
-          <w:iCs w:val="0"/>
-          <w:color w:val="000000" w:themeColor="text1"/>
-        </w:rPr>
-        <w:t xml:space="preserve">24 </w:t>
-      </w:r>
       <w:proofErr w:type="spellStart"/>
       <w:r>
         <w:rPr>
@@ -2705,102 +2600,7 @@
           <w:iCs w:val="0"/>
           <w:color w:val="000000" w:themeColor="text1"/>
         </w:rPr>
-        <w:t xml:space="preserve"> protease allergen were visualised using plots generated in RStudio. (A, B) All miRNAs tested for differential expression (</w:t>
-      </w:r>
-      <w:r>
-        <w:rPr>
-          <w:color w:val="000000" w:themeColor="text1"/>
-        </w:rPr>
-        <w:t>n</w:t>
-      </w:r>
-      <w:r>
-        <w:rPr>
-          <w:i w:val="0"/>
-          <w:iCs w:val="0"/>
-          <w:color w:val="000000" w:themeColor="text1"/>
-        </w:rPr>
-        <w:t>=147) were plotted with e</w:t>
-      </w:r>
-      <w:r>
-        <w:rPr>
-          <w:i w:val="0"/>
-          <w:iCs w:val="0"/>
-          <w:color w:val="000000" w:themeColor="text1"/>
-        </w:rPr>
-        <w:t>ach dot represent</w:t>
-      </w:r>
-      <w:r>
-        <w:rPr>
-          <w:i w:val="0"/>
-          <w:iCs w:val="0"/>
-          <w:color w:val="000000" w:themeColor="text1"/>
-        </w:rPr>
-        <w:t>ing</w:t>
-      </w:r>
-      <w:r>
-        <w:rPr>
-          <w:i w:val="0"/>
-          <w:iCs w:val="0"/>
-          <w:color w:val="000000" w:themeColor="text1"/>
-        </w:rPr>
-        <w:t xml:space="preserve"> an individual miRNA coloured by significance</w:t>
-      </w:r>
-      <w:r>
-        <w:rPr>
-          <w:i w:val="0"/>
-          <w:iCs w:val="0"/>
-          <w:color w:val="000000" w:themeColor="text1"/>
-        </w:rPr>
-        <w:t>. (A) The average log2 counts per million</w:t>
-      </w:r>
-      <w:r>
-        <w:rPr>
-          <w:i w:val="0"/>
-          <w:iCs w:val="0"/>
-          <w:color w:val="000000" w:themeColor="text1"/>
-        </w:rPr>
-        <w:t xml:space="preserve"> (CPM)</w:t>
-      </w:r>
-      <w:r>
-        <w:rPr>
-          <w:i w:val="0"/>
-          <w:iCs w:val="0"/>
-          <w:color w:val="000000" w:themeColor="text1"/>
-        </w:rPr>
-        <w:t xml:space="preserve"> on the x-axis and the log2 fold change in expression compared to untreated samples on the y-axis. (B) </w:t>
-      </w:r>
-      <w:r>
-        <w:rPr>
-          <w:i w:val="0"/>
-          <w:iCs w:val="0"/>
-          <w:color w:val="000000" w:themeColor="text1"/>
-        </w:rPr>
-        <w:lastRenderedPageBreak/>
-        <w:t>Log2 fold change in expression compared to untreated samples shown on the x-axis and significance (</w:t>
-      </w:r>
-      <w:r>
-        <w:rPr>
-          <w:i w:val="0"/>
-          <w:iCs w:val="0"/>
-          <w:color w:val="000000" w:themeColor="text1"/>
-        </w:rPr>
-        <w:t>quasi-likelihood F test</w:t>
-      </w:r>
-      <w:r>
-        <w:rPr>
-          <w:i w:val="0"/>
-          <w:iCs w:val="0"/>
-          <w:color w:val="000000" w:themeColor="text1"/>
-        </w:rPr>
-        <w:t xml:space="preserve"> corrected for multiple testing using Benjamini-Hochberg) converted to -log10 scale on the y-axis. (C) Relative log2 CPM-normalised values for all significantly differentially expressed miRNAs shown for each replicate within the 24</w:t>
-      </w:r>
-      <w:r>
-        <w:rPr>
-          <w:i w:val="0"/>
-          <w:iCs w:val="0"/>
-          <w:color w:val="000000" w:themeColor="text1"/>
-        </w:rPr>
-        <w:t xml:space="preserve"> </w:t>
+        <w:t xml:space="preserve"> protease-treated and untreated groups; replicate numbers are indicated in brackets next to the sample name on the x-axis, miRNA symbols are shown on the y-axis. Replicates and miRNAs are arranged according to closeness, as indicated with dendrograms. Dose is in </w:t>
       </w:r>
       <w:proofErr w:type="spellStart"/>
       <w:r>
@@ -2826,128 +2626,11 @@
           <w:iCs w:val="0"/>
           <w:color w:val="000000" w:themeColor="text1"/>
         </w:rPr>
-        <w:t xml:space="preserve"> protease-treated and untreated groups; replicate numbers are indicated in brackets next to the sample name on the x-axis, miRNA symbols are shown on the y-axis. Replicates and miRNAs are arranged according to closeness, as indicated with dendrograms. D</w:t>
-      </w:r>
-      <w:r>
-        <w:rPr>
-          <w:i w:val="0"/>
-          <w:iCs w:val="0"/>
-          <w:color w:val="000000" w:themeColor="text1"/>
-        </w:rPr>
-        <w:t xml:space="preserve">ose is in </w:t>
-      </w:r>
-      <w:proofErr w:type="spellStart"/>
-      <w:r>
-        <w:rPr>
-          <w:i w:val="0"/>
-          <w:iCs w:val="0"/>
-          <w:color w:val="000000" w:themeColor="text1"/>
-        </w:rPr>
-        <w:t>μg</w:t>
-      </w:r>
-      <w:proofErr w:type="spellEnd"/>
-      <w:r>
-        <w:rPr>
-          <w:i w:val="0"/>
-          <w:iCs w:val="0"/>
-          <w:color w:val="000000" w:themeColor="text1"/>
-        </w:rPr>
-        <w:t>/cm²</w:t>
-      </w:r>
-      <w:r>
-        <w:rPr>
-          <w:i w:val="0"/>
-          <w:iCs w:val="0"/>
-          <w:color w:val="000000" w:themeColor="text1"/>
-        </w:rPr>
         <w:t>.</w:t>
-      </w:r>
-    </w:p>
-    <w:p/>
-    <w:p>
-      <w:pPr>
-        <w:pStyle w:val="ListParagraph"/>
-        <w:numPr>
-          <w:ilvl w:val="0"/>
-          <w:numId w:val="9"/>
-        </w:numPr>
-      </w:pPr>
-      <w:r>
-        <w:t>Profiling of differentially expressed miRNA signatures</w:t>
-      </w:r>
-    </w:p>
-    <w:p>
-      <w:r>
-        <w:t>D</w:t>
-      </w:r>
-      <w:r>
-        <w:t>E miRNAs were compared across exposure conditions within each cell type and between cell types to identify shared expression signatures. Within the primary HBEC experiment, miR-34b-3p was differentially expressed in all four protease exposure groups.</w:t>
-      </w:r>
-      <w:r>
-        <w:t xml:space="preserve"> </w:t>
-      </w:r>
-      <w:r>
-        <w:t xml:space="preserve">miR-3960 was differentially expressed in the 0.08, 2 and 24 </w:t>
-      </w:r>
-      <w:proofErr w:type="spellStart"/>
-      <w:r>
-        <w:t>μg</w:t>
-      </w:r>
-      <w:proofErr w:type="spellEnd"/>
-      <w:r>
-        <w:t xml:space="preserve">/cm² exposure groups, whereas miR-193b-3p and miR-148a-3p were differentially expressed in both the 0.005 and 24 </w:t>
-      </w:r>
-      <w:proofErr w:type="spellStart"/>
-      <w:r>
-        <w:t>μg</w:t>
-      </w:r>
-      <w:proofErr w:type="spellEnd"/>
-      <w:r>
-        <w:t>/cm² exposure groups.</w:t>
-      </w:r>
-      <w:r>
-        <w:t xml:space="preserve"> </w:t>
-      </w:r>
-      <w:r>
-        <w:t>Within the Calu-3 experiment, miR-574-5p was differentially expressed in the Can f 1 and Der p 1 inactive exposure groups.</w:t>
-      </w:r>
-      <w:r>
-        <w:t xml:space="preserve"> </w:t>
-      </w:r>
-      <w:r>
-        <w:t xml:space="preserve">miR-125b-5p was the only miRNA that was differentially expressed across both cell types, being detected in the 24 </w:t>
-      </w:r>
-      <w:proofErr w:type="spellStart"/>
-      <w:r>
-        <w:t>μg</w:t>
-      </w:r>
-      <w:proofErr w:type="spellEnd"/>
-      <w:r>
-        <w:t>/cm² protease-treated primary HBEC samples and the Can f 1-treated Calu-3 samples.</w:t>
-      </w:r>
-    </w:p>
-    <w:p>
-      <w:r>
-        <w:t xml:space="preserve">Further analysis focused on the 24 </w:t>
-      </w:r>
-      <w:proofErr w:type="spellStart"/>
-      <w:r>
-        <w:t>μg</w:t>
-      </w:r>
-      <w:proofErr w:type="spellEnd"/>
-      <w:r>
-        <w:t>/cm² protease-treated primary HBEC group, which contained 2</w:t>
-      </w:r>
-      <w:r>
-        <w:t>7</w:t>
-      </w:r>
-      <w:r>
-        <w:t xml:space="preserve"> DE miRNAs, whereas the remaining exposure groups contained few significantly DE miRNAs. </w:t>
       </w:r>
     </w:p>
     <w:p/>
     <w:p/>
-    <w:p/>
     <w:p>
       <w:r>
         <w:t xml:space="preserve">The distribution of differential expression in the 24 </w:t>
@@ -3030,7 +2713,11 @@
       </w:r>
       <w:proofErr w:type="spellEnd"/>
       <w:r>
-        <w:t>/cm² samples generally exhibited consistent relative miRNA expression across replicates. In contrast, greater variability was observed among untreated replicates, with individual samples displaying distinct expression patterns for several miRNAs, including miR-375-3p (untreated replicate 2) and miR-7704 (untreated replicate 1).</w:t>
+        <w:t xml:space="preserve">/cm² samples generally exhibited consistent relative miRNA expression across replicates. In contrast, greater </w:t>
+      </w:r>
+      <w:r>
+        <w:lastRenderedPageBreak/>
+        <w:t>variability was observed among untreated replicates, with individual samples displaying distinct expression patterns for several miRNAs, including miR-375-3p (untreated replicate 2) and miR-7704 (untreated replicate 1).</w:t>
       </w:r>
     </w:p>
     <w:p/>
@@ -3440,31 +3127,7 @@
           <w:iCs w:val="0"/>
           <w:color w:val="000000" w:themeColor="text1"/>
         </w:rPr>
-        <w:t xml:space="preserve">=27) detected in </w:t>
-      </w:r>
-      <w:r>
-        <w:rPr>
-          <w:i w:val="0"/>
-          <w:iCs w:val="0"/>
-          <w:color w:val="000000" w:themeColor="text1"/>
-        </w:rPr>
-        <w:t xml:space="preserve">primary </w:t>
-      </w:r>
-      <w:r>
-        <w:rPr>
-          <w:i w:val="0"/>
-          <w:iCs w:val="0"/>
-          <w:color w:val="000000" w:themeColor="text1"/>
-        </w:rPr>
-        <w:t>human bronchial epithelial cells</w:t>
-      </w:r>
-      <w:r>
-        <w:rPr>
-          <w:i w:val="0"/>
-          <w:iCs w:val="0"/>
-          <w:color w:val="000000" w:themeColor="text1"/>
-        </w:rPr>
-        <w:t xml:space="preserve"> exposed to </w:t>
+        <w:t xml:space="preserve">=27) detected in primary human bronchial epithelial cells exposed to </w:t>
       </w:r>
       <w:r>
         <w:rPr>
@@ -3506,16 +3169,7 @@
           <w:iCs w:val="0"/>
           <w:color w:val="000000" w:themeColor="text1"/>
         </w:rPr>
-        <w:t xml:space="preserve"> were identified </w:t>
-      </w:r>
-      <w:r>
-        <w:rPr>
-          <w:i w:val="0"/>
-          <w:iCs w:val="0"/>
-          <w:color w:val="000000" w:themeColor="text1"/>
-        </w:rPr>
-        <w:lastRenderedPageBreak/>
-        <w:t xml:space="preserve">from </w:t>
+        <w:t xml:space="preserve"> were identified from </w:t>
       </w:r>
       <w:proofErr w:type="spellStart"/>
       <w:r>
@@ -3591,15 +3245,7 @@
           <w:iCs w:val="0"/>
           <w:color w:val="000000" w:themeColor="text1"/>
         </w:rPr>
-        <w:t xml:space="preserve">on target genes </w:t>
-      </w:r>
-      <w:r>
-        <w:rPr>
-          <w:i w:val="0"/>
-          <w:iCs w:val="0"/>
-          <w:color w:val="000000" w:themeColor="text1"/>
-        </w:rPr>
-        <w:t>(</w:t>
+        <w:t>on target genes (</w:t>
       </w:r>
       <w:r>
         <w:rPr>
@@ -3613,15 +3259,7 @@
           <w:iCs w:val="0"/>
           <w:color w:val="000000" w:themeColor="text1"/>
         </w:rPr>
-        <w:t>=3601)</w:t>
-      </w:r>
-      <w:r>
-        <w:rPr>
-          <w:i w:val="0"/>
-          <w:iCs w:val="0"/>
-          <w:color w:val="000000" w:themeColor="text1"/>
-        </w:rPr>
-        <w:t xml:space="preserve"> from upregulated DE miRNAs (</w:t>
+        <w:t>=3601) from upregulated DE miRNAs (</w:t>
       </w:r>
       <w:r>
         <w:rPr>
@@ -3761,31 +3399,7 @@
           <w:iCs w:val="0"/>
           <w:color w:val="000000" w:themeColor="text1"/>
         </w:rPr>
-        <w:t xml:space="preserve"> &lt; 0.02) associated with upregulated miRNAs. (B) </w:t>
-      </w:r>
-      <w:r>
-        <w:rPr>
-          <w:i w:val="0"/>
-          <w:iCs w:val="0"/>
-          <w:color w:val="000000" w:themeColor="text1"/>
-        </w:rPr>
-        <w:t xml:space="preserve">30 out of the </w:t>
-      </w:r>
-      <w:r>
-        <w:rPr>
-          <w:i w:val="0"/>
-          <w:iCs w:val="0"/>
-          <w:color w:val="000000" w:themeColor="text1"/>
-        </w:rPr>
-        <w:t>4</w:t>
-      </w:r>
-      <w:r>
-        <w:rPr>
-          <w:i w:val="0"/>
-          <w:iCs w:val="0"/>
-          <w:color w:val="000000" w:themeColor="text1"/>
-        </w:rPr>
-        <w:t>64 significantly enriched pathways (</w:t>
+        <w:t xml:space="preserve"> &lt; 0.02) associated with upregulated miRNAs. (B) 30 out of the 464 significantly enriched pathways (</w:t>
       </w:r>
       <w:proofErr w:type="spellStart"/>
       <w:r>
@@ -3803,31 +3417,7 @@
           <w:iCs w:val="0"/>
           <w:color w:val="000000" w:themeColor="text1"/>
         </w:rPr>
-        <w:t xml:space="preserve"> &lt; 0.02) associated with </w:t>
-      </w:r>
-      <w:r>
-        <w:rPr>
-          <w:i w:val="0"/>
-          <w:iCs w:val="0"/>
-          <w:color w:val="000000" w:themeColor="text1"/>
-        </w:rPr>
-        <w:t>down</w:t>
-      </w:r>
-      <w:r>
-        <w:rPr>
-          <w:i w:val="0"/>
-          <w:iCs w:val="0"/>
-          <w:color w:val="000000" w:themeColor="text1"/>
-        </w:rPr>
-        <w:t>regulated miRNAs</w:t>
-      </w:r>
-      <w:r>
-        <w:rPr>
-          <w:i w:val="0"/>
-          <w:iCs w:val="0"/>
-          <w:color w:val="000000" w:themeColor="text1"/>
-        </w:rPr>
-        <w:t>.</w:t>
+        <w:t xml:space="preserve"> &lt; 0.02) associated with downregulated miRNAs.</w:t>
       </w:r>
     </w:p>
     <w:p>
@@ -4014,6 +3604,7 @@
         </w:numPr>
       </w:pPr>
       <w:r>
+        <w:lastRenderedPageBreak/>
         <w:t>Investigating the biological function of DE miRNAs originating from Calu-3 cells</w:t>
       </w:r>
     </w:p>
@@ -4046,7 +3637,6 @@
     </w:p>
     <w:p>
       <w:r>
-        <w:lastRenderedPageBreak/>
         <w:t xml:space="preserve">Overall, substantially more publications were identified for miR-125b-5p than for miR-574-5p. Notably, miR-125b-5p was also the only differentially expressed miRNA observed in both the 24 </w:t>
       </w:r>
       <w:proofErr w:type="spellStart"/>
